--- a/docs/project-context/BUSINESS_PROCESS_SPECIFICATION.docx
+++ b/docs/project-context/BUSINESS_PROCESS_SPECIFICATION.docx
@@ -627,8 +627,6 @@
               </w:rPr>
               <w:t>phone number</w:t>
             </w:r>
-            <w:bookmarkStart w:id="2" w:name="_GoBack"/>
-            <w:bookmarkEnd w:id="2"/>
             <w:r>
               <w:rPr>
                 <w:szCs w:val="22"/>
@@ -805,23 +803,7 @@
                 <w:szCs w:val="22"/>
                 <w:lang w:val="en-US"/>
               </w:rPr>
-              <w:t xml:space="preserve">Clients are required to verify their telephone contacts because that will be a means of communication between the </w:t>
-            </w:r>
-            <w:proofErr w:type="spellStart"/>
-            <w:r>
-              <w:rPr>
-                <w:szCs w:val="22"/>
-                <w:lang w:val="en-US"/>
-              </w:rPr>
-              <w:t>clinets</w:t>
-            </w:r>
-            <w:proofErr w:type="spellEnd"/>
-            <w:r>
-              <w:rPr>
-                <w:szCs w:val="22"/>
-                <w:lang w:val="en-US"/>
-              </w:rPr>
-              <w:t xml:space="preserve"> and the service providers.</w:t>
+              <w:t>Clients are required to verify their telephone contacts because that will be a means of communication between the clinets and the service providers.</w:t>
             </w:r>
           </w:p>
         </w:tc>
@@ -885,7 +867,7 @@
           <w:lang w:val="en-IN"/>
         </w:rPr>
       </w:pPr>
-      <w:bookmarkStart w:id="3" w:name="_Toc202192341"/>
+      <w:bookmarkStart w:id="2" w:name="_Toc202192341"/>
       <w:r>
         <w:rPr>
           <w:lang w:val="en-IN"/>
@@ -1582,31 +1564,7 @@
               <w:rPr>
                 <w:szCs w:val="22"/>
               </w:rPr>
-              <w:t xml:space="preserve">The system sends the </w:t>
-            </w:r>
-            <w:r>
-              <w:rPr>
-                <w:szCs w:val="22"/>
-              </w:rPr>
-              <w:t>Service Provider</w:t>
-            </w:r>
-            <w:r>
-              <w:rPr>
-                <w:szCs w:val="22"/>
-              </w:rPr>
-              <w:t xml:space="preserve"> an SMS verification code which is to be used to verify his / her Service Provider </w:t>
-            </w:r>
-            <w:r>
-              <w:rPr>
-                <w:szCs w:val="22"/>
-              </w:rPr>
-              <w:t>phone number</w:t>
-            </w:r>
-            <w:r>
-              <w:rPr>
-                <w:szCs w:val="22"/>
-              </w:rPr>
-              <w:t>.</w:t>
+              <w:t>The system sends the Service Provider an SMS verification code which is to be used to verify his / her Service Provider phone number.</w:t>
             </w:r>
           </w:p>
           <w:p>
@@ -2057,7 +2015,7 @@
         <w:t xml:space="preserve"> Process</w:t>
       </w:r>
       <w:bookmarkEnd w:id="1"/>
-      <w:bookmarkEnd w:id="3"/>
+      <w:bookmarkEnd w:id="2"/>
       <w:r>
         <w:rPr>
           <w:lang w:val="en-IN"/>
@@ -5633,6 +5591,6042 @@
       </w:tr>
     </w:tbl>
     <w:p/>
+    <w:p>
+      <w:pPr>
+        <w:keepLines w:val="0"/>
+        <w:spacing w:after="160" w:line="259" w:lineRule="auto"/>
+        <w:jc w:val="left"/>
+      </w:pPr>
+      <w:r>
+        <w:br w:type="page"/>
+      </w:r>
+    </w:p>
+    <w:p>
+      <w:pPr>
+        <w:pStyle w:val="Heading1"/>
+        <w:numPr>
+          <w:ilvl w:val="0"/>
+          <w:numId w:val="5"/>
+        </w:numPr>
+        <w:rPr>
+          <w:lang w:val="en-IN"/>
+        </w:rPr>
+      </w:pPr>
+      <w:r>
+        <w:rPr>
+          <w:rFonts w:eastAsiaTheme="minorHAnsi"/>
+          <w:lang w:val="en-IN"/>
+        </w:rPr>
+        <w:lastRenderedPageBreak/>
+        <w:t>KCCA WEYONJE SYSTEM FORMS</w:t>
+      </w:r>
+    </w:p>
+    <w:p>
+      <w:pPr>
+        <w:rPr>
+          <w:i/>
+          <w:u w:val="single"/>
+        </w:rPr>
+      </w:pPr>
+      <w:r>
+        <w:rPr>
+          <w:u w:val="single"/>
+        </w:rPr>
+        <w:t>Defintion of Field status</w:t>
+      </w:r>
+    </w:p>
+    <w:p>
+      <w:r>
+        <w:t>M – Mandatory</w:t>
+      </w:r>
+    </w:p>
+    <w:p>
+      <w:r>
+        <w:t>O – Optional</w:t>
+      </w:r>
+    </w:p>
+    <w:p>
+      <w:r>
+        <w:t>C – Conditional</w:t>
+      </w:r>
+    </w:p>
+    <w:p>
+      <w:r>
+        <w:t>Mp – Multiple</w:t>
+      </w:r>
+    </w:p>
+    <w:p>
+      <w:pPr>
+        <w:rPr>
+          <w:i/>
+        </w:rPr>
+      </w:pPr>
+      <w:r>
+        <w:rPr>
+          <w:i/>
+        </w:rPr>
+        <w:t>AP</w:t>
+      </w:r>
+      <w:r>
+        <w:rPr>
+          <w:i/>
+        </w:rPr>
+        <w:t xml:space="preserve"> </w:t>
+      </w:r>
+      <w:r>
+        <w:t>–</w:t>
+      </w:r>
+      <w:r>
+        <w:rPr>
+          <w:i/>
+        </w:rPr>
+        <w:t xml:space="preserve"> </w:t>
+      </w:r>
+      <w:r>
+        <w:rPr>
+          <w:i/>
+        </w:rPr>
+        <w:t>Auto populate</w:t>
+      </w:r>
+    </w:p>
+    <w:p>
+      <w:pPr>
+        <w:pStyle w:val="Heading2"/>
+        <w:numPr>
+          <w:ilvl w:val="1"/>
+          <w:numId w:val="5"/>
+        </w:numPr>
+      </w:pPr>
+      <w:r>
+        <w:t xml:space="preserve">Weyonje Client Self-Registration Form </w:t>
+      </w:r>
+    </w:p>
+    <w:tbl>
+      <w:tblPr>
+        <w:tblW w:w="5928" w:type="pct"/>
+        <w:tblInd w:w="-572" w:type="dxa"/>
+        <w:tblLayout w:type="fixed"/>
+        <w:tblLook w:val="0000" w:firstRow="0" w:lastRow="0" w:firstColumn="0" w:lastColumn="0" w:noHBand="0" w:noVBand="0"/>
+      </w:tblPr>
+      <w:tblGrid>
+        <w:gridCol w:w="1023"/>
+        <w:gridCol w:w="2605"/>
+        <w:gridCol w:w="1259"/>
+        <w:gridCol w:w="900"/>
+        <w:gridCol w:w="1882"/>
+        <w:gridCol w:w="3416"/>
+      </w:tblGrid>
+      <w:tr>
+        <w:trPr>
+          <w:trHeight w:val="510"/>
+          <w:tblHeader/>
+        </w:trPr>
+        <w:tc>
+          <w:tcPr>
+            <w:tcW w:w="461" w:type="pct"/>
+            <w:tcBorders>
+              <w:top w:val="single" w:sz="4" w:space="0" w:color="auto"/>
+              <w:left w:val="single" w:sz="4" w:space="0" w:color="auto"/>
+              <w:bottom w:val="single" w:sz="4" w:space="0" w:color="auto"/>
+              <w:right w:val="single" w:sz="4" w:space="0" w:color="auto"/>
+            </w:tcBorders>
+            <w:shd w:val="clear" w:color="auto" w:fill="B4C6E7" w:themeFill="accent1" w:themeFillTint="66"/>
+            <w:vAlign w:val="center"/>
+          </w:tcPr>
+          <w:p>
+            <w:pPr>
+              <w:rPr>
+                <w:b/>
+                <w:bCs/>
+                <w:color w:val="000000" w:themeColor="text1"/>
+                <w:szCs w:val="22"/>
+              </w:rPr>
+            </w:pPr>
+            <w:r>
+              <w:rPr>
+                <w:b/>
+                <w:bCs/>
+                <w:color w:val="000000" w:themeColor="text1"/>
+                <w:szCs w:val="22"/>
+              </w:rPr>
+              <w:t>Sr. No.</w:t>
+            </w:r>
+          </w:p>
+        </w:tc>
+        <w:tc>
+          <w:tcPr>
+            <w:tcW w:w="1175" w:type="pct"/>
+            <w:tcBorders>
+              <w:top w:val="single" w:sz="4" w:space="0" w:color="auto"/>
+              <w:left w:val="nil"/>
+              <w:bottom w:val="single" w:sz="4" w:space="0" w:color="auto"/>
+              <w:right w:val="single" w:sz="4" w:space="0" w:color="auto"/>
+            </w:tcBorders>
+            <w:shd w:val="clear" w:color="auto" w:fill="B4C6E7" w:themeFill="accent1" w:themeFillTint="66"/>
+            <w:vAlign w:val="center"/>
+          </w:tcPr>
+          <w:p>
+            <w:pPr>
+              <w:rPr>
+                <w:b/>
+                <w:bCs/>
+                <w:color w:val="000000" w:themeColor="text1"/>
+                <w:szCs w:val="22"/>
+              </w:rPr>
+            </w:pPr>
+            <w:r>
+              <w:rPr>
+                <w:b/>
+                <w:bCs/>
+                <w:color w:val="000000" w:themeColor="text1"/>
+                <w:szCs w:val="22"/>
+              </w:rPr>
+              <w:t>Field Name</w:t>
+            </w:r>
+          </w:p>
+        </w:tc>
+        <w:tc>
+          <w:tcPr>
+            <w:tcW w:w="568" w:type="pct"/>
+            <w:tcBorders>
+              <w:top w:val="single" w:sz="4" w:space="0" w:color="auto"/>
+              <w:left w:val="nil"/>
+              <w:bottom w:val="single" w:sz="4" w:space="0" w:color="auto"/>
+              <w:right w:val="single" w:sz="4" w:space="0" w:color="auto"/>
+            </w:tcBorders>
+            <w:shd w:val="clear" w:color="auto" w:fill="B4C6E7" w:themeFill="accent1" w:themeFillTint="66"/>
+            <w:vAlign w:val="center"/>
+          </w:tcPr>
+          <w:p>
+            <w:pPr>
+              <w:rPr>
+                <w:b/>
+                <w:bCs/>
+                <w:color w:val="000000" w:themeColor="text1"/>
+                <w:szCs w:val="22"/>
+              </w:rPr>
+            </w:pPr>
+            <w:r>
+              <w:rPr>
+                <w:b/>
+                <w:bCs/>
+                <w:color w:val="000000" w:themeColor="text1"/>
+                <w:szCs w:val="22"/>
+              </w:rPr>
+              <w:t>Sub-Field Name</w:t>
+            </w:r>
+          </w:p>
+        </w:tc>
+        <w:tc>
+          <w:tcPr>
+            <w:tcW w:w="406" w:type="pct"/>
+            <w:tcBorders>
+              <w:top w:val="single" w:sz="4" w:space="0" w:color="auto"/>
+              <w:left w:val="single" w:sz="4" w:space="0" w:color="auto"/>
+              <w:bottom w:val="single" w:sz="4" w:space="0" w:color="auto"/>
+              <w:right w:val="single" w:sz="4" w:space="0" w:color="auto"/>
+            </w:tcBorders>
+            <w:shd w:val="clear" w:color="auto" w:fill="B4C6E7" w:themeFill="accent1" w:themeFillTint="66"/>
+            <w:vAlign w:val="center"/>
+          </w:tcPr>
+          <w:p>
+            <w:pPr>
+              <w:rPr>
+                <w:b/>
+                <w:bCs/>
+                <w:color w:val="000000" w:themeColor="text1"/>
+                <w:szCs w:val="22"/>
+              </w:rPr>
+            </w:pPr>
+            <w:r>
+              <w:rPr>
+                <w:b/>
+                <w:bCs/>
+                <w:color w:val="000000" w:themeColor="text1"/>
+                <w:szCs w:val="22"/>
+              </w:rPr>
+              <w:t>Field Status</w:t>
+            </w:r>
+          </w:p>
+        </w:tc>
+        <w:tc>
+          <w:tcPr>
+            <w:tcW w:w="849" w:type="pct"/>
+            <w:tcBorders>
+              <w:top w:val="single" w:sz="4" w:space="0" w:color="auto"/>
+              <w:left w:val="nil"/>
+              <w:bottom w:val="single" w:sz="4" w:space="0" w:color="auto"/>
+              <w:right w:val="single" w:sz="4" w:space="0" w:color="auto"/>
+            </w:tcBorders>
+            <w:shd w:val="clear" w:color="auto" w:fill="B4C6E7" w:themeFill="accent1" w:themeFillTint="66"/>
+            <w:vAlign w:val="center"/>
+          </w:tcPr>
+          <w:p>
+            <w:pPr>
+              <w:rPr>
+                <w:b/>
+                <w:bCs/>
+                <w:color w:val="000000" w:themeColor="text1"/>
+                <w:szCs w:val="22"/>
+              </w:rPr>
+            </w:pPr>
+            <w:r>
+              <w:rPr>
+                <w:b/>
+                <w:bCs/>
+                <w:color w:val="000000" w:themeColor="text1"/>
+                <w:szCs w:val="22"/>
+              </w:rPr>
+              <w:t>Reference For conditional field</w:t>
+            </w:r>
+          </w:p>
+        </w:tc>
+        <w:tc>
+          <w:tcPr>
+            <w:tcW w:w="1541" w:type="pct"/>
+            <w:tcBorders>
+              <w:top w:val="single" w:sz="4" w:space="0" w:color="auto"/>
+              <w:left w:val="nil"/>
+              <w:bottom w:val="single" w:sz="4" w:space="0" w:color="auto"/>
+              <w:right w:val="single" w:sz="4" w:space="0" w:color="auto"/>
+            </w:tcBorders>
+            <w:shd w:val="clear" w:color="auto" w:fill="B4C6E7" w:themeFill="accent1" w:themeFillTint="66"/>
+            <w:vAlign w:val="center"/>
+          </w:tcPr>
+          <w:p>
+            <w:pPr>
+              <w:rPr>
+                <w:b/>
+                <w:bCs/>
+                <w:color w:val="000000" w:themeColor="text1"/>
+                <w:szCs w:val="22"/>
+              </w:rPr>
+            </w:pPr>
+            <w:r>
+              <w:rPr>
+                <w:b/>
+                <w:bCs/>
+                <w:color w:val="000000" w:themeColor="text1"/>
+                <w:szCs w:val="22"/>
+              </w:rPr>
+              <w:t>Remarks</w:t>
+            </w:r>
+          </w:p>
+        </w:tc>
+      </w:tr>
+      <w:tr>
+        <w:trPr>
+          <w:trHeight w:val="510"/>
+        </w:trPr>
+        <w:tc>
+          <w:tcPr>
+            <w:tcW w:w="461" w:type="pct"/>
+            <w:tcBorders>
+              <w:top w:val="single" w:sz="4" w:space="0" w:color="auto"/>
+              <w:left w:val="single" w:sz="4" w:space="0" w:color="auto"/>
+              <w:bottom w:val="single" w:sz="4" w:space="0" w:color="auto"/>
+              <w:right w:val="single" w:sz="4" w:space="0" w:color="auto"/>
+            </w:tcBorders>
+            <w:vAlign w:val="center"/>
+          </w:tcPr>
+          <w:p>
+            <w:pPr>
+              <w:pStyle w:val="ListParagraph"/>
+              <w:numPr>
+                <w:ilvl w:val="0"/>
+                <w:numId w:val="20"/>
+              </w:numPr>
+              <w:rPr>
+                <w:color w:val="000000" w:themeColor="text1"/>
+                <w:szCs w:val="22"/>
+              </w:rPr>
+            </w:pPr>
+          </w:p>
+        </w:tc>
+        <w:tc>
+          <w:tcPr>
+            <w:tcW w:w="1175" w:type="pct"/>
+            <w:tcBorders>
+              <w:top w:val="single" w:sz="4" w:space="0" w:color="auto"/>
+              <w:left w:val="nil"/>
+              <w:bottom w:val="single" w:sz="4" w:space="0" w:color="auto"/>
+              <w:right w:val="single" w:sz="4" w:space="0" w:color="auto"/>
+            </w:tcBorders>
+            <w:vAlign w:val="center"/>
+          </w:tcPr>
+          <w:p>
+            <w:pPr>
+              <w:rPr>
+                <w:color w:val="000000" w:themeColor="text1"/>
+                <w:szCs w:val="22"/>
+              </w:rPr>
+            </w:pPr>
+            <w:r>
+              <w:rPr>
+                <w:color w:val="000000" w:themeColor="text1"/>
+                <w:szCs w:val="22"/>
+              </w:rPr>
+              <w:t>Client Type</w:t>
+            </w:r>
+          </w:p>
+        </w:tc>
+        <w:tc>
+          <w:tcPr>
+            <w:tcW w:w="568" w:type="pct"/>
+            <w:tcBorders>
+              <w:top w:val="single" w:sz="4" w:space="0" w:color="auto"/>
+              <w:left w:val="nil"/>
+              <w:bottom w:val="single" w:sz="4" w:space="0" w:color="auto"/>
+              <w:right w:val="single" w:sz="4" w:space="0" w:color="auto"/>
+            </w:tcBorders>
+          </w:tcPr>
+          <w:p>
+            <w:pPr>
+              <w:rPr>
+                <w:color w:val="000000" w:themeColor="text1"/>
+                <w:szCs w:val="22"/>
+              </w:rPr>
+            </w:pPr>
+          </w:p>
+        </w:tc>
+        <w:tc>
+          <w:tcPr>
+            <w:tcW w:w="406" w:type="pct"/>
+            <w:tcBorders>
+              <w:top w:val="single" w:sz="4" w:space="0" w:color="auto"/>
+              <w:left w:val="single" w:sz="4" w:space="0" w:color="auto"/>
+              <w:bottom w:val="single" w:sz="4" w:space="0" w:color="auto"/>
+              <w:right w:val="single" w:sz="4" w:space="0" w:color="auto"/>
+            </w:tcBorders>
+            <w:vAlign w:val="center"/>
+          </w:tcPr>
+          <w:p>
+            <w:pPr>
+              <w:jc w:val="center"/>
+              <w:rPr>
+                <w:color w:val="000000" w:themeColor="text1"/>
+                <w:szCs w:val="22"/>
+              </w:rPr>
+            </w:pPr>
+            <w:r>
+              <w:rPr>
+                <w:color w:val="000000" w:themeColor="text1"/>
+                <w:szCs w:val="22"/>
+              </w:rPr>
+              <w:t>M</w:t>
+            </w:r>
+          </w:p>
+        </w:tc>
+        <w:tc>
+          <w:tcPr>
+            <w:tcW w:w="849" w:type="pct"/>
+            <w:tcBorders>
+              <w:top w:val="single" w:sz="4" w:space="0" w:color="auto"/>
+              <w:left w:val="nil"/>
+              <w:bottom w:val="single" w:sz="4" w:space="0" w:color="auto"/>
+              <w:right w:val="single" w:sz="4" w:space="0" w:color="auto"/>
+            </w:tcBorders>
+            <w:vAlign w:val="center"/>
+          </w:tcPr>
+          <w:p>
+            <w:pPr>
+              <w:rPr>
+                <w:color w:val="000000" w:themeColor="text1"/>
+                <w:szCs w:val="22"/>
+              </w:rPr>
+            </w:pPr>
+          </w:p>
+        </w:tc>
+        <w:tc>
+          <w:tcPr>
+            <w:tcW w:w="1541" w:type="pct"/>
+            <w:tcBorders>
+              <w:top w:val="single" w:sz="4" w:space="0" w:color="auto"/>
+              <w:left w:val="nil"/>
+              <w:bottom w:val="single" w:sz="4" w:space="0" w:color="auto"/>
+              <w:right w:val="single" w:sz="4" w:space="0" w:color="auto"/>
+            </w:tcBorders>
+            <w:vAlign w:val="center"/>
+          </w:tcPr>
+          <w:p>
+            <w:pPr>
+              <w:rPr>
+                <w:color w:val="000000" w:themeColor="text1"/>
+                <w:szCs w:val="22"/>
+              </w:rPr>
+            </w:pPr>
+            <w:r>
+              <w:rPr>
+                <w:color w:val="000000" w:themeColor="text1"/>
+                <w:szCs w:val="22"/>
+              </w:rPr>
+              <w:t>This is a single-select dropdown list with the following options;</w:t>
+            </w:r>
+          </w:p>
+          <w:p>
+            <w:pPr>
+              <w:pStyle w:val="ListParagraph"/>
+              <w:numPr>
+                <w:ilvl w:val="0"/>
+                <w:numId w:val="21"/>
+              </w:numPr>
+              <w:rPr>
+                <w:color w:val="000000" w:themeColor="text1"/>
+                <w:szCs w:val="22"/>
+              </w:rPr>
+            </w:pPr>
+            <w:r>
+              <w:rPr>
+                <w:color w:val="000000" w:themeColor="text1"/>
+                <w:szCs w:val="22"/>
+              </w:rPr>
+              <w:t>Individual</w:t>
+            </w:r>
+          </w:p>
+          <w:p>
+            <w:pPr>
+              <w:pStyle w:val="ListParagraph"/>
+              <w:numPr>
+                <w:ilvl w:val="0"/>
+                <w:numId w:val="21"/>
+              </w:numPr>
+              <w:rPr>
+                <w:color w:val="000000" w:themeColor="text1"/>
+                <w:szCs w:val="22"/>
+              </w:rPr>
+            </w:pPr>
+            <w:r>
+              <w:rPr>
+                <w:color w:val="000000" w:themeColor="text1"/>
+                <w:szCs w:val="22"/>
+              </w:rPr>
+              <w:t>Company / Organization</w:t>
+            </w:r>
+          </w:p>
+          <w:p>
+            <w:pPr>
+              <w:rPr>
+                <w:color w:val="000000" w:themeColor="text1"/>
+                <w:szCs w:val="22"/>
+              </w:rPr>
+            </w:pPr>
+          </w:p>
+        </w:tc>
+      </w:tr>
+      <w:tr>
+        <w:trPr>
+          <w:trHeight w:val="510"/>
+        </w:trPr>
+        <w:tc>
+          <w:tcPr>
+            <w:tcW w:w="461" w:type="pct"/>
+            <w:tcBorders>
+              <w:top w:val="single" w:sz="4" w:space="0" w:color="auto"/>
+              <w:left w:val="single" w:sz="4" w:space="0" w:color="auto"/>
+              <w:bottom w:val="single" w:sz="4" w:space="0" w:color="auto"/>
+              <w:right w:val="single" w:sz="4" w:space="0" w:color="auto"/>
+            </w:tcBorders>
+            <w:vAlign w:val="center"/>
+          </w:tcPr>
+          <w:p>
+            <w:pPr>
+              <w:pStyle w:val="ListParagraph"/>
+              <w:numPr>
+                <w:ilvl w:val="0"/>
+                <w:numId w:val="20"/>
+              </w:numPr>
+              <w:rPr>
+                <w:color w:val="000000" w:themeColor="text1"/>
+                <w:szCs w:val="22"/>
+              </w:rPr>
+            </w:pPr>
+          </w:p>
+        </w:tc>
+        <w:tc>
+          <w:tcPr>
+            <w:tcW w:w="1175" w:type="pct"/>
+            <w:tcBorders>
+              <w:top w:val="single" w:sz="4" w:space="0" w:color="auto"/>
+              <w:left w:val="nil"/>
+              <w:bottom w:val="single" w:sz="4" w:space="0" w:color="auto"/>
+              <w:right w:val="single" w:sz="4" w:space="0" w:color="auto"/>
+            </w:tcBorders>
+            <w:vAlign w:val="center"/>
+          </w:tcPr>
+          <w:p>
+            <w:pPr>
+              <w:rPr>
+                <w:color w:val="000000" w:themeColor="text1"/>
+                <w:szCs w:val="22"/>
+              </w:rPr>
+            </w:pPr>
+            <w:r>
+              <w:rPr>
+                <w:color w:val="000000" w:themeColor="text1"/>
+                <w:szCs w:val="22"/>
+              </w:rPr>
+              <w:t>First Name</w:t>
+            </w:r>
+          </w:p>
+        </w:tc>
+        <w:tc>
+          <w:tcPr>
+            <w:tcW w:w="568" w:type="pct"/>
+            <w:tcBorders>
+              <w:top w:val="single" w:sz="4" w:space="0" w:color="auto"/>
+              <w:left w:val="nil"/>
+              <w:bottom w:val="single" w:sz="4" w:space="0" w:color="auto"/>
+              <w:right w:val="single" w:sz="4" w:space="0" w:color="auto"/>
+            </w:tcBorders>
+          </w:tcPr>
+          <w:p>
+            <w:pPr>
+              <w:rPr>
+                <w:color w:val="000000" w:themeColor="text1"/>
+                <w:szCs w:val="22"/>
+              </w:rPr>
+            </w:pPr>
+          </w:p>
+        </w:tc>
+        <w:tc>
+          <w:tcPr>
+            <w:tcW w:w="406" w:type="pct"/>
+            <w:tcBorders>
+              <w:top w:val="single" w:sz="4" w:space="0" w:color="auto"/>
+              <w:left w:val="single" w:sz="4" w:space="0" w:color="auto"/>
+              <w:bottom w:val="single" w:sz="4" w:space="0" w:color="auto"/>
+              <w:right w:val="single" w:sz="4" w:space="0" w:color="auto"/>
+            </w:tcBorders>
+            <w:vAlign w:val="center"/>
+          </w:tcPr>
+          <w:p>
+            <w:pPr>
+              <w:jc w:val="center"/>
+              <w:rPr>
+                <w:color w:val="000000" w:themeColor="text1"/>
+                <w:szCs w:val="22"/>
+              </w:rPr>
+            </w:pPr>
+            <w:r>
+              <w:rPr>
+                <w:color w:val="000000" w:themeColor="text1"/>
+                <w:szCs w:val="22"/>
+              </w:rPr>
+              <w:t>C / M</w:t>
+            </w:r>
+          </w:p>
+        </w:tc>
+        <w:tc>
+          <w:tcPr>
+            <w:tcW w:w="849" w:type="pct"/>
+            <w:tcBorders>
+              <w:top w:val="single" w:sz="4" w:space="0" w:color="auto"/>
+              <w:left w:val="nil"/>
+              <w:bottom w:val="single" w:sz="4" w:space="0" w:color="auto"/>
+              <w:right w:val="single" w:sz="4" w:space="0" w:color="auto"/>
+            </w:tcBorders>
+            <w:vAlign w:val="center"/>
+          </w:tcPr>
+          <w:p>
+            <w:pPr>
+              <w:rPr>
+                <w:color w:val="000000" w:themeColor="text1"/>
+                <w:szCs w:val="22"/>
+              </w:rPr>
+            </w:pPr>
+            <w:r>
+              <w:rPr>
+                <w:color w:val="000000" w:themeColor="text1"/>
+                <w:szCs w:val="22"/>
+              </w:rPr>
+              <w:t xml:space="preserve">Only active if the Client selects the option; </w:t>
+            </w:r>
+            <w:r>
+              <w:rPr>
+                <w:b/>
+                <w:color w:val="000000" w:themeColor="text1"/>
+                <w:szCs w:val="22"/>
+              </w:rPr>
+              <w:t>“</w:t>
+            </w:r>
+            <w:r>
+              <w:rPr>
+                <w:b/>
+                <w:color w:val="000000" w:themeColor="text1"/>
+                <w:szCs w:val="22"/>
+              </w:rPr>
+              <w:t>Individual”</w:t>
+            </w:r>
+            <w:r>
+              <w:rPr>
+                <w:color w:val="000000" w:themeColor="text1"/>
+                <w:szCs w:val="22"/>
+              </w:rPr>
+              <w:t xml:space="preserve"> in the </w:t>
+            </w:r>
+            <w:r>
+              <w:rPr>
+                <w:b/>
+                <w:color w:val="000000" w:themeColor="text1"/>
+                <w:szCs w:val="22"/>
+              </w:rPr>
+              <w:t>Client Type</w:t>
+            </w:r>
+            <w:r>
+              <w:rPr>
+                <w:b/>
+                <w:color w:val="000000" w:themeColor="text1"/>
+                <w:szCs w:val="22"/>
+              </w:rPr>
+              <w:t xml:space="preserve"> field</w:t>
+            </w:r>
+            <w:r>
+              <w:rPr>
+                <w:color w:val="000000" w:themeColor="text1"/>
+                <w:szCs w:val="22"/>
+              </w:rPr>
+              <w:t xml:space="preserve"> above.</w:t>
+            </w:r>
+          </w:p>
+        </w:tc>
+        <w:tc>
+          <w:tcPr>
+            <w:tcW w:w="1541" w:type="pct"/>
+            <w:tcBorders>
+              <w:top w:val="single" w:sz="4" w:space="0" w:color="auto"/>
+              <w:left w:val="nil"/>
+              <w:bottom w:val="single" w:sz="4" w:space="0" w:color="auto"/>
+              <w:right w:val="single" w:sz="4" w:space="0" w:color="auto"/>
+            </w:tcBorders>
+            <w:vAlign w:val="center"/>
+          </w:tcPr>
+          <w:p>
+            <w:pPr>
+              <w:rPr>
+                <w:color w:val="000000" w:themeColor="text1"/>
+                <w:szCs w:val="22"/>
+              </w:rPr>
+            </w:pPr>
+            <w:r>
+              <w:rPr>
+                <w:color w:val="000000" w:themeColor="text1"/>
+                <w:szCs w:val="22"/>
+              </w:rPr>
+              <w:t>Open text field</w:t>
+            </w:r>
+          </w:p>
+        </w:tc>
+      </w:tr>
+      <w:tr>
+        <w:trPr>
+          <w:trHeight w:val="510"/>
+        </w:trPr>
+        <w:tc>
+          <w:tcPr>
+            <w:tcW w:w="461" w:type="pct"/>
+            <w:tcBorders>
+              <w:top w:val="single" w:sz="4" w:space="0" w:color="auto"/>
+              <w:left w:val="single" w:sz="4" w:space="0" w:color="auto"/>
+              <w:bottom w:val="single" w:sz="4" w:space="0" w:color="auto"/>
+              <w:right w:val="single" w:sz="4" w:space="0" w:color="auto"/>
+            </w:tcBorders>
+            <w:vAlign w:val="center"/>
+          </w:tcPr>
+          <w:p>
+            <w:pPr>
+              <w:pStyle w:val="ListParagraph"/>
+              <w:numPr>
+                <w:ilvl w:val="0"/>
+                <w:numId w:val="20"/>
+              </w:numPr>
+              <w:rPr>
+                <w:color w:val="000000" w:themeColor="text1"/>
+                <w:szCs w:val="22"/>
+              </w:rPr>
+            </w:pPr>
+          </w:p>
+        </w:tc>
+        <w:tc>
+          <w:tcPr>
+            <w:tcW w:w="1175" w:type="pct"/>
+            <w:tcBorders>
+              <w:top w:val="single" w:sz="4" w:space="0" w:color="auto"/>
+              <w:left w:val="nil"/>
+              <w:bottom w:val="single" w:sz="4" w:space="0" w:color="auto"/>
+              <w:right w:val="single" w:sz="4" w:space="0" w:color="auto"/>
+            </w:tcBorders>
+            <w:vAlign w:val="center"/>
+          </w:tcPr>
+          <w:p>
+            <w:pPr>
+              <w:rPr>
+                <w:color w:val="000000" w:themeColor="text1"/>
+                <w:szCs w:val="22"/>
+              </w:rPr>
+            </w:pPr>
+            <w:r>
+              <w:rPr>
+                <w:color w:val="000000" w:themeColor="text1"/>
+                <w:szCs w:val="22"/>
+              </w:rPr>
+              <w:t>Last Name</w:t>
+            </w:r>
+          </w:p>
+        </w:tc>
+        <w:tc>
+          <w:tcPr>
+            <w:tcW w:w="568" w:type="pct"/>
+            <w:tcBorders>
+              <w:top w:val="single" w:sz="4" w:space="0" w:color="auto"/>
+              <w:left w:val="nil"/>
+              <w:bottom w:val="single" w:sz="4" w:space="0" w:color="auto"/>
+              <w:right w:val="single" w:sz="4" w:space="0" w:color="auto"/>
+            </w:tcBorders>
+          </w:tcPr>
+          <w:p>
+            <w:pPr>
+              <w:rPr>
+                <w:color w:val="000000" w:themeColor="text1"/>
+                <w:szCs w:val="22"/>
+              </w:rPr>
+            </w:pPr>
+          </w:p>
+        </w:tc>
+        <w:tc>
+          <w:tcPr>
+            <w:tcW w:w="406" w:type="pct"/>
+            <w:tcBorders>
+              <w:top w:val="single" w:sz="4" w:space="0" w:color="auto"/>
+              <w:left w:val="single" w:sz="4" w:space="0" w:color="auto"/>
+              <w:bottom w:val="single" w:sz="4" w:space="0" w:color="auto"/>
+              <w:right w:val="single" w:sz="4" w:space="0" w:color="auto"/>
+            </w:tcBorders>
+            <w:vAlign w:val="center"/>
+          </w:tcPr>
+          <w:p>
+            <w:pPr>
+              <w:jc w:val="center"/>
+              <w:rPr>
+                <w:color w:val="000000" w:themeColor="text1"/>
+                <w:szCs w:val="22"/>
+              </w:rPr>
+            </w:pPr>
+            <w:r>
+              <w:rPr>
+                <w:color w:val="000000" w:themeColor="text1"/>
+                <w:szCs w:val="22"/>
+              </w:rPr>
+              <w:t>C / M</w:t>
+            </w:r>
+          </w:p>
+        </w:tc>
+        <w:tc>
+          <w:tcPr>
+            <w:tcW w:w="849" w:type="pct"/>
+            <w:tcBorders>
+              <w:top w:val="single" w:sz="4" w:space="0" w:color="auto"/>
+              <w:left w:val="nil"/>
+              <w:bottom w:val="single" w:sz="4" w:space="0" w:color="auto"/>
+              <w:right w:val="single" w:sz="4" w:space="0" w:color="auto"/>
+            </w:tcBorders>
+            <w:vAlign w:val="center"/>
+          </w:tcPr>
+          <w:p>
+            <w:pPr>
+              <w:rPr>
+                <w:color w:val="000000" w:themeColor="text1"/>
+                <w:szCs w:val="22"/>
+              </w:rPr>
+            </w:pPr>
+            <w:r>
+              <w:rPr>
+                <w:color w:val="000000" w:themeColor="text1"/>
+                <w:szCs w:val="22"/>
+              </w:rPr>
+              <w:t xml:space="preserve">Only active if the Client selects the option; </w:t>
+            </w:r>
+            <w:r>
+              <w:rPr>
+                <w:b/>
+                <w:color w:val="000000" w:themeColor="text1"/>
+                <w:szCs w:val="22"/>
+              </w:rPr>
+              <w:t>“</w:t>
+            </w:r>
+            <w:r>
+              <w:rPr>
+                <w:b/>
+                <w:color w:val="000000" w:themeColor="text1"/>
+                <w:szCs w:val="22"/>
+              </w:rPr>
+              <w:t>Individual”</w:t>
+            </w:r>
+            <w:r>
+              <w:rPr>
+                <w:color w:val="000000" w:themeColor="text1"/>
+                <w:szCs w:val="22"/>
+              </w:rPr>
+              <w:t xml:space="preserve"> in the </w:t>
+            </w:r>
+            <w:r>
+              <w:rPr>
+                <w:b/>
+                <w:color w:val="000000" w:themeColor="text1"/>
+                <w:szCs w:val="22"/>
+              </w:rPr>
+              <w:t>Client Type</w:t>
+            </w:r>
+            <w:r>
+              <w:rPr>
+                <w:b/>
+                <w:color w:val="000000" w:themeColor="text1"/>
+                <w:szCs w:val="22"/>
+              </w:rPr>
+              <w:t xml:space="preserve"> field</w:t>
+            </w:r>
+            <w:r>
+              <w:rPr>
+                <w:color w:val="000000" w:themeColor="text1"/>
+                <w:szCs w:val="22"/>
+              </w:rPr>
+              <w:t xml:space="preserve"> above.</w:t>
+            </w:r>
+          </w:p>
+        </w:tc>
+        <w:tc>
+          <w:tcPr>
+            <w:tcW w:w="1541" w:type="pct"/>
+            <w:tcBorders>
+              <w:top w:val="single" w:sz="4" w:space="0" w:color="auto"/>
+              <w:left w:val="nil"/>
+              <w:bottom w:val="single" w:sz="4" w:space="0" w:color="auto"/>
+              <w:right w:val="single" w:sz="4" w:space="0" w:color="auto"/>
+            </w:tcBorders>
+            <w:vAlign w:val="center"/>
+          </w:tcPr>
+          <w:p>
+            <w:pPr>
+              <w:rPr>
+                <w:color w:val="000000" w:themeColor="text1"/>
+                <w:szCs w:val="22"/>
+              </w:rPr>
+            </w:pPr>
+            <w:r>
+              <w:rPr>
+                <w:color w:val="000000" w:themeColor="text1"/>
+                <w:szCs w:val="22"/>
+              </w:rPr>
+              <w:t>Open text field</w:t>
+            </w:r>
+          </w:p>
+        </w:tc>
+      </w:tr>
+      <w:tr>
+        <w:trPr>
+          <w:trHeight w:val="510"/>
+        </w:trPr>
+        <w:tc>
+          <w:tcPr>
+            <w:tcW w:w="461" w:type="pct"/>
+            <w:tcBorders>
+              <w:top w:val="single" w:sz="4" w:space="0" w:color="auto"/>
+              <w:left w:val="single" w:sz="4" w:space="0" w:color="auto"/>
+              <w:bottom w:val="single" w:sz="4" w:space="0" w:color="auto"/>
+              <w:right w:val="single" w:sz="4" w:space="0" w:color="auto"/>
+            </w:tcBorders>
+            <w:vAlign w:val="center"/>
+          </w:tcPr>
+          <w:p>
+            <w:pPr>
+              <w:pStyle w:val="ListParagraph"/>
+              <w:numPr>
+                <w:ilvl w:val="0"/>
+                <w:numId w:val="20"/>
+              </w:numPr>
+              <w:rPr>
+                <w:color w:val="000000" w:themeColor="text1"/>
+                <w:szCs w:val="22"/>
+              </w:rPr>
+            </w:pPr>
+          </w:p>
+        </w:tc>
+        <w:tc>
+          <w:tcPr>
+            <w:tcW w:w="1175" w:type="pct"/>
+            <w:tcBorders>
+              <w:top w:val="single" w:sz="4" w:space="0" w:color="auto"/>
+              <w:left w:val="nil"/>
+              <w:bottom w:val="single" w:sz="4" w:space="0" w:color="auto"/>
+              <w:right w:val="single" w:sz="4" w:space="0" w:color="auto"/>
+            </w:tcBorders>
+            <w:vAlign w:val="center"/>
+          </w:tcPr>
+          <w:p>
+            <w:pPr>
+              <w:rPr>
+                <w:color w:val="000000" w:themeColor="text1"/>
+                <w:szCs w:val="22"/>
+              </w:rPr>
+            </w:pPr>
+            <w:r>
+              <w:rPr>
+                <w:color w:val="000000" w:themeColor="text1"/>
+                <w:szCs w:val="22"/>
+              </w:rPr>
+              <w:t>Company / Organization Name</w:t>
+            </w:r>
+          </w:p>
+        </w:tc>
+        <w:tc>
+          <w:tcPr>
+            <w:tcW w:w="568" w:type="pct"/>
+            <w:tcBorders>
+              <w:top w:val="single" w:sz="4" w:space="0" w:color="auto"/>
+              <w:left w:val="nil"/>
+              <w:bottom w:val="single" w:sz="4" w:space="0" w:color="auto"/>
+              <w:right w:val="single" w:sz="4" w:space="0" w:color="auto"/>
+            </w:tcBorders>
+          </w:tcPr>
+          <w:p>
+            <w:pPr>
+              <w:rPr>
+                <w:color w:val="000000" w:themeColor="text1"/>
+                <w:szCs w:val="22"/>
+              </w:rPr>
+            </w:pPr>
+          </w:p>
+        </w:tc>
+        <w:tc>
+          <w:tcPr>
+            <w:tcW w:w="406" w:type="pct"/>
+            <w:tcBorders>
+              <w:top w:val="single" w:sz="4" w:space="0" w:color="auto"/>
+              <w:left w:val="single" w:sz="4" w:space="0" w:color="auto"/>
+              <w:bottom w:val="single" w:sz="4" w:space="0" w:color="auto"/>
+              <w:right w:val="single" w:sz="4" w:space="0" w:color="auto"/>
+            </w:tcBorders>
+            <w:vAlign w:val="center"/>
+          </w:tcPr>
+          <w:p>
+            <w:pPr>
+              <w:jc w:val="center"/>
+              <w:rPr>
+                <w:color w:val="000000" w:themeColor="text1"/>
+                <w:szCs w:val="22"/>
+              </w:rPr>
+            </w:pPr>
+            <w:r>
+              <w:rPr>
+                <w:color w:val="000000" w:themeColor="text1"/>
+                <w:szCs w:val="22"/>
+              </w:rPr>
+              <w:t>C / M</w:t>
+            </w:r>
+          </w:p>
+        </w:tc>
+        <w:tc>
+          <w:tcPr>
+            <w:tcW w:w="849" w:type="pct"/>
+            <w:tcBorders>
+              <w:top w:val="single" w:sz="4" w:space="0" w:color="auto"/>
+              <w:left w:val="nil"/>
+              <w:bottom w:val="single" w:sz="4" w:space="0" w:color="auto"/>
+              <w:right w:val="single" w:sz="4" w:space="0" w:color="auto"/>
+            </w:tcBorders>
+            <w:vAlign w:val="center"/>
+          </w:tcPr>
+          <w:p>
+            <w:pPr>
+              <w:rPr>
+                <w:color w:val="000000" w:themeColor="text1"/>
+                <w:szCs w:val="22"/>
+              </w:rPr>
+            </w:pPr>
+            <w:r>
+              <w:rPr>
+                <w:color w:val="000000" w:themeColor="text1"/>
+                <w:szCs w:val="22"/>
+              </w:rPr>
+              <w:t xml:space="preserve">Only active if the Client selects the option; </w:t>
+            </w:r>
+            <w:r>
+              <w:rPr>
+                <w:b/>
+                <w:color w:val="000000" w:themeColor="text1"/>
+                <w:szCs w:val="22"/>
+              </w:rPr>
+              <w:t>“</w:t>
+            </w:r>
+            <w:r>
+              <w:rPr>
+                <w:b/>
+                <w:color w:val="000000" w:themeColor="text1"/>
+                <w:szCs w:val="22"/>
+              </w:rPr>
+              <w:t>Company/Organization”</w:t>
+            </w:r>
+            <w:r>
+              <w:rPr>
+                <w:color w:val="000000" w:themeColor="text1"/>
+                <w:szCs w:val="22"/>
+              </w:rPr>
+              <w:t xml:space="preserve"> in the </w:t>
+            </w:r>
+            <w:r>
+              <w:rPr>
+                <w:b/>
+                <w:color w:val="000000" w:themeColor="text1"/>
+                <w:szCs w:val="22"/>
+              </w:rPr>
+              <w:t>Client Type</w:t>
+            </w:r>
+            <w:r>
+              <w:rPr>
+                <w:b/>
+                <w:color w:val="000000" w:themeColor="text1"/>
+                <w:szCs w:val="22"/>
+              </w:rPr>
+              <w:t xml:space="preserve"> field</w:t>
+            </w:r>
+            <w:r>
+              <w:rPr>
+                <w:color w:val="000000" w:themeColor="text1"/>
+                <w:szCs w:val="22"/>
+              </w:rPr>
+              <w:t xml:space="preserve"> above.</w:t>
+            </w:r>
+          </w:p>
+        </w:tc>
+        <w:tc>
+          <w:tcPr>
+            <w:tcW w:w="1541" w:type="pct"/>
+            <w:tcBorders>
+              <w:top w:val="single" w:sz="4" w:space="0" w:color="auto"/>
+              <w:left w:val="nil"/>
+              <w:bottom w:val="single" w:sz="4" w:space="0" w:color="auto"/>
+              <w:right w:val="single" w:sz="4" w:space="0" w:color="auto"/>
+            </w:tcBorders>
+            <w:vAlign w:val="center"/>
+          </w:tcPr>
+          <w:p>
+            <w:pPr>
+              <w:rPr>
+                <w:color w:val="000000" w:themeColor="text1"/>
+                <w:szCs w:val="22"/>
+              </w:rPr>
+            </w:pPr>
+            <w:r>
+              <w:rPr>
+                <w:color w:val="000000" w:themeColor="text1"/>
+                <w:szCs w:val="22"/>
+              </w:rPr>
+              <w:t>Open text field</w:t>
+            </w:r>
+          </w:p>
+        </w:tc>
+      </w:tr>
+      <w:tr>
+        <w:trPr>
+          <w:trHeight w:val="510"/>
+        </w:trPr>
+        <w:tc>
+          <w:tcPr>
+            <w:tcW w:w="461" w:type="pct"/>
+            <w:tcBorders>
+              <w:top w:val="single" w:sz="4" w:space="0" w:color="auto"/>
+              <w:left w:val="single" w:sz="4" w:space="0" w:color="auto"/>
+              <w:bottom w:val="single" w:sz="4" w:space="0" w:color="auto"/>
+              <w:right w:val="single" w:sz="4" w:space="0" w:color="auto"/>
+            </w:tcBorders>
+            <w:vAlign w:val="center"/>
+          </w:tcPr>
+          <w:p>
+            <w:pPr>
+              <w:pStyle w:val="ListParagraph"/>
+              <w:numPr>
+                <w:ilvl w:val="0"/>
+                <w:numId w:val="20"/>
+              </w:numPr>
+              <w:rPr>
+                <w:color w:val="000000" w:themeColor="text1"/>
+                <w:szCs w:val="22"/>
+              </w:rPr>
+            </w:pPr>
+          </w:p>
+        </w:tc>
+        <w:tc>
+          <w:tcPr>
+            <w:tcW w:w="1175" w:type="pct"/>
+            <w:tcBorders>
+              <w:top w:val="single" w:sz="4" w:space="0" w:color="auto"/>
+              <w:left w:val="nil"/>
+              <w:bottom w:val="single" w:sz="4" w:space="0" w:color="auto"/>
+              <w:right w:val="single" w:sz="4" w:space="0" w:color="auto"/>
+            </w:tcBorders>
+            <w:vAlign w:val="center"/>
+          </w:tcPr>
+          <w:p>
+            <w:pPr>
+              <w:rPr>
+                <w:color w:val="000000" w:themeColor="text1"/>
+                <w:szCs w:val="22"/>
+              </w:rPr>
+            </w:pPr>
+            <w:r>
+              <w:rPr>
+                <w:color w:val="000000" w:themeColor="text1"/>
+                <w:szCs w:val="22"/>
+              </w:rPr>
+              <w:t>Telephone Contact</w:t>
+            </w:r>
+          </w:p>
+        </w:tc>
+        <w:tc>
+          <w:tcPr>
+            <w:tcW w:w="568" w:type="pct"/>
+            <w:tcBorders>
+              <w:top w:val="single" w:sz="4" w:space="0" w:color="auto"/>
+              <w:left w:val="nil"/>
+              <w:bottom w:val="single" w:sz="4" w:space="0" w:color="auto"/>
+              <w:right w:val="single" w:sz="4" w:space="0" w:color="auto"/>
+            </w:tcBorders>
+          </w:tcPr>
+          <w:p>
+            <w:pPr>
+              <w:rPr>
+                <w:color w:val="000000" w:themeColor="text1"/>
+                <w:szCs w:val="22"/>
+              </w:rPr>
+            </w:pPr>
+          </w:p>
+        </w:tc>
+        <w:tc>
+          <w:tcPr>
+            <w:tcW w:w="406" w:type="pct"/>
+            <w:tcBorders>
+              <w:top w:val="single" w:sz="4" w:space="0" w:color="auto"/>
+              <w:left w:val="single" w:sz="4" w:space="0" w:color="auto"/>
+              <w:bottom w:val="single" w:sz="4" w:space="0" w:color="auto"/>
+              <w:right w:val="single" w:sz="4" w:space="0" w:color="auto"/>
+            </w:tcBorders>
+            <w:vAlign w:val="center"/>
+          </w:tcPr>
+          <w:p>
+            <w:pPr>
+              <w:jc w:val="center"/>
+              <w:rPr>
+                <w:color w:val="000000" w:themeColor="text1"/>
+                <w:szCs w:val="22"/>
+              </w:rPr>
+            </w:pPr>
+            <w:r>
+              <w:rPr>
+                <w:color w:val="000000" w:themeColor="text1"/>
+                <w:szCs w:val="22"/>
+              </w:rPr>
+              <w:t>M</w:t>
+            </w:r>
+          </w:p>
+        </w:tc>
+        <w:tc>
+          <w:tcPr>
+            <w:tcW w:w="849" w:type="pct"/>
+            <w:tcBorders>
+              <w:top w:val="single" w:sz="4" w:space="0" w:color="auto"/>
+              <w:left w:val="nil"/>
+              <w:bottom w:val="single" w:sz="4" w:space="0" w:color="auto"/>
+              <w:right w:val="single" w:sz="4" w:space="0" w:color="auto"/>
+            </w:tcBorders>
+            <w:vAlign w:val="center"/>
+          </w:tcPr>
+          <w:p>
+            <w:pPr>
+              <w:rPr>
+                <w:color w:val="000000" w:themeColor="text1"/>
+                <w:szCs w:val="22"/>
+              </w:rPr>
+            </w:pPr>
+          </w:p>
+        </w:tc>
+        <w:tc>
+          <w:tcPr>
+            <w:tcW w:w="1541" w:type="pct"/>
+            <w:tcBorders>
+              <w:top w:val="single" w:sz="4" w:space="0" w:color="auto"/>
+              <w:left w:val="nil"/>
+              <w:bottom w:val="single" w:sz="4" w:space="0" w:color="auto"/>
+              <w:right w:val="single" w:sz="4" w:space="0" w:color="auto"/>
+            </w:tcBorders>
+            <w:vAlign w:val="center"/>
+          </w:tcPr>
+          <w:p>
+            <w:pPr>
+              <w:rPr>
+                <w:color w:val="000000" w:themeColor="text1"/>
+                <w:szCs w:val="22"/>
+              </w:rPr>
+            </w:pPr>
+            <w:r>
+              <w:rPr>
+                <w:color w:val="000000" w:themeColor="text1"/>
+                <w:szCs w:val="22"/>
+              </w:rPr>
+              <w:t>Numeric field</w:t>
+            </w:r>
+          </w:p>
+        </w:tc>
+      </w:tr>
+      <w:tr>
+        <w:trPr>
+          <w:trHeight w:val="510"/>
+        </w:trPr>
+        <w:tc>
+          <w:tcPr>
+            <w:tcW w:w="461" w:type="pct"/>
+            <w:tcBorders>
+              <w:top w:val="single" w:sz="4" w:space="0" w:color="auto"/>
+              <w:left w:val="single" w:sz="4" w:space="0" w:color="auto"/>
+              <w:bottom w:val="single" w:sz="4" w:space="0" w:color="auto"/>
+              <w:right w:val="single" w:sz="4" w:space="0" w:color="auto"/>
+            </w:tcBorders>
+            <w:vAlign w:val="center"/>
+          </w:tcPr>
+          <w:p>
+            <w:pPr>
+              <w:pStyle w:val="ListParagraph"/>
+              <w:numPr>
+                <w:ilvl w:val="0"/>
+                <w:numId w:val="20"/>
+              </w:numPr>
+              <w:rPr>
+                <w:color w:val="000000" w:themeColor="text1"/>
+                <w:szCs w:val="22"/>
+              </w:rPr>
+            </w:pPr>
+          </w:p>
+        </w:tc>
+        <w:tc>
+          <w:tcPr>
+            <w:tcW w:w="1175" w:type="pct"/>
+            <w:tcBorders>
+              <w:top w:val="single" w:sz="4" w:space="0" w:color="auto"/>
+              <w:left w:val="nil"/>
+              <w:bottom w:val="single" w:sz="4" w:space="0" w:color="auto"/>
+              <w:right w:val="single" w:sz="4" w:space="0" w:color="auto"/>
+            </w:tcBorders>
+            <w:vAlign w:val="center"/>
+          </w:tcPr>
+          <w:p>
+            <w:pPr>
+              <w:rPr>
+                <w:color w:val="000000" w:themeColor="text1"/>
+                <w:szCs w:val="22"/>
+              </w:rPr>
+            </w:pPr>
+            <w:r>
+              <w:rPr>
+                <w:color w:val="000000" w:themeColor="text1"/>
+                <w:szCs w:val="22"/>
+              </w:rPr>
+              <w:t>Contact Email Address</w:t>
+            </w:r>
+          </w:p>
+        </w:tc>
+        <w:tc>
+          <w:tcPr>
+            <w:tcW w:w="568" w:type="pct"/>
+            <w:tcBorders>
+              <w:top w:val="single" w:sz="4" w:space="0" w:color="auto"/>
+              <w:left w:val="nil"/>
+              <w:bottom w:val="single" w:sz="4" w:space="0" w:color="auto"/>
+              <w:right w:val="single" w:sz="4" w:space="0" w:color="auto"/>
+            </w:tcBorders>
+          </w:tcPr>
+          <w:p>
+            <w:pPr>
+              <w:rPr>
+                <w:color w:val="000000" w:themeColor="text1"/>
+                <w:szCs w:val="22"/>
+              </w:rPr>
+            </w:pPr>
+          </w:p>
+        </w:tc>
+        <w:tc>
+          <w:tcPr>
+            <w:tcW w:w="406" w:type="pct"/>
+            <w:tcBorders>
+              <w:top w:val="single" w:sz="4" w:space="0" w:color="auto"/>
+              <w:left w:val="single" w:sz="4" w:space="0" w:color="auto"/>
+              <w:bottom w:val="single" w:sz="4" w:space="0" w:color="auto"/>
+              <w:right w:val="single" w:sz="4" w:space="0" w:color="auto"/>
+            </w:tcBorders>
+            <w:vAlign w:val="center"/>
+          </w:tcPr>
+          <w:p>
+            <w:pPr>
+              <w:jc w:val="center"/>
+              <w:rPr>
+                <w:color w:val="000000" w:themeColor="text1"/>
+                <w:szCs w:val="22"/>
+              </w:rPr>
+            </w:pPr>
+            <w:r>
+              <w:rPr>
+                <w:color w:val="000000" w:themeColor="text1"/>
+                <w:szCs w:val="22"/>
+              </w:rPr>
+              <w:t>O</w:t>
+            </w:r>
+          </w:p>
+        </w:tc>
+        <w:tc>
+          <w:tcPr>
+            <w:tcW w:w="849" w:type="pct"/>
+            <w:tcBorders>
+              <w:top w:val="single" w:sz="4" w:space="0" w:color="auto"/>
+              <w:left w:val="nil"/>
+              <w:bottom w:val="single" w:sz="4" w:space="0" w:color="auto"/>
+              <w:right w:val="single" w:sz="4" w:space="0" w:color="auto"/>
+            </w:tcBorders>
+            <w:vAlign w:val="center"/>
+          </w:tcPr>
+          <w:p>
+            <w:pPr>
+              <w:rPr>
+                <w:color w:val="000000" w:themeColor="text1"/>
+                <w:szCs w:val="22"/>
+              </w:rPr>
+            </w:pPr>
+          </w:p>
+        </w:tc>
+        <w:tc>
+          <w:tcPr>
+            <w:tcW w:w="1541" w:type="pct"/>
+            <w:tcBorders>
+              <w:top w:val="single" w:sz="4" w:space="0" w:color="auto"/>
+              <w:left w:val="nil"/>
+              <w:bottom w:val="single" w:sz="4" w:space="0" w:color="auto"/>
+              <w:right w:val="single" w:sz="4" w:space="0" w:color="auto"/>
+            </w:tcBorders>
+            <w:vAlign w:val="center"/>
+          </w:tcPr>
+          <w:p>
+            <w:pPr>
+              <w:rPr>
+                <w:color w:val="000000" w:themeColor="text1"/>
+                <w:szCs w:val="22"/>
+              </w:rPr>
+            </w:pPr>
+            <w:r>
+              <w:rPr>
+                <w:color w:val="000000" w:themeColor="text1"/>
+                <w:szCs w:val="22"/>
+              </w:rPr>
+              <w:t>Alpha-numeric field</w:t>
+            </w:r>
+          </w:p>
+        </w:tc>
+      </w:tr>
+      <w:tr>
+        <w:trPr>
+          <w:trHeight w:val="510"/>
+        </w:trPr>
+        <w:tc>
+          <w:tcPr>
+            <w:tcW w:w="461" w:type="pct"/>
+            <w:tcBorders>
+              <w:top w:val="single" w:sz="4" w:space="0" w:color="auto"/>
+              <w:left w:val="single" w:sz="4" w:space="0" w:color="auto"/>
+              <w:bottom w:val="single" w:sz="4" w:space="0" w:color="auto"/>
+              <w:right w:val="single" w:sz="4" w:space="0" w:color="auto"/>
+            </w:tcBorders>
+            <w:vAlign w:val="center"/>
+          </w:tcPr>
+          <w:p>
+            <w:pPr>
+              <w:pStyle w:val="ListParagraph"/>
+              <w:numPr>
+                <w:ilvl w:val="0"/>
+                <w:numId w:val="20"/>
+              </w:numPr>
+              <w:rPr>
+                <w:color w:val="000000" w:themeColor="text1"/>
+                <w:szCs w:val="22"/>
+              </w:rPr>
+            </w:pPr>
+          </w:p>
+        </w:tc>
+        <w:tc>
+          <w:tcPr>
+            <w:tcW w:w="1175" w:type="pct"/>
+            <w:tcBorders>
+              <w:top w:val="single" w:sz="4" w:space="0" w:color="auto"/>
+              <w:left w:val="nil"/>
+              <w:bottom w:val="single" w:sz="4" w:space="0" w:color="auto"/>
+              <w:right w:val="single" w:sz="4" w:space="0" w:color="auto"/>
+            </w:tcBorders>
+            <w:vAlign w:val="center"/>
+          </w:tcPr>
+          <w:p>
+            <w:pPr>
+              <w:rPr>
+                <w:color w:val="000000" w:themeColor="text1"/>
+                <w:szCs w:val="22"/>
+              </w:rPr>
+            </w:pPr>
+            <w:r>
+              <w:rPr>
+                <w:color w:val="000000" w:themeColor="text1"/>
+                <w:szCs w:val="22"/>
+              </w:rPr>
+              <w:t>Contact Person (Name)</w:t>
+            </w:r>
+          </w:p>
+        </w:tc>
+        <w:tc>
+          <w:tcPr>
+            <w:tcW w:w="568" w:type="pct"/>
+            <w:tcBorders>
+              <w:top w:val="single" w:sz="4" w:space="0" w:color="auto"/>
+              <w:left w:val="nil"/>
+              <w:bottom w:val="single" w:sz="4" w:space="0" w:color="auto"/>
+              <w:right w:val="single" w:sz="4" w:space="0" w:color="auto"/>
+            </w:tcBorders>
+          </w:tcPr>
+          <w:p>
+            <w:pPr>
+              <w:rPr>
+                <w:color w:val="000000" w:themeColor="text1"/>
+                <w:szCs w:val="22"/>
+              </w:rPr>
+            </w:pPr>
+          </w:p>
+        </w:tc>
+        <w:tc>
+          <w:tcPr>
+            <w:tcW w:w="406" w:type="pct"/>
+            <w:tcBorders>
+              <w:top w:val="single" w:sz="4" w:space="0" w:color="auto"/>
+              <w:left w:val="single" w:sz="4" w:space="0" w:color="auto"/>
+              <w:bottom w:val="single" w:sz="4" w:space="0" w:color="auto"/>
+              <w:right w:val="single" w:sz="4" w:space="0" w:color="auto"/>
+            </w:tcBorders>
+            <w:vAlign w:val="center"/>
+          </w:tcPr>
+          <w:p>
+            <w:pPr>
+              <w:jc w:val="center"/>
+              <w:rPr>
+                <w:color w:val="000000" w:themeColor="text1"/>
+                <w:szCs w:val="22"/>
+              </w:rPr>
+            </w:pPr>
+            <w:r>
+              <w:rPr>
+                <w:color w:val="000000" w:themeColor="text1"/>
+                <w:szCs w:val="22"/>
+              </w:rPr>
+              <w:t>C / M</w:t>
+            </w:r>
+          </w:p>
+        </w:tc>
+        <w:tc>
+          <w:tcPr>
+            <w:tcW w:w="849" w:type="pct"/>
+            <w:tcBorders>
+              <w:top w:val="single" w:sz="4" w:space="0" w:color="auto"/>
+              <w:left w:val="nil"/>
+              <w:bottom w:val="single" w:sz="4" w:space="0" w:color="auto"/>
+              <w:right w:val="single" w:sz="4" w:space="0" w:color="auto"/>
+            </w:tcBorders>
+            <w:vAlign w:val="center"/>
+          </w:tcPr>
+          <w:p>
+            <w:pPr>
+              <w:rPr>
+                <w:color w:val="000000" w:themeColor="text1"/>
+                <w:szCs w:val="22"/>
+              </w:rPr>
+            </w:pPr>
+            <w:r>
+              <w:rPr>
+                <w:color w:val="000000" w:themeColor="text1"/>
+                <w:szCs w:val="22"/>
+              </w:rPr>
+              <w:t xml:space="preserve">Only active if the Client selects the option; </w:t>
+            </w:r>
+            <w:r>
+              <w:rPr>
+                <w:b/>
+                <w:color w:val="000000" w:themeColor="text1"/>
+                <w:szCs w:val="22"/>
+              </w:rPr>
+              <w:t>“</w:t>
+            </w:r>
+            <w:r>
+              <w:rPr>
+                <w:b/>
+                <w:color w:val="000000" w:themeColor="text1"/>
+                <w:szCs w:val="22"/>
+              </w:rPr>
+              <w:t>Company/Organization”</w:t>
+            </w:r>
+            <w:r>
+              <w:rPr>
+                <w:color w:val="000000" w:themeColor="text1"/>
+                <w:szCs w:val="22"/>
+              </w:rPr>
+              <w:t xml:space="preserve"> in the </w:t>
+            </w:r>
+            <w:r>
+              <w:rPr>
+                <w:b/>
+                <w:color w:val="000000" w:themeColor="text1"/>
+                <w:szCs w:val="22"/>
+              </w:rPr>
+              <w:t>Client Type</w:t>
+            </w:r>
+            <w:r>
+              <w:rPr>
+                <w:b/>
+                <w:color w:val="000000" w:themeColor="text1"/>
+                <w:szCs w:val="22"/>
+              </w:rPr>
+              <w:t xml:space="preserve"> field</w:t>
+            </w:r>
+            <w:r>
+              <w:rPr>
+                <w:color w:val="000000" w:themeColor="text1"/>
+                <w:szCs w:val="22"/>
+              </w:rPr>
+              <w:t xml:space="preserve"> above.</w:t>
+            </w:r>
+          </w:p>
+        </w:tc>
+        <w:tc>
+          <w:tcPr>
+            <w:tcW w:w="1541" w:type="pct"/>
+            <w:tcBorders>
+              <w:top w:val="single" w:sz="4" w:space="0" w:color="auto"/>
+              <w:left w:val="nil"/>
+              <w:bottom w:val="single" w:sz="4" w:space="0" w:color="auto"/>
+              <w:right w:val="single" w:sz="4" w:space="0" w:color="auto"/>
+            </w:tcBorders>
+            <w:vAlign w:val="center"/>
+          </w:tcPr>
+          <w:p>
+            <w:pPr>
+              <w:rPr>
+                <w:color w:val="000000" w:themeColor="text1"/>
+                <w:szCs w:val="22"/>
+              </w:rPr>
+            </w:pPr>
+            <w:r>
+              <w:rPr>
+                <w:color w:val="000000" w:themeColor="text1"/>
+                <w:szCs w:val="22"/>
+              </w:rPr>
+              <w:t>Open text field</w:t>
+            </w:r>
+          </w:p>
+        </w:tc>
+      </w:tr>
+      <w:tr>
+        <w:trPr>
+          <w:trHeight w:val="510"/>
+        </w:trPr>
+        <w:tc>
+          <w:tcPr>
+            <w:tcW w:w="461" w:type="pct"/>
+            <w:tcBorders>
+              <w:top w:val="single" w:sz="4" w:space="0" w:color="auto"/>
+              <w:left w:val="single" w:sz="4" w:space="0" w:color="auto"/>
+              <w:bottom w:val="single" w:sz="4" w:space="0" w:color="auto"/>
+              <w:right w:val="single" w:sz="4" w:space="0" w:color="auto"/>
+            </w:tcBorders>
+            <w:vAlign w:val="center"/>
+          </w:tcPr>
+          <w:p>
+            <w:pPr>
+              <w:pStyle w:val="ListParagraph"/>
+              <w:numPr>
+                <w:ilvl w:val="0"/>
+                <w:numId w:val="20"/>
+              </w:numPr>
+              <w:rPr>
+                <w:color w:val="000000" w:themeColor="text1"/>
+                <w:szCs w:val="22"/>
+              </w:rPr>
+            </w:pPr>
+          </w:p>
+        </w:tc>
+        <w:tc>
+          <w:tcPr>
+            <w:tcW w:w="1175" w:type="pct"/>
+            <w:tcBorders>
+              <w:top w:val="single" w:sz="4" w:space="0" w:color="auto"/>
+              <w:left w:val="nil"/>
+              <w:bottom w:val="single" w:sz="4" w:space="0" w:color="auto"/>
+              <w:right w:val="single" w:sz="4" w:space="0" w:color="auto"/>
+            </w:tcBorders>
+            <w:vAlign w:val="center"/>
+          </w:tcPr>
+          <w:p>
+            <w:pPr>
+              <w:rPr>
+                <w:color w:val="000000" w:themeColor="text1"/>
+                <w:szCs w:val="22"/>
+              </w:rPr>
+            </w:pPr>
+            <w:r>
+              <w:rPr>
+                <w:color w:val="000000" w:themeColor="text1"/>
+                <w:szCs w:val="22"/>
+              </w:rPr>
+              <w:t>Contact person (Telephone contact)</w:t>
+            </w:r>
+          </w:p>
+        </w:tc>
+        <w:tc>
+          <w:tcPr>
+            <w:tcW w:w="568" w:type="pct"/>
+            <w:tcBorders>
+              <w:top w:val="single" w:sz="4" w:space="0" w:color="auto"/>
+              <w:left w:val="nil"/>
+              <w:bottom w:val="single" w:sz="4" w:space="0" w:color="auto"/>
+              <w:right w:val="single" w:sz="4" w:space="0" w:color="auto"/>
+            </w:tcBorders>
+          </w:tcPr>
+          <w:p>
+            <w:pPr>
+              <w:rPr>
+                <w:color w:val="000000" w:themeColor="text1"/>
+                <w:szCs w:val="22"/>
+              </w:rPr>
+            </w:pPr>
+          </w:p>
+        </w:tc>
+        <w:tc>
+          <w:tcPr>
+            <w:tcW w:w="406" w:type="pct"/>
+            <w:tcBorders>
+              <w:top w:val="single" w:sz="4" w:space="0" w:color="auto"/>
+              <w:left w:val="single" w:sz="4" w:space="0" w:color="auto"/>
+              <w:bottom w:val="single" w:sz="4" w:space="0" w:color="auto"/>
+              <w:right w:val="single" w:sz="4" w:space="0" w:color="auto"/>
+            </w:tcBorders>
+            <w:vAlign w:val="center"/>
+          </w:tcPr>
+          <w:p>
+            <w:pPr>
+              <w:jc w:val="center"/>
+              <w:rPr>
+                <w:color w:val="000000" w:themeColor="text1"/>
+                <w:szCs w:val="22"/>
+              </w:rPr>
+            </w:pPr>
+            <w:r>
+              <w:rPr>
+                <w:color w:val="000000" w:themeColor="text1"/>
+                <w:szCs w:val="22"/>
+              </w:rPr>
+              <w:t>C / M</w:t>
+            </w:r>
+          </w:p>
+        </w:tc>
+        <w:tc>
+          <w:tcPr>
+            <w:tcW w:w="849" w:type="pct"/>
+            <w:tcBorders>
+              <w:top w:val="single" w:sz="4" w:space="0" w:color="auto"/>
+              <w:left w:val="nil"/>
+              <w:bottom w:val="single" w:sz="4" w:space="0" w:color="auto"/>
+              <w:right w:val="single" w:sz="4" w:space="0" w:color="auto"/>
+            </w:tcBorders>
+            <w:vAlign w:val="center"/>
+          </w:tcPr>
+          <w:p>
+            <w:pPr>
+              <w:rPr>
+                <w:color w:val="000000" w:themeColor="text1"/>
+                <w:szCs w:val="22"/>
+              </w:rPr>
+            </w:pPr>
+            <w:r>
+              <w:rPr>
+                <w:color w:val="000000" w:themeColor="text1"/>
+                <w:szCs w:val="22"/>
+              </w:rPr>
+              <w:t xml:space="preserve">Only active if the Client selects the option; </w:t>
+            </w:r>
+            <w:r>
+              <w:rPr>
+                <w:b/>
+                <w:color w:val="000000" w:themeColor="text1"/>
+                <w:szCs w:val="22"/>
+              </w:rPr>
+              <w:t>“</w:t>
+            </w:r>
+            <w:r>
+              <w:rPr>
+                <w:b/>
+                <w:color w:val="000000" w:themeColor="text1"/>
+                <w:szCs w:val="22"/>
+              </w:rPr>
+              <w:t>Company/Organization”</w:t>
+            </w:r>
+            <w:r>
+              <w:rPr>
+                <w:color w:val="000000" w:themeColor="text1"/>
+                <w:szCs w:val="22"/>
+              </w:rPr>
+              <w:t xml:space="preserve"> in the </w:t>
+            </w:r>
+            <w:r>
+              <w:rPr>
+                <w:b/>
+                <w:color w:val="000000" w:themeColor="text1"/>
+                <w:szCs w:val="22"/>
+              </w:rPr>
+              <w:t>Client Type</w:t>
+            </w:r>
+            <w:r>
+              <w:rPr>
+                <w:b/>
+                <w:color w:val="000000" w:themeColor="text1"/>
+                <w:szCs w:val="22"/>
+              </w:rPr>
+              <w:t xml:space="preserve"> field</w:t>
+            </w:r>
+            <w:r>
+              <w:rPr>
+                <w:color w:val="000000" w:themeColor="text1"/>
+                <w:szCs w:val="22"/>
+              </w:rPr>
+              <w:t xml:space="preserve"> above.</w:t>
+            </w:r>
+          </w:p>
+        </w:tc>
+        <w:tc>
+          <w:tcPr>
+            <w:tcW w:w="1541" w:type="pct"/>
+            <w:tcBorders>
+              <w:top w:val="single" w:sz="4" w:space="0" w:color="auto"/>
+              <w:left w:val="nil"/>
+              <w:bottom w:val="single" w:sz="4" w:space="0" w:color="auto"/>
+              <w:right w:val="single" w:sz="4" w:space="0" w:color="auto"/>
+            </w:tcBorders>
+            <w:vAlign w:val="center"/>
+          </w:tcPr>
+          <w:p>
+            <w:pPr>
+              <w:rPr>
+                <w:color w:val="000000" w:themeColor="text1"/>
+                <w:szCs w:val="22"/>
+              </w:rPr>
+            </w:pPr>
+            <w:r>
+              <w:rPr>
+                <w:color w:val="000000" w:themeColor="text1"/>
+                <w:szCs w:val="22"/>
+              </w:rPr>
+              <w:t>Numeric field</w:t>
+            </w:r>
+          </w:p>
+        </w:tc>
+      </w:tr>
+    </w:tbl>
+    <w:p/>
+    <w:p/>
+    <w:p>
+      <w:pPr>
+        <w:pStyle w:val="Heading2"/>
+        <w:numPr>
+          <w:ilvl w:val="1"/>
+          <w:numId w:val="5"/>
+        </w:numPr>
+      </w:pPr>
+      <w:r>
+        <w:lastRenderedPageBreak/>
+        <w:t>Weyonje Service Provider Registration Form</w:t>
+      </w:r>
+    </w:p>
+    <w:tbl>
+      <w:tblPr>
+        <w:tblW w:w="5928" w:type="pct"/>
+        <w:tblInd w:w="-572" w:type="dxa"/>
+        <w:tblLayout w:type="fixed"/>
+        <w:tblLook w:val="0000" w:firstRow="0" w:lastRow="0" w:firstColumn="0" w:lastColumn="0" w:noHBand="0" w:noVBand="0"/>
+      </w:tblPr>
+      <w:tblGrid>
+        <w:gridCol w:w="1023"/>
+        <w:gridCol w:w="2605"/>
+        <w:gridCol w:w="1259"/>
+        <w:gridCol w:w="900"/>
+        <w:gridCol w:w="1882"/>
+        <w:gridCol w:w="3416"/>
+      </w:tblGrid>
+      <w:tr>
+        <w:trPr>
+          <w:trHeight w:val="510"/>
+          <w:tblHeader/>
+        </w:trPr>
+        <w:tc>
+          <w:tcPr>
+            <w:tcW w:w="461" w:type="pct"/>
+            <w:tcBorders>
+              <w:top w:val="single" w:sz="4" w:space="0" w:color="auto"/>
+              <w:left w:val="single" w:sz="4" w:space="0" w:color="auto"/>
+              <w:bottom w:val="single" w:sz="4" w:space="0" w:color="auto"/>
+              <w:right w:val="single" w:sz="4" w:space="0" w:color="auto"/>
+            </w:tcBorders>
+            <w:shd w:val="clear" w:color="auto" w:fill="B4C6E7" w:themeFill="accent1" w:themeFillTint="66"/>
+            <w:vAlign w:val="center"/>
+          </w:tcPr>
+          <w:p>
+            <w:pPr>
+              <w:rPr>
+                <w:b/>
+                <w:bCs/>
+                <w:color w:val="000000" w:themeColor="text1"/>
+                <w:szCs w:val="22"/>
+              </w:rPr>
+            </w:pPr>
+            <w:r>
+              <w:rPr>
+                <w:b/>
+                <w:bCs/>
+                <w:color w:val="000000" w:themeColor="text1"/>
+                <w:szCs w:val="22"/>
+              </w:rPr>
+              <w:t>Sr. No.</w:t>
+            </w:r>
+          </w:p>
+        </w:tc>
+        <w:tc>
+          <w:tcPr>
+            <w:tcW w:w="1175" w:type="pct"/>
+            <w:tcBorders>
+              <w:top w:val="single" w:sz="4" w:space="0" w:color="auto"/>
+              <w:left w:val="nil"/>
+              <w:bottom w:val="single" w:sz="4" w:space="0" w:color="auto"/>
+              <w:right w:val="single" w:sz="4" w:space="0" w:color="auto"/>
+            </w:tcBorders>
+            <w:shd w:val="clear" w:color="auto" w:fill="B4C6E7" w:themeFill="accent1" w:themeFillTint="66"/>
+            <w:vAlign w:val="center"/>
+          </w:tcPr>
+          <w:p>
+            <w:pPr>
+              <w:rPr>
+                <w:b/>
+                <w:bCs/>
+                <w:color w:val="000000" w:themeColor="text1"/>
+                <w:szCs w:val="22"/>
+              </w:rPr>
+            </w:pPr>
+            <w:r>
+              <w:rPr>
+                <w:b/>
+                <w:bCs/>
+                <w:color w:val="000000" w:themeColor="text1"/>
+                <w:szCs w:val="22"/>
+              </w:rPr>
+              <w:t>Field Name</w:t>
+            </w:r>
+          </w:p>
+        </w:tc>
+        <w:tc>
+          <w:tcPr>
+            <w:tcW w:w="568" w:type="pct"/>
+            <w:tcBorders>
+              <w:top w:val="single" w:sz="4" w:space="0" w:color="auto"/>
+              <w:left w:val="nil"/>
+              <w:bottom w:val="single" w:sz="4" w:space="0" w:color="auto"/>
+              <w:right w:val="single" w:sz="4" w:space="0" w:color="auto"/>
+            </w:tcBorders>
+            <w:shd w:val="clear" w:color="auto" w:fill="B4C6E7" w:themeFill="accent1" w:themeFillTint="66"/>
+            <w:vAlign w:val="center"/>
+          </w:tcPr>
+          <w:p>
+            <w:pPr>
+              <w:rPr>
+                <w:b/>
+                <w:bCs/>
+                <w:color w:val="000000" w:themeColor="text1"/>
+                <w:szCs w:val="22"/>
+              </w:rPr>
+            </w:pPr>
+            <w:r>
+              <w:rPr>
+                <w:b/>
+                <w:bCs/>
+                <w:color w:val="000000" w:themeColor="text1"/>
+                <w:szCs w:val="22"/>
+              </w:rPr>
+              <w:t>Sub-Field Name</w:t>
+            </w:r>
+          </w:p>
+        </w:tc>
+        <w:tc>
+          <w:tcPr>
+            <w:tcW w:w="406" w:type="pct"/>
+            <w:tcBorders>
+              <w:top w:val="single" w:sz="4" w:space="0" w:color="auto"/>
+              <w:left w:val="single" w:sz="4" w:space="0" w:color="auto"/>
+              <w:bottom w:val="single" w:sz="4" w:space="0" w:color="auto"/>
+              <w:right w:val="single" w:sz="4" w:space="0" w:color="auto"/>
+            </w:tcBorders>
+            <w:shd w:val="clear" w:color="auto" w:fill="B4C6E7" w:themeFill="accent1" w:themeFillTint="66"/>
+            <w:vAlign w:val="center"/>
+          </w:tcPr>
+          <w:p>
+            <w:pPr>
+              <w:rPr>
+                <w:b/>
+                <w:bCs/>
+                <w:color w:val="000000" w:themeColor="text1"/>
+                <w:szCs w:val="22"/>
+              </w:rPr>
+            </w:pPr>
+            <w:r>
+              <w:rPr>
+                <w:b/>
+                <w:bCs/>
+                <w:color w:val="000000" w:themeColor="text1"/>
+                <w:szCs w:val="22"/>
+              </w:rPr>
+              <w:t>Field Status</w:t>
+            </w:r>
+          </w:p>
+        </w:tc>
+        <w:tc>
+          <w:tcPr>
+            <w:tcW w:w="849" w:type="pct"/>
+            <w:tcBorders>
+              <w:top w:val="single" w:sz="4" w:space="0" w:color="auto"/>
+              <w:left w:val="nil"/>
+              <w:bottom w:val="single" w:sz="4" w:space="0" w:color="auto"/>
+              <w:right w:val="single" w:sz="4" w:space="0" w:color="auto"/>
+            </w:tcBorders>
+            <w:shd w:val="clear" w:color="auto" w:fill="B4C6E7" w:themeFill="accent1" w:themeFillTint="66"/>
+            <w:vAlign w:val="center"/>
+          </w:tcPr>
+          <w:p>
+            <w:pPr>
+              <w:rPr>
+                <w:b/>
+                <w:bCs/>
+                <w:color w:val="000000" w:themeColor="text1"/>
+                <w:szCs w:val="22"/>
+              </w:rPr>
+            </w:pPr>
+            <w:r>
+              <w:rPr>
+                <w:b/>
+                <w:bCs/>
+                <w:color w:val="000000" w:themeColor="text1"/>
+                <w:szCs w:val="22"/>
+              </w:rPr>
+              <w:t>Reference For conditional field</w:t>
+            </w:r>
+          </w:p>
+        </w:tc>
+        <w:tc>
+          <w:tcPr>
+            <w:tcW w:w="1541" w:type="pct"/>
+            <w:tcBorders>
+              <w:top w:val="single" w:sz="4" w:space="0" w:color="auto"/>
+              <w:left w:val="nil"/>
+              <w:bottom w:val="single" w:sz="4" w:space="0" w:color="auto"/>
+              <w:right w:val="single" w:sz="4" w:space="0" w:color="auto"/>
+            </w:tcBorders>
+            <w:shd w:val="clear" w:color="auto" w:fill="B4C6E7" w:themeFill="accent1" w:themeFillTint="66"/>
+            <w:vAlign w:val="center"/>
+          </w:tcPr>
+          <w:p>
+            <w:pPr>
+              <w:rPr>
+                <w:b/>
+                <w:bCs/>
+                <w:color w:val="000000" w:themeColor="text1"/>
+                <w:szCs w:val="22"/>
+              </w:rPr>
+            </w:pPr>
+            <w:r>
+              <w:rPr>
+                <w:b/>
+                <w:bCs/>
+                <w:color w:val="000000" w:themeColor="text1"/>
+                <w:szCs w:val="22"/>
+              </w:rPr>
+              <w:t>Remarks</w:t>
+            </w:r>
+          </w:p>
+        </w:tc>
+      </w:tr>
+      <w:tr>
+        <w:trPr>
+          <w:trHeight w:val="510"/>
+        </w:trPr>
+        <w:tc>
+          <w:tcPr>
+            <w:tcW w:w="461" w:type="pct"/>
+            <w:tcBorders>
+              <w:top w:val="single" w:sz="4" w:space="0" w:color="auto"/>
+              <w:left w:val="single" w:sz="4" w:space="0" w:color="auto"/>
+              <w:bottom w:val="single" w:sz="4" w:space="0" w:color="auto"/>
+              <w:right w:val="single" w:sz="4" w:space="0" w:color="auto"/>
+            </w:tcBorders>
+            <w:vAlign w:val="center"/>
+          </w:tcPr>
+          <w:p>
+            <w:pPr>
+              <w:pStyle w:val="ListParagraph"/>
+              <w:numPr>
+                <w:ilvl w:val="0"/>
+                <w:numId w:val="22"/>
+              </w:numPr>
+              <w:rPr>
+                <w:color w:val="000000" w:themeColor="text1"/>
+                <w:szCs w:val="22"/>
+              </w:rPr>
+            </w:pPr>
+          </w:p>
+        </w:tc>
+        <w:tc>
+          <w:tcPr>
+            <w:tcW w:w="1175" w:type="pct"/>
+            <w:tcBorders>
+              <w:top w:val="single" w:sz="4" w:space="0" w:color="auto"/>
+              <w:left w:val="nil"/>
+              <w:bottom w:val="single" w:sz="4" w:space="0" w:color="auto"/>
+              <w:right w:val="single" w:sz="4" w:space="0" w:color="auto"/>
+            </w:tcBorders>
+            <w:vAlign w:val="center"/>
+          </w:tcPr>
+          <w:p>
+            <w:pPr>
+              <w:rPr>
+                <w:color w:val="000000" w:themeColor="text1"/>
+                <w:szCs w:val="22"/>
+              </w:rPr>
+            </w:pPr>
+            <w:r>
+              <w:rPr>
+                <w:color w:val="000000" w:themeColor="text1"/>
+                <w:szCs w:val="22"/>
+              </w:rPr>
+              <w:t>ESS License Number</w:t>
+            </w:r>
+          </w:p>
+        </w:tc>
+        <w:tc>
+          <w:tcPr>
+            <w:tcW w:w="568" w:type="pct"/>
+            <w:tcBorders>
+              <w:top w:val="single" w:sz="4" w:space="0" w:color="auto"/>
+              <w:left w:val="nil"/>
+              <w:bottom w:val="single" w:sz="4" w:space="0" w:color="auto"/>
+              <w:right w:val="single" w:sz="4" w:space="0" w:color="auto"/>
+            </w:tcBorders>
+          </w:tcPr>
+          <w:p>
+            <w:pPr>
+              <w:rPr>
+                <w:color w:val="000000" w:themeColor="text1"/>
+                <w:szCs w:val="22"/>
+              </w:rPr>
+            </w:pPr>
+          </w:p>
+        </w:tc>
+        <w:tc>
+          <w:tcPr>
+            <w:tcW w:w="406" w:type="pct"/>
+            <w:tcBorders>
+              <w:top w:val="single" w:sz="4" w:space="0" w:color="auto"/>
+              <w:left w:val="single" w:sz="4" w:space="0" w:color="auto"/>
+              <w:bottom w:val="single" w:sz="4" w:space="0" w:color="auto"/>
+              <w:right w:val="single" w:sz="4" w:space="0" w:color="auto"/>
+            </w:tcBorders>
+            <w:vAlign w:val="center"/>
+          </w:tcPr>
+          <w:p>
+            <w:pPr>
+              <w:jc w:val="center"/>
+              <w:rPr>
+                <w:color w:val="000000" w:themeColor="text1"/>
+                <w:szCs w:val="22"/>
+              </w:rPr>
+            </w:pPr>
+            <w:r>
+              <w:rPr>
+                <w:color w:val="000000" w:themeColor="text1"/>
+                <w:szCs w:val="22"/>
+              </w:rPr>
+              <w:t>M</w:t>
+            </w:r>
+          </w:p>
+        </w:tc>
+        <w:tc>
+          <w:tcPr>
+            <w:tcW w:w="849" w:type="pct"/>
+            <w:tcBorders>
+              <w:top w:val="single" w:sz="4" w:space="0" w:color="auto"/>
+              <w:left w:val="nil"/>
+              <w:bottom w:val="single" w:sz="4" w:space="0" w:color="auto"/>
+              <w:right w:val="single" w:sz="4" w:space="0" w:color="auto"/>
+            </w:tcBorders>
+            <w:vAlign w:val="center"/>
+          </w:tcPr>
+          <w:p>
+            <w:pPr>
+              <w:rPr>
+                <w:color w:val="000000" w:themeColor="text1"/>
+                <w:szCs w:val="22"/>
+              </w:rPr>
+            </w:pPr>
+          </w:p>
+        </w:tc>
+        <w:tc>
+          <w:tcPr>
+            <w:tcW w:w="1541" w:type="pct"/>
+            <w:tcBorders>
+              <w:top w:val="single" w:sz="4" w:space="0" w:color="auto"/>
+              <w:left w:val="nil"/>
+              <w:bottom w:val="single" w:sz="4" w:space="0" w:color="auto"/>
+              <w:right w:val="single" w:sz="4" w:space="0" w:color="auto"/>
+            </w:tcBorders>
+            <w:vAlign w:val="center"/>
+          </w:tcPr>
+          <w:p>
+            <w:pPr>
+              <w:rPr>
+                <w:color w:val="000000" w:themeColor="text1"/>
+                <w:szCs w:val="22"/>
+              </w:rPr>
+            </w:pPr>
+            <w:r>
+              <w:rPr>
+                <w:color w:val="000000" w:themeColor="text1"/>
+                <w:szCs w:val="22"/>
+              </w:rPr>
+              <w:t>Open text field</w:t>
+            </w:r>
+          </w:p>
+        </w:tc>
+      </w:tr>
+      <w:tr>
+        <w:trPr>
+          <w:trHeight w:val="510"/>
+        </w:trPr>
+        <w:tc>
+          <w:tcPr>
+            <w:tcW w:w="461" w:type="pct"/>
+            <w:tcBorders>
+              <w:top w:val="single" w:sz="4" w:space="0" w:color="auto"/>
+              <w:left w:val="single" w:sz="4" w:space="0" w:color="auto"/>
+              <w:bottom w:val="single" w:sz="4" w:space="0" w:color="auto"/>
+              <w:right w:val="single" w:sz="4" w:space="0" w:color="auto"/>
+            </w:tcBorders>
+            <w:vAlign w:val="center"/>
+          </w:tcPr>
+          <w:p>
+            <w:pPr>
+              <w:pStyle w:val="ListParagraph"/>
+              <w:numPr>
+                <w:ilvl w:val="0"/>
+                <w:numId w:val="22"/>
+              </w:numPr>
+              <w:rPr>
+                <w:color w:val="000000" w:themeColor="text1"/>
+                <w:szCs w:val="22"/>
+              </w:rPr>
+            </w:pPr>
+          </w:p>
+        </w:tc>
+        <w:tc>
+          <w:tcPr>
+            <w:tcW w:w="1175" w:type="pct"/>
+            <w:tcBorders>
+              <w:top w:val="single" w:sz="4" w:space="0" w:color="auto"/>
+              <w:left w:val="nil"/>
+              <w:bottom w:val="single" w:sz="4" w:space="0" w:color="auto"/>
+              <w:right w:val="single" w:sz="4" w:space="0" w:color="auto"/>
+            </w:tcBorders>
+            <w:vAlign w:val="center"/>
+          </w:tcPr>
+          <w:p>
+            <w:pPr>
+              <w:rPr>
+                <w:color w:val="000000" w:themeColor="text1"/>
+                <w:szCs w:val="22"/>
+              </w:rPr>
+            </w:pPr>
+            <w:r>
+              <w:rPr>
+                <w:color w:val="000000" w:themeColor="text1"/>
+                <w:szCs w:val="22"/>
+              </w:rPr>
+              <w:t>Company Name</w:t>
+            </w:r>
+          </w:p>
+        </w:tc>
+        <w:tc>
+          <w:tcPr>
+            <w:tcW w:w="568" w:type="pct"/>
+            <w:tcBorders>
+              <w:top w:val="single" w:sz="4" w:space="0" w:color="auto"/>
+              <w:left w:val="nil"/>
+              <w:bottom w:val="single" w:sz="4" w:space="0" w:color="auto"/>
+              <w:right w:val="single" w:sz="4" w:space="0" w:color="auto"/>
+            </w:tcBorders>
+          </w:tcPr>
+          <w:p>
+            <w:pPr>
+              <w:rPr>
+                <w:color w:val="000000" w:themeColor="text1"/>
+                <w:szCs w:val="22"/>
+              </w:rPr>
+            </w:pPr>
+          </w:p>
+        </w:tc>
+        <w:tc>
+          <w:tcPr>
+            <w:tcW w:w="406" w:type="pct"/>
+            <w:tcBorders>
+              <w:top w:val="single" w:sz="4" w:space="0" w:color="auto"/>
+              <w:left w:val="single" w:sz="4" w:space="0" w:color="auto"/>
+              <w:bottom w:val="single" w:sz="4" w:space="0" w:color="auto"/>
+              <w:right w:val="single" w:sz="4" w:space="0" w:color="auto"/>
+            </w:tcBorders>
+            <w:vAlign w:val="center"/>
+          </w:tcPr>
+          <w:p>
+            <w:pPr>
+              <w:jc w:val="center"/>
+              <w:rPr>
+                <w:color w:val="000000" w:themeColor="text1"/>
+                <w:szCs w:val="22"/>
+              </w:rPr>
+            </w:pPr>
+            <w:r>
+              <w:rPr>
+                <w:color w:val="000000" w:themeColor="text1"/>
+                <w:szCs w:val="22"/>
+              </w:rPr>
+              <w:t>M</w:t>
+            </w:r>
+          </w:p>
+        </w:tc>
+        <w:tc>
+          <w:tcPr>
+            <w:tcW w:w="849" w:type="pct"/>
+            <w:tcBorders>
+              <w:top w:val="single" w:sz="4" w:space="0" w:color="auto"/>
+              <w:left w:val="nil"/>
+              <w:bottom w:val="single" w:sz="4" w:space="0" w:color="auto"/>
+              <w:right w:val="single" w:sz="4" w:space="0" w:color="auto"/>
+            </w:tcBorders>
+            <w:vAlign w:val="center"/>
+          </w:tcPr>
+          <w:p>
+            <w:pPr>
+              <w:rPr>
+                <w:color w:val="000000" w:themeColor="text1"/>
+                <w:szCs w:val="22"/>
+              </w:rPr>
+            </w:pPr>
+          </w:p>
+        </w:tc>
+        <w:tc>
+          <w:tcPr>
+            <w:tcW w:w="1541" w:type="pct"/>
+            <w:tcBorders>
+              <w:top w:val="single" w:sz="4" w:space="0" w:color="auto"/>
+              <w:left w:val="nil"/>
+              <w:bottom w:val="single" w:sz="4" w:space="0" w:color="auto"/>
+              <w:right w:val="single" w:sz="4" w:space="0" w:color="auto"/>
+            </w:tcBorders>
+            <w:vAlign w:val="center"/>
+          </w:tcPr>
+          <w:p>
+            <w:pPr>
+              <w:rPr>
+                <w:color w:val="000000" w:themeColor="text1"/>
+                <w:szCs w:val="22"/>
+              </w:rPr>
+            </w:pPr>
+            <w:r>
+              <w:rPr>
+                <w:color w:val="000000" w:themeColor="text1"/>
+                <w:szCs w:val="22"/>
+              </w:rPr>
+              <w:t>Open text field</w:t>
+            </w:r>
+          </w:p>
+        </w:tc>
+      </w:tr>
+      <w:tr>
+        <w:trPr>
+          <w:trHeight w:val="510"/>
+        </w:trPr>
+        <w:tc>
+          <w:tcPr>
+            <w:tcW w:w="461" w:type="pct"/>
+            <w:tcBorders>
+              <w:top w:val="single" w:sz="4" w:space="0" w:color="auto"/>
+              <w:left w:val="single" w:sz="4" w:space="0" w:color="auto"/>
+              <w:bottom w:val="single" w:sz="4" w:space="0" w:color="auto"/>
+              <w:right w:val="single" w:sz="4" w:space="0" w:color="auto"/>
+            </w:tcBorders>
+            <w:vAlign w:val="center"/>
+          </w:tcPr>
+          <w:p>
+            <w:pPr>
+              <w:pStyle w:val="ListParagraph"/>
+              <w:numPr>
+                <w:ilvl w:val="0"/>
+                <w:numId w:val="22"/>
+              </w:numPr>
+              <w:rPr>
+                <w:color w:val="000000" w:themeColor="text1"/>
+                <w:szCs w:val="22"/>
+              </w:rPr>
+            </w:pPr>
+          </w:p>
+        </w:tc>
+        <w:tc>
+          <w:tcPr>
+            <w:tcW w:w="1175" w:type="pct"/>
+            <w:tcBorders>
+              <w:top w:val="single" w:sz="4" w:space="0" w:color="auto"/>
+              <w:left w:val="nil"/>
+              <w:bottom w:val="single" w:sz="4" w:space="0" w:color="auto"/>
+              <w:right w:val="single" w:sz="4" w:space="0" w:color="auto"/>
+            </w:tcBorders>
+            <w:vAlign w:val="center"/>
+          </w:tcPr>
+          <w:p>
+            <w:pPr>
+              <w:rPr>
+                <w:color w:val="000000" w:themeColor="text1"/>
+                <w:szCs w:val="22"/>
+              </w:rPr>
+            </w:pPr>
+            <w:r>
+              <w:rPr>
+                <w:color w:val="000000" w:themeColor="text1"/>
+                <w:szCs w:val="22"/>
+              </w:rPr>
+              <w:t>Telephone Contact</w:t>
+            </w:r>
+          </w:p>
+        </w:tc>
+        <w:tc>
+          <w:tcPr>
+            <w:tcW w:w="568" w:type="pct"/>
+            <w:tcBorders>
+              <w:top w:val="single" w:sz="4" w:space="0" w:color="auto"/>
+              <w:left w:val="nil"/>
+              <w:bottom w:val="single" w:sz="4" w:space="0" w:color="auto"/>
+              <w:right w:val="single" w:sz="4" w:space="0" w:color="auto"/>
+            </w:tcBorders>
+          </w:tcPr>
+          <w:p>
+            <w:pPr>
+              <w:rPr>
+                <w:color w:val="000000" w:themeColor="text1"/>
+                <w:szCs w:val="22"/>
+              </w:rPr>
+            </w:pPr>
+          </w:p>
+        </w:tc>
+        <w:tc>
+          <w:tcPr>
+            <w:tcW w:w="406" w:type="pct"/>
+            <w:tcBorders>
+              <w:top w:val="single" w:sz="4" w:space="0" w:color="auto"/>
+              <w:left w:val="single" w:sz="4" w:space="0" w:color="auto"/>
+              <w:bottom w:val="single" w:sz="4" w:space="0" w:color="auto"/>
+              <w:right w:val="single" w:sz="4" w:space="0" w:color="auto"/>
+            </w:tcBorders>
+            <w:vAlign w:val="center"/>
+          </w:tcPr>
+          <w:p>
+            <w:pPr>
+              <w:jc w:val="center"/>
+              <w:rPr>
+                <w:color w:val="000000" w:themeColor="text1"/>
+                <w:szCs w:val="22"/>
+              </w:rPr>
+            </w:pPr>
+            <w:r>
+              <w:rPr>
+                <w:color w:val="000000" w:themeColor="text1"/>
+                <w:szCs w:val="22"/>
+              </w:rPr>
+              <w:t>M</w:t>
+            </w:r>
+          </w:p>
+        </w:tc>
+        <w:tc>
+          <w:tcPr>
+            <w:tcW w:w="849" w:type="pct"/>
+            <w:tcBorders>
+              <w:top w:val="single" w:sz="4" w:space="0" w:color="auto"/>
+              <w:left w:val="nil"/>
+              <w:bottom w:val="single" w:sz="4" w:space="0" w:color="auto"/>
+              <w:right w:val="single" w:sz="4" w:space="0" w:color="auto"/>
+            </w:tcBorders>
+            <w:vAlign w:val="center"/>
+          </w:tcPr>
+          <w:p>
+            <w:pPr>
+              <w:rPr>
+                <w:color w:val="000000" w:themeColor="text1"/>
+                <w:szCs w:val="22"/>
+              </w:rPr>
+            </w:pPr>
+          </w:p>
+        </w:tc>
+        <w:tc>
+          <w:tcPr>
+            <w:tcW w:w="1541" w:type="pct"/>
+            <w:tcBorders>
+              <w:top w:val="single" w:sz="4" w:space="0" w:color="auto"/>
+              <w:left w:val="nil"/>
+              <w:bottom w:val="single" w:sz="4" w:space="0" w:color="auto"/>
+              <w:right w:val="single" w:sz="4" w:space="0" w:color="auto"/>
+            </w:tcBorders>
+            <w:vAlign w:val="center"/>
+          </w:tcPr>
+          <w:p>
+            <w:pPr>
+              <w:rPr>
+                <w:color w:val="000000" w:themeColor="text1"/>
+                <w:szCs w:val="22"/>
+              </w:rPr>
+            </w:pPr>
+            <w:r>
+              <w:rPr>
+                <w:color w:val="000000" w:themeColor="text1"/>
+                <w:szCs w:val="22"/>
+              </w:rPr>
+              <w:t>Numerical</w:t>
+            </w:r>
+            <w:r>
+              <w:rPr>
+                <w:color w:val="000000" w:themeColor="text1"/>
+                <w:szCs w:val="22"/>
+              </w:rPr>
+              <w:t xml:space="preserve"> field</w:t>
+            </w:r>
+          </w:p>
+        </w:tc>
+      </w:tr>
+      <w:tr>
+        <w:trPr>
+          <w:trHeight w:val="510"/>
+        </w:trPr>
+        <w:tc>
+          <w:tcPr>
+            <w:tcW w:w="461" w:type="pct"/>
+            <w:tcBorders>
+              <w:top w:val="single" w:sz="4" w:space="0" w:color="auto"/>
+              <w:left w:val="single" w:sz="4" w:space="0" w:color="auto"/>
+              <w:bottom w:val="single" w:sz="4" w:space="0" w:color="auto"/>
+              <w:right w:val="single" w:sz="4" w:space="0" w:color="auto"/>
+            </w:tcBorders>
+            <w:vAlign w:val="center"/>
+          </w:tcPr>
+          <w:p>
+            <w:pPr>
+              <w:pStyle w:val="ListParagraph"/>
+              <w:numPr>
+                <w:ilvl w:val="0"/>
+                <w:numId w:val="22"/>
+              </w:numPr>
+              <w:rPr>
+                <w:color w:val="000000" w:themeColor="text1"/>
+                <w:szCs w:val="22"/>
+              </w:rPr>
+            </w:pPr>
+          </w:p>
+        </w:tc>
+        <w:tc>
+          <w:tcPr>
+            <w:tcW w:w="1175" w:type="pct"/>
+            <w:tcBorders>
+              <w:top w:val="single" w:sz="4" w:space="0" w:color="auto"/>
+              <w:left w:val="nil"/>
+              <w:bottom w:val="single" w:sz="4" w:space="0" w:color="auto"/>
+              <w:right w:val="single" w:sz="4" w:space="0" w:color="auto"/>
+            </w:tcBorders>
+            <w:vAlign w:val="center"/>
+          </w:tcPr>
+          <w:p>
+            <w:pPr>
+              <w:rPr>
+                <w:color w:val="000000" w:themeColor="text1"/>
+                <w:szCs w:val="22"/>
+              </w:rPr>
+            </w:pPr>
+            <w:r>
+              <w:rPr>
+                <w:color w:val="000000" w:themeColor="text1"/>
+                <w:szCs w:val="22"/>
+              </w:rPr>
+              <w:t>Email Address</w:t>
+            </w:r>
+          </w:p>
+        </w:tc>
+        <w:tc>
+          <w:tcPr>
+            <w:tcW w:w="568" w:type="pct"/>
+            <w:tcBorders>
+              <w:top w:val="single" w:sz="4" w:space="0" w:color="auto"/>
+              <w:left w:val="nil"/>
+              <w:bottom w:val="single" w:sz="4" w:space="0" w:color="auto"/>
+              <w:right w:val="single" w:sz="4" w:space="0" w:color="auto"/>
+            </w:tcBorders>
+          </w:tcPr>
+          <w:p>
+            <w:pPr>
+              <w:rPr>
+                <w:color w:val="000000" w:themeColor="text1"/>
+                <w:szCs w:val="22"/>
+              </w:rPr>
+            </w:pPr>
+          </w:p>
+        </w:tc>
+        <w:tc>
+          <w:tcPr>
+            <w:tcW w:w="406" w:type="pct"/>
+            <w:tcBorders>
+              <w:top w:val="single" w:sz="4" w:space="0" w:color="auto"/>
+              <w:left w:val="single" w:sz="4" w:space="0" w:color="auto"/>
+              <w:bottom w:val="single" w:sz="4" w:space="0" w:color="auto"/>
+              <w:right w:val="single" w:sz="4" w:space="0" w:color="auto"/>
+            </w:tcBorders>
+            <w:vAlign w:val="center"/>
+          </w:tcPr>
+          <w:p>
+            <w:pPr>
+              <w:jc w:val="center"/>
+              <w:rPr>
+                <w:color w:val="000000" w:themeColor="text1"/>
+                <w:szCs w:val="22"/>
+              </w:rPr>
+            </w:pPr>
+            <w:r>
+              <w:rPr>
+                <w:color w:val="000000" w:themeColor="text1"/>
+                <w:szCs w:val="22"/>
+              </w:rPr>
+              <w:t>M</w:t>
+            </w:r>
+          </w:p>
+        </w:tc>
+        <w:tc>
+          <w:tcPr>
+            <w:tcW w:w="849" w:type="pct"/>
+            <w:tcBorders>
+              <w:top w:val="single" w:sz="4" w:space="0" w:color="auto"/>
+              <w:left w:val="nil"/>
+              <w:bottom w:val="single" w:sz="4" w:space="0" w:color="auto"/>
+              <w:right w:val="single" w:sz="4" w:space="0" w:color="auto"/>
+            </w:tcBorders>
+            <w:vAlign w:val="center"/>
+          </w:tcPr>
+          <w:p>
+            <w:pPr>
+              <w:rPr>
+                <w:color w:val="000000" w:themeColor="text1"/>
+                <w:szCs w:val="22"/>
+              </w:rPr>
+            </w:pPr>
+          </w:p>
+        </w:tc>
+        <w:tc>
+          <w:tcPr>
+            <w:tcW w:w="1541" w:type="pct"/>
+            <w:tcBorders>
+              <w:top w:val="single" w:sz="4" w:space="0" w:color="auto"/>
+              <w:left w:val="nil"/>
+              <w:bottom w:val="single" w:sz="4" w:space="0" w:color="auto"/>
+              <w:right w:val="single" w:sz="4" w:space="0" w:color="auto"/>
+            </w:tcBorders>
+            <w:vAlign w:val="center"/>
+          </w:tcPr>
+          <w:p>
+            <w:pPr>
+              <w:rPr>
+                <w:color w:val="000000" w:themeColor="text1"/>
+                <w:szCs w:val="22"/>
+              </w:rPr>
+            </w:pPr>
+            <w:r>
+              <w:rPr>
+                <w:color w:val="000000" w:themeColor="text1"/>
+                <w:szCs w:val="22"/>
+              </w:rPr>
+              <w:t>Alphanumeric</w:t>
+            </w:r>
+            <w:r>
+              <w:rPr>
+                <w:color w:val="000000" w:themeColor="text1"/>
+                <w:szCs w:val="22"/>
+              </w:rPr>
+              <w:t xml:space="preserve"> field</w:t>
+            </w:r>
+          </w:p>
+        </w:tc>
+      </w:tr>
+      <w:tr>
+        <w:trPr>
+          <w:trHeight w:val="510"/>
+        </w:trPr>
+        <w:tc>
+          <w:tcPr>
+            <w:tcW w:w="461" w:type="pct"/>
+            <w:tcBorders>
+              <w:top w:val="single" w:sz="4" w:space="0" w:color="auto"/>
+              <w:left w:val="single" w:sz="4" w:space="0" w:color="auto"/>
+              <w:bottom w:val="single" w:sz="4" w:space="0" w:color="auto"/>
+              <w:right w:val="single" w:sz="4" w:space="0" w:color="auto"/>
+            </w:tcBorders>
+            <w:vAlign w:val="center"/>
+          </w:tcPr>
+          <w:p>
+            <w:pPr>
+              <w:pStyle w:val="ListParagraph"/>
+              <w:numPr>
+                <w:ilvl w:val="0"/>
+                <w:numId w:val="22"/>
+              </w:numPr>
+              <w:rPr>
+                <w:color w:val="000000" w:themeColor="text1"/>
+                <w:szCs w:val="22"/>
+              </w:rPr>
+            </w:pPr>
+          </w:p>
+        </w:tc>
+        <w:tc>
+          <w:tcPr>
+            <w:tcW w:w="1175" w:type="pct"/>
+            <w:tcBorders>
+              <w:top w:val="single" w:sz="4" w:space="0" w:color="auto"/>
+              <w:left w:val="nil"/>
+              <w:bottom w:val="single" w:sz="4" w:space="0" w:color="auto"/>
+              <w:right w:val="single" w:sz="4" w:space="0" w:color="auto"/>
+            </w:tcBorders>
+            <w:vAlign w:val="center"/>
+          </w:tcPr>
+          <w:p>
+            <w:pPr>
+              <w:rPr>
+                <w:color w:val="000000" w:themeColor="text1"/>
+                <w:szCs w:val="22"/>
+              </w:rPr>
+            </w:pPr>
+            <w:r>
+              <w:rPr>
+                <w:color w:val="000000" w:themeColor="text1"/>
+                <w:szCs w:val="22"/>
+              </w:rPr>
+              <w:t>Work Address / Location</w:t>
+            </w:r>
+          </w:p>
+        </w:tc>
+        <w:tc>
+          <w:tcPr>
+            <w:tcW w:w="568" w:type="pct"/>
+            <w:tcBorders>
+              <w:top w:val="single" w:sz="4" w:space="0" w:color="auto"/>
+              <w:left w:val="nil"/>
+              <w:bottom w:val="single" w:sz="4" w:space="0" w:color="auto"/>
+              <w:right w:val="single" w:sz="4" w:space="0" w:color="auto"/>
+            </w:tcBorders>
+          </w:tcPr>
+          <w:p>
+            <w:pPr>
+              <w:rPr>
+                <w:color w:val="000000" w:themeColor="text1"/>
+                <w:szCs w:val="22"/>
+              </w:rPr>
+            </w:pPr>
+          </w:p>
+        </w:tc>
+        <w:tc>
+          <w:tcPr>
+            <w:tcW w:w="406" w:type="pct"/>
+            <w:tcBorders>
+              <w:top w:val="single" w:sz="4" w:space="0" w:color="auto"/>
+              <w:left w:val="single" w:sz="4" w:space="0" w:color="auto"/>
+              <w:bottom w:val="single" w:sz="4" w:space="0" w:color="auto"/>
+              <w:right w:val="single" w:sz="4" w:space="0" w:color="auto"/>
+            </w:tcBorders>
+            <w:vAlign w:val="center"/>
+          </w:tcPr>
+          <w:p>
+            <w:pPr>
+              <w:jc w:val="center"/>
+              <w:rPr>
+                <w:color w:val="000000" w:themeColor="text1"/>
+                <w:szCs w:val="22"/>
+              </w:rPr>
+            </w:pPr>
+            <w:r>
+              <w:rPr>
+                <w:color w:val="000000" w:themeColor="text1"/>
+                <w:szCs w:val="22"/>
+              </w:rPr>
+              <w:t>M</w:t>
+            </w:r>
+          </w:p>
+        </w:tc>
+        <w:tc>
+          <w:tcPr>
+            <w:tcW w:w="849" w:type="pct"/>
+            <w:tcBorders>
+              <w:top w:val="single" w:sz="4" w:space="0" w:color="auto"/>
+              <w:left w:val="nil"/>
+              <w:bottom w:val="single" w:sz="4" w:space="0" w:color="auto"/>
+              <w:right w:val="single" w:sz="4" w:space="0" w:color="auto"/>
+            </w:tcBorders>
+            <w:vAlign w:val="center"/>
+          </w:tcPr>
+          <w:p>
+            <w:pPr>
+              <w:rPr>
+                <w:color w:val="000000" w:themeColor="text1"/>
+                <w:szCs w:val="22"/>
+              </w:rPr>
+            </w:pPr>
+          </w:p>
+        </w:tc>
+        <w:tc>
+          <w:tcPr>
+            <w:tcW w:w="1541" w:type="pct"/>
+            <w:tcBorders>
+              <w:top w:val="single" w:sz="4" w:space="0" w:color="auto"/>
+              <w:left w:val="nil"/>
+              <w:bottom w:val="single" w:sz="4" w:space="0" w:color="auto"/>
+              <w:right w:val="single" w:sz="4" w:space="0" w:color="auto"/>
+            </w:tcBorders>
+            <w:vAlign w:val="center"/>
+          </w:tcPr>
+          <w:p>
+            <w:pPr>
+              <w:rPr>
+                <w:color w:val="000000" w:themeColor="text1"/>
+                <w:szCs w:val="22"/>
+              </w:rPr>
+            </w:pPr>
+            <w:r>
+              <w:rPr>
+                <w:color w:val="000000" w:themeColor="text1"/>
+                <w:szCs w:val="22"/>
+              </w:rPr>
+              <w:t>Open text field</w:t>
+            </w:r>
+          </w:p>
+        </w:tc>
+      </w:tr>
+      <w:tr>
+        <w:trPr>
+          <w:trHeight w:val="510"/>
+        </w:trPr>
+        <w:tc>
+          <w:tcPr>
+            <w:tcW w:w="461" w:type="pct"/>
+            <w:tcBorders>
+              <w:top w:val="single" w:sz="4" w:space="0" w:color="auto"/>
+              <w:left w:val="single" w:sz="4" w:space="0" w:color="auto"/>
+              <w:bottom w:val="single" w:sz="4" w:space="0" w:color="auto"/>
+              <w:right w:val="single" w:sz="4" w:space="0" w:color="auto"/>
+            </w:tcBorders>
+            <w:vAlign w:val="center"/>
+          </w:tcPr>
+          <w:p>
+            <w:pPr>
+              <w:pStyle w:val="ListParagraph"/>
+              <w:numPr>
+                <w:ilvl w:val="0"/>
+                <w:numId w:val="22"/>
+              </w:numPr>
+              <w:rPr>
+                <w:color w:val="000000" w:themeColor="text1"/>
+                <w:szCs w:val="22"/>
+              </w:rPr>
+            </w:pPr>
+          </w:p>
+        </w:tc>
+        <w:tc>
+          <w:tcPr>
+            <w:tcW w:w="1175" w:type="pct"/>
+            <w:tcBorders>
+              <w:top w:val="single" w:sz="4" w:space="0" w:color="auto"/>
+              <w:left w:val="nil"/>
+              <w:bottom w:val="single" w:sz="4" w:space="0" w:color="auto"/>
+              <w:right w:val="single" w:sz="4" w:space="0" w:color="auto"/>
+            </w:tcBorders>
+            <w:vAlign w:val="center"/>
+          </w:tcPr>
+          <w:p>
+            <w:pPr>
+              <w:rPr>
+                <w:color w:val="000000" w:themeColor="text1"/>
+                <w:szCs w:val="22"/>
+              </w:rPr>
+            </w:pPr>
+            <w:r>
+              <w:rPr>
+                <w:color w:val="000000" w:themeColor="text1"/>
+                <w:szCs w:val="22"/>
+              </w:rPr>
+              <w:t>Service Provider Type</w:t>
+            </w:r>
+          </w:p>
+        </w:tc>
+        <w:tc>
+          <w:tcPr>
+            <w:tcW w:w="568" w:type="pct"/>
+            <w:tcBorders>
+              <w:top w:val="single" w:sz="4" w:space="0" w:color="auto"/>
+              <w:left w:val="nil"/>
+              <w:bottom w:val="single" w:sz="4" w:space="0" w:color="auto"/>
+              <w:right w:val="single" w:sz="4" w:space="0" w:color="auto"/>
+            </w:tcBorders>
+          </w:tcPr>
+          <w:p>
+            <w:pPr>
+              <w:rPr>
+                <w:color w:val="000000" w:themeColor="text1"/>
+                <w:szCs w:val="22"/>
+              </w:rPr>
+            </w:pPr>
+          </w:p>
+        </w:tc>
+        <w:tc>
+          <w:tcPr>
+            <w:tcW w:w="406" w:type="pct"/>
+            <w:tcBorders>
+              <w:top w:val="single" w:sz="4" w:space="0" w:color="auto"/>
+              <w:left w:val="single" w:sz="4" w:space="0" w:color="auto"/>
+              <w:bottom w:val="single" w:sz="4" w:space="0" w:color="auto"/>
+              <w:right w:val="single" w:sz="4" w:space="0" w:color="auto"/>
+            </w:tcBorders>
+            <w:vAlign w:val="center"/>
+          </w:tcPr>
+          <w:p>
+            <w:pPr>
+              <w:jc w:val="center"/>
+              <w:rPr>
+                <w:color w:val="000000" w:themeColor="text1"/>
+                <w:szCs w:val="22"/>
+              </w:rPr>
+            </w:pPr>
+            <w:r>
+              <w:rPr>
+                <w:color w:val="000000" w:themeColor="text1"/>
+                <w:szCs w:val="22"/>
+              </w:rPr>
+              <w:t>M</w:t>
+            </w:r>
+          </w:p>
+        </w:tc>
+        <w:tc>
+          <w:tcPr>
+            <w:tcW w:w="849" w:type="pct"/>
+            <w:tcBorders>
+              <w:top w:val="single" w:sz="4" w:space="0" w:color="auto"/>
+              <w:left w:val="nil"/>
+              <w:bottom w:val="single" w:sz="4" w:space="0" w:color="auto"/>
+              <w:right w:val="single" w:sz="4" w:space="0" w:color="auto"/>
+            </w:tcBorders>
+            <w:vAlign w:val="center"/>
+          </w:tcPr>
+          <w:p>
+            <w:pPr>
+              <w:rPr>
+                <w:color w:val="000000" w:themeColor="text1"/>
+                <w:szCs w:val="22"/>
+              </w:rPr>
+            </w:pPr>
+          </w:p>
+        </w:tc>
+        <w:tc>
+          <w:tcPr>
+            <w:tcW w:w="1541" w:type="pct"/>
+            <w:tcBorders>
+              <w:top w:val="single" w:sz="4" w:space="0" w:color="auto"/>
+              <w:left w:val="nil"/>
+              <w:bottom w:val="single" w:sz="4" w:space="0" w:color="auto"/>
+              <w:right w:val="single" w:sz="4" w:space="0" w:color="auto"/>
+            </w:tcBorders>
+            <w:vAlign w:val="center"/>
+          </w:tcPr>
+          <w:p>
+            <w:pPr>
+              <w:rPr>
+                <w:color w:val="000000" w:themeColor="text1"/>
+                <w:szCs w:val="22"/>
+              </w:rPr>
+            </w:pPr>
+            <w:r>
+              <w:rPr>
+                <w:color w:val="000000" w:themeColor="text1"/>
+                <w:szCs w:val="22"/>
+              </w:rPr>
+              <w:t>This is a single-select dropdown list with the following options;</w:t>
+            </w:r>
+          </w:p>
+          <w:p>
+            <w:pPr>
+              <w:pStyle w:val="ListParagraph"/>
+              <w:numPr>
+                <w:ilvl w:val="0"/>
+                <w:numId w:val="21"/>
+              </w:numPr>
+              <w:rPr>
+                <w:color w:val="000000" w:themeColor="text1"/>
+                <w:szCs w:val="22"/>
+              </w:rPr>
+            </w:pPr>
+            <w:r>
+              <w:rPr>
+                <w:color w:val="000000" w:themeColor="text1"/>
+                <w:szCs w:val="22"/>
+              </w:rPr>
+              <w:t>Gulper</w:t>
+            </w:r>
+          </w:p>
+          <w:p>
+            <w:pPr>
+              <w:pStyle w:val="ListParagraph"/>
+              <w:numPr>
+                <w:ilvl w:val="0"/>
+                <w:numId w:val="21"/>
+              </w:numPr>
+              <w:rPr>
+                <w:color w:val="000000" w:themeColor="text1"/>
+                <w:szCs w:val="22"/>
+              </w:rPr>
+            </w:pPr>
+            <w:r>
+              <w:rPr>
+                <w:color w:val="000000" w:themeColor="text1"/>
+                <w:szCs w:val="22"/>
+              </w:rPr>
+              <w:t>Emptier</w:t>
+            </w:r>
+          </w:p>
+        </w:tc>
+      </w:tr>
+      <w:tr>
+        <w:trPr>
+          <w:trHeight w:val="510"/>
+        </w:trPr>
+        <w:tc>
+          <w:tcPr>
+            <w:tcW w:w="461" w:type="pct"/>
+            <w:tcBorders>
+              <w:top w:val="single" w:sz="4" w:space="0" w:color="auto"/>
+              <w:left w:val="single" w:sz="4" w:space="0" w:color="auto"/>
+              <w:bottom w:val="single" w:sz="4" w:space="0" w:color="auto"/>
+              <w:right w:val="single" w:sz="4" w:space="0" w:color="auto"/>
+            </w:tcBorders>
+            <w:vAlign w:val="center"/>
+          </w:tcPr>
+          <w:p>
+            <w:pPr>
+              <w:pStyle w:val="ListParagraph"/>
+              <w:numPr>
+                <w:ilvl w:val="0"/>
+                <w:numId w:val="22"/>
+              </w:numPr>
+              <w:rPr>
+                <w:color w:val="000000" w:themeColor="text1"/>
+                <w:szCs w:val="22"/>
+              </w:rPr>
+            </w:pPr>
+          </w:p>
+        </w:tc>
+        <w:tc>
+          <w:tcPr>
+            <w:tcW w:w="1175" w:type="pct"/>
+            <w:tcBorders>
+              <w:top w:val="single" w:sz="4" w:space="0" w:color="auto"/>
+              <w:left w:val="nil"/>
+              <w:bottom w:val="single" w:sz="4" w:space="0" w:color="auto"/>
+              <w:right w:val="single" w:sz="4" w:space="0" w:color="auto"/>
+            </w:tcBorders>
+            <w:vAlign w:val="center"/>
+          </w:tcPr>
+          <w:p>
+            <w:pPr>
+              <w:rPr>
+                <w:color w:val="000000" w:themeColor="text1"/>
+                <w:szCs w:val="22"/>
+              </w:rPr>
+            </w:pPr>
+            <w:r>
+              <w:rPr>
+                <w:color w:val="000000" w:themeColor="text1"/>
+                <w:szCs w:val="22"/>
+              </w:rPr>
+              <w:t>Contact Person (Name)</w:t>
+            </w:r>
+          </w:p>
+        </w:tc>
+        <w:tc>
+          <w:tcPr>
+            <w:tcW w:w="568" w:type="pct"/>
+            <w:tcBorders>
+              <w:top w:val="single" w:sz="4" w:space="0" w:color="auto"/>
+              <w:left w:val="nil"/>
+              <w:bottom w:val="single" w:sz="4" w:space="0" w:color="auto"/>
+              <w:right w:val="single" w:sz="4" w:space="0" w:color="auto"/>
+            </w:tcBorders>
+          </w:tcPr>
+          <w:p>
+            <w:pPr>
+              <w:rPr>
+                <w:color w:val="000000" w:themeColor="text1"/>
+                <w:szCs w:val="22"/>
+              </w:rPr>
+            </w:pPr>
+          </w:p>
+        </w:tc>
+        <w:tc>
+          <w:tcPr>
+            <w:tcW w:w="406" w:type="pct"/>
+            <w:tcBorders>
+              <w:top w:val="single" w:sz="4" w:space="0" w:color="auto"/>
+              <w:left w:val="single" w:sz="4" w:space="0" w:color="auto"/>
+              <w:bottom w:val="single" w:sz="4" w:space="0" w:color="auto"/>
+              <w:right w:val="single" w:sz="4" w:space="0" w:color="auto"/>
+            </w:tcBorders>
+            <w:vAlign w:val="center"/>
+          </w:tcPr>
+          <w:p>
+            <w:pPr>
+              <w:jc w:val="center"/>
+              <w:rPr>
+                <w:color w:val="000000" w:themeColor="text1"/>
+                <w:szCs w:val="22"/>
+              </w:rPr>
+            </w:pPr>
+            <w:r>
+              <w:rPr>
+                <w:color w:val="000000" w:themeColor="text1"/>
+                <w:szCs w:val="22"/>
+              </w:rPr>
+              <w:t>M</w:t>
+            </w:r>
+          </w:p>
+        </w:tc>
+        <w:tc>
+          <w:tcPr>
+            <w:tcW w:w="849" w:type="pct"/>
+            <w:tcBorders>
+              <w:top w:val="single" w:sz="4" w:space="0" w:color="auto"/>
+              <w:left w:val="nil"/>
+              <w:bottom w:val="single" w:sz="4" w:space="0" w:color="auto"/>
+              <w:right w:val="single" w:sz="4" w:space="0" w:color="auto"/>
+            </w:tcBorders>
+            <w:vAlign w:val="center"/>
+          </w:tcPr>
+          <w:p>
+            <w:pPr>
+              <w:rPr>
+                <w:color w:val="000000" w:themeColor="text1"/>
+                <w:szCs w:val="22"/>
+              </w:rPr>
+            </w:pPr>
+          </w:p>
+        </w:tc>
+        <w:tc>
+          <w:tcPr>
+            <w:tcW w:w="1541" w:type="pct"/>
+            <w:tcBorders>
+              <w:top w:val="single" w:sz="4" w:space="0" w:color="auto"/>
+              <w:left w:val="nil"/>
+              <w:bottom w:val="single" w:sz="4" w:space="0" w:color="auto"/>
+              <w:right w:val="single" w:sz="4" w:space="0" w:color="auto"/>
+            </w:tcBorders>
+            <w:vAlign w:val="center"/>
+          </w:tcPr>
+          <w:p>
+            <w:pPr>
+              <w:rPr>
+                <w:color w:val="000000" w:themeColor="text1"/>
+                <w:szCs w:val="22"/>
+              </w:rPr>
+            </w:pPr>
+            <w:r>
+              <w:rPr>
+                <w:color w:val="000000" w:themeColor="text1"/>
+                <w:szCs w:val="22"/>
+              </w:rPr>
+              <w:t>Open text field</w:t>
+            </w:r>
+          </w:p>
+        </w:tc>
+      </w:tr>
+      <w:tr>
+        <w:trPr>
+          <w:trHeight w:val="510"/>
+        </w:trPr>
+        <w:tc>
+          <w:tcPr>
+            <w:tcW w:w="461" w:type="pct"/>
+            <w:tcBorders>
+              <w:top w:val="single" w:sz="4" w:space="0" w:color="auto"/>
+              <w:left w:val="single" w:sz="4" w:space="0" w:color="auto"/>
+              <w:bottom w:val="single" w:sz="4" w:space="0" w:color="auto"/>
+              <w:right w:val="single" w:sz="4" w:space="0" w:color="auto"/>
+            </w:tcBorders>
+            <w:vAlign w:val="center"/>
+          </w:tcPr>
+          <w:p>
+            <w:pPr>
+              <w:pStyle w:val="ListParagraph"/>
+              <w:numPr>
+                <w:ilvl w:val="0"/>
+                <w:numId w:val="22"/>
+              </w:numPr>
+              <w:rPr>
+                <w:color w:val="000000" w:themeColor="text1"/>
+                <w:szCs w:val="22"/>
+              </w:rPr>
+            </w:pPr>
+          </w:p>
+        </w:tc>
+        <w:tc>
+          <w:tcPr>
+            <w:tcW w:w="1175" w:type="pct"/>
+            <w:tcBorders>
+              <w:top w:val="single" w:sz="4" w:space="0" w:color="auto"/>
+              <w:left w:val="nil"/>
+              <w:bottom w:val="single" w:sz="4" w:space="0" w:color="auto"/>
+              <w:right w:val="single" w:sz="4" w:space="0" w:color="auto"/>
+            </w:tcBorders>
+            <w:vAlign w:val="center"/>
+          </w:tcPr>
+          <w:p>
+            <w:pPr>
+              <w:rPr>
+                <w:color w:val="000000" w:themeColor="text1"/>
+                <w:szCs w:val="22"/>
+              </w:rPr>
+            </w:pPr>
+            <w:r>
+              <w:rPr>
+                <w:color w:val="000000" w:themeColor="text1"/>
+                <w:szCs w:val="22"/>
+              </w:rPr>
+              <w:t>Contact person (Telephone contact)</w:t>
+            </w:r>
+          </w:p>
+        </w:tc>
+        <w:tc>
+          <w:tcPr>
+            <w:tcW w:w="568" w:type="pct"/>
+            <w:tcBorders>
+              <w:top w:val="single" w:sz="4" w:space="0" w:color="auto"/>
+              <w:left w:val="nil"/>
+              <w:bottom w:val="single" w:sz="4" w:space="0" w:color="auto"/>
+              <w:right w:val="single" w:sz="4" w:space="0" w:color="auto"/>
+            </w:tcBorders>
+          </w:tcPr>
+          <w:p>
+            <w:pPr>
+              <w:rPr>
+                <w:color w:val="000000" w:themeColor="text1"/>
+                <w:szCs w:val="22"/>
+              </w:rPr>
+            </w:pPr>
+          </w:p>
+        </w:tc>
+        <w:tc>
+          <w:tcPr>
+            <w:tcW w:w="406" w:type="pct"/>
+            <w:tcBorders>
+              <w:top w:val="single" w:sz="4" w:space="0" w:color="auto"/>
+              <w:left w:val="single" w:sz="4" w:space="0" w:color="auto"/>
+              <w:bottom w:val="single" w:sz="4" w:space="0" w:color="auto"/>
+              <w:right w:val="single" w:sz="4" w:space="0" w:color="auto"/>
+            </w:tcBorders>
+            <w:vAlign w:val="center"/>
+          </w:tcPr>
+          <w:p>
+            <w:pPr>
+              <w:jc w:val="center"/>
+              <w:rPr>
+                <w:color w:val="000000" w:themeColor="text1"/>
+                <w:szCs w:val="22"/>
+              </w:rPr>
+            </w:pPr>
+            <w:r>
+              <w:rPr>
+                <w:color w:val="000000" w:themeColor="text1"/>
+                <w:szCs w:val="22"/>
+              </w:rPr>
+              <w:t>M</w:t>
+            </w:r>
+          </w:p>
+        </w:tc>
+        <w:tc>
+          <w:tcPr>
+            <w:tcW w:w="849" w:type="pct"/>
+            <w:tcBorders>
+              <w:top w:val="single" w:sz="4" w:space="0" w:color="auto"/>
+              <w:left w:val="nil"/>
+              <w:bottom w:val="single" w:sz="4" w:space="0" w:color="auto"/>
+              <w:right w:val="single" w:sz="4" w:space="0" w:color="auto"/>
+            </w:tcBorders>
+            <w:vAlign w:val="center"/>
+          </w:tcPr>
+          <w:p>
+            <w:pPr>
+              <w:rPr>
+                <w:color w:val="000000" w:themeColor="text1"/>
+                <w:szCs w:val="22"/>
+              </w:rPr>
+            </w:pPr>
+          </w:p>
+        </w:tc>
+        <w:tc>
+          <w:tcPr>
+            <w:tcW w:w="1541" w:type="pct"/>
+            <w:tcBorders>
+              <w:top w:val="single" w:sz="4" w:space="0" w:color="auto"/>
+              <w:left w:val="nil"/>
+              <w:bottom w:val="single" w:sz="4" w:space="0" w:color="auto"/>
+              <w:right w:val="single" w:sz="4" w:space="0" w:color="auto"/>
+            </w:tcBorders>
+            <w:vAlign w:val="center"/>
+          </w:tcPr>
+          <w:p>
+            <w:pPr>
+              <w:rPr>
+                <w:color w:val="000000" w:themeColor="text1"/>
+                <w:szCs w:val="22"/>
+              </w:rPr>
+            </w:pPr>
+            <w:r>
+              <w:rPr>
+                <w:color w:val="000000" w:themeColor="text1"/>
+                <w:szCs w:val="22"/>
+              </w:rPr>
+              <w:t>Numeric field</w:t>
+            </w:r>
+          </w:p>
+        </w:tc>
+      </w:tr>
+    </w:tbl>
+    <w:p/>
+    <w:p/>
+    <w:p>
+      <w:pPr>
+        <w:pStyle w:val="Heading2"/>
+        <w:numPr>
+          <w:ilvl w:val="1"/>
+          <w:numId w:val="5"/>
+        </w:numPr>
+      </w:pPr>
+      <w:r>
+        <w:t>Weyonje Service Request Form</w:t>
+      </w:r>
+    </w:p>
+    <w:tbl>
+      <w:tblPr>
+        <w:tblW w:w="5928" w:type="pct"/>
+        <w:tblInd w:w="-572" w:type="dxa"/>
+        <w:tblLayout w:type="fixed"/>
+        <w:tblLook w:val="0000" w:firstRow="0" w:lastRow="0" w:firstColumn="0" w:lastColumn="0" w:noHBand="0" w:noVBand="0"/>
+      </w:tblPr>
+      <w:tblGrid>
+        <w:gridCol w:w="1022"/>
+        <w:gridCol w:w="2605"/>
+        <w:gridCol w:w="1607"/>
+        <w:gridCol w:w="967"/>
+        <w:gridCol w:w="1468"/>
+        <w:gridCol w:w="3416"/>
+      </w:tblGrid>
+      <w:tr>
+        <w:trPr>
+          <w:trHeight w:val="510"/>
+          <w:tblHeader/>
+        </w:trPr>
+        <w:tc>
+          <w:tcPr>
+            <w:tcW w:w="461" w:type="pct"/>
+            <w:tcBorders>
+              <w:top w:val="single" w:sz="4" w:space="0" w:color="auto"/>
+              <w:left w:val="single" w:sz="4" w:space="0" w:color="auto"/>
+              <w:bottom w:val="single" w:sz="4" w:space="0" w:color="auto"/>
+              <w:right w:val="single" w:sz="4" w:space="0" w:color="auto"/>
+            </w:tcBorders>
+            <w:shd w:val="clear" w:color="auto" w:fill="B4C6E7" w:themeFill="accent1" w:themeFillTint="66"/>
+            <w:vAlign w:val="center"/>
+          </w:tcPr>
+          <w:p>
+            <w:pPr>
+              <w:rPr>
+                <w:b/>
+                <w:bCs/>
+                <w:color w:val="000000" w:themeColor="text1"/>
+                <w:szCs w:val="22"/>
+              </w:rPr>
+            </w:pPr>
+            <w:r>
+              <w:rPr>
+                <w:b/>
+                <w:bCs/>
+                <w:color w:val="000000" w:themeColor="text1"/>
+                <w:szCs w:val="22"/>
+              </w:rPr>
+              <w:t>Sr. No.</w:t>
+            </w:r>
+          </w:p>
+        </w:tc>
+        <w:tc>
+          <w:tcPr>
+            <w:tcW w:w="1175" w:type="pct"/>
+            <w:tcBorders>
+              <w:top w:val="single" w:sz="4" w:space="0" w:color="auto"/>
+              <w:left w:val="nil"/>
+              <w:bottom w:val="single" w:sz="4" w:space="0" w:color="auto"/>
+              <w:right w:val="single" w:sz="4" w:space="0" w:color="auto"/>
+            </w:tcBorders>
+            <w:shd w:val="clear" w:color="auto" w:fill="B4C6E7" w:themeFill="accent1" w:themeFillTint="66"/>
+            <w:vAlign w:val="center"/>
+          </w:tcPr>
+          <w:p>
+            <w:pPr>
+              <w:rPr>
+                <w:b/>
+                <w:bCs/>
+                <w:color w:val="000000" w:themeColor="text1"/>
+                <w:szCs w:val="22"/>
+              </w:rPr>
+            </w:pPr>
+            <w:r>
+              <w:rPr>
+                <w:b/>
+                <w:bCs/>
+                <w:color w:val="000000" w:themeColor="text1"/>
+                <w:szCs w:val="22"/>
+              </w:rPr>
+              <w:t>Field Name</w:t>
+            </w:r>
+          </w:p>
+        </w:tc>
+        <w:tc>
+          <w:tcPr>
+            <w:tcW w:w="725" w:type="pct"/>
+            <w:tcBorders>
+              <w:top w:val="single" w:sz="4" w:space="0" w:color="auto"/>
+              <w:left w:val="nil"/>
+              <w:bottom w:val="single" w:sz="4" w:space="0" w:color="auto"/>
+              <w:right w:val="single" w:sz="4" w:space="0" w:color="auto"/>
+            </w:tcBorders>
+            <w:shd w:val="clear" w:color="auto" w:fill="B4C6E7" w:themeFill="accent1" w:themeFillTint="66"/>
+            <w:vAlign w:val="center"/>
+          </w:tcPr>
+          <w:p>
+            <w:pPr>
+              <w:rPr>
+                <w:b/>
+                <w:bCs/>
+                <w:color w:val="000000" w:themeColor="text1"/>
+                <w:szCs w:val="22"/>
+              </w:rPr>
+            </w:pPr>
+            <w:r>
+              <w:rPr>
+                <w:b/>
+                <w:bCs/>
+                <w:color w:val="000000" w:themeColor="text1"/>
+                <w:szCs w:val="22"/>
+              </w:rPr>
+              <w:t>Sub-Field Name</w:t>
+            </w:r>
+          </w:p>
+        </w:tc>
+        <w:tc>
+          <w:tcPr>
+            <w:tcW w:w="436" w:type="pct"/>
+            <w:tcBorders>
+              <w:top w:val="single" w:sz="4" w:space="0" w:color="auto"/>
+              <w:left w:val="single" w:sz="4" w:space="0" w:color="auto"/>
+              <w:bottom w:val="single" w:sz="4" w:space="0" w:color="auto"/>
+              <w:right w:val="single" w:sz="4" w:space="0" w:color="auto"/>
+            </w:tcBorders>
+            <w:shd w:val="clear" w:color="auto" w:fill="B4C6E7" w:themeFill="accent1" w:themeFillTint="66"/>
+            <w:vAlign w:val="center"/>
+          </w:tcPr>
+          <w:p>
+            <w:pPr>
+              <w:rPr>
+                <w:b/>
+                <w:bCs/>
+                <w:color w:val="000000" w:themeColor="text1"/>
+                <w:szCs w:val="22"/>
+              </w:rPr>
+            </w:pPr>
+            <w:r>
+              <w:rPr>
+                <w:b/>
+                <w:bCs/>
+                <w:color w:val="000000" w:themeColor="text1"/>
+                <w:szCs w:val="22"/>
+              </w:rPr>
+              <w:t>Field Status</w:t>
+            </w:r>
+          </w:p>
+        </w:tc>
+        <w:tc>
+          <w:tcPr>
+            <w:tcW w:w="662" w:type="pct"/>
+            <w:tcBorders>
+              <w:top w:val="single" w:sz="4" w:space="0" w:color="auto"/>
+              <w:left w:val="nil"/>
+              <w:bottom w:val="single" w:sz="4" w:space="0" w:color="auto"/>
+              <w:right w:val="single" w:sz="4" w:space="0" w:color="auto"/>
+            </w:tcBorders>
+            <w:shd w:val="clear" w:color="auto" w:fill="B4C6E7" w:themeFill="accent1" w:themeFillTint="66"/>
+            <w:vAlign w:val="center"/>
+          </w:tcPr>
+          <w:p>
+            <w:pPr>
+              <w:rPr>
+                <w:b/>
+                <w:bCs/>
+                <w:color w:val="000000" w:themeColor="text1"/>
+                <w:szCs w:val="22"/>
+              </w:rPr>
+            </w:pPr>
+            <w:r>
+              <w:rPr>
+                <w:b/>
+                <w:bCs/>
+                <w:color w:val="000000" w:themeColor="text1"/>
+                <w:szCs w:val="22"/>
+              </w:rPr>
+              <w:t>Reference For conditional field</w:t>
+            </w:r>
+          </w:p>
+        </w:tc>
+        <w:tc>
+          <w:tcPr>
+            <w:tcW w:w="1541" w:type="pct"/>
+            <w:tcBorders>
+              <w:top w:val="single" w:sz="4" w:space="0" w:color="auto"/>
+              <w:left w:val="nil"/>
+              <w:bottom w:val="single" w:sz="4" w:space="0" w:color="auto"/>
+              <w:right w:val="single" w:sz="4" w:space="0" w:color="auto"/>
+            </w:tcBorders>
+            <w:shd w:val="clear" w:color="auto" w:fill="B4C6E7" w:themeFill="accent1" w:themeFillTint="66"/>
+            <w:vAlign w:val="center"/>
+          </w:tcPr>
+          <w:p>
+            <w:pPr>
+              <w:rPr>
+                <w:b/>
+                <w:bCs/>
+                <w:color w:val="000000" w:themeColor="text1"/>
+                <w:szCs w:val="22"/>
+              </w:rPr>
+            </w:pPr>
+            <w:r>
+              <w:rPr>
+                <w:b/>
+                <w:bCs/>
+                <w:color w:val="000000" w:themeColor="text1"/>
+                <w:szCs w:val="22"/>
+              </w:rPr>
+              <w:t>Remarks</w:t>
+            </w:r>
+          </w:p>
+        </w:tc>
+      </w:tr>
+      <w:tr>
+        <w:trPr>
+          <w:trHeight w:val="510"/>
+        </w:trPr>
+        <w:tc>
+          <w:tcPr>
+            <w:tcW w:w="5000" w:type="pct"/>
+            <w:gridSpan w:val="6"/>
+            <w:tcBorders>
+              <w:top w:val="single" w:sz="4" w:space="0" w:color="auto"/>
+              <w:left w:val="single" w:sz="4" w:space="0" w:color="auto"/>
+              <w:bottom w:val="single" w:sz="4" w:space="0" w:color="auto"/>
+              <w:right w:val="single" w:sz="4" w:space="0" w:color="auto"/>
+            </w:tcBorders>
+            <w:vAlign w:val="center"/>
+          </w:tcPr>
+          <w:p>
+            <w:pPr>
+              <w:rPr>
+                <w:b/>
+                <w:bCs/>
+                <w:color w:val="000000" w:themeColor="text1"/>
+                <w:szCs w:val="22"/>
+              </w:rPr>
+            </w:pPr>
+            <w:r>
+              <w:rPr>
+                <w:b/>
+                <w:bCs/>
+                <w:color w:val="000000" w:themeColor="text1"/>
+                <w:szCs w:val="22"/>
+              </w:rPr>
+              <w:t>Section A:</w:t>
+            </w:r>
+            <w:r>
+              <w:rPr>
+                <w:b/>
+                <w:bCs/>
+                <w:color w:val="000000" w:themeColor="text1"/>
+                <w:szCs w:val="22"/>
+              </w:rPr>
+              <w:t xml:space="preserve"> Client Details.</w:t>
+            </w:r>
+          </w:p>
+        </w:tc>
+      </w:tr>
+      <w:tr>
+        <w:trPr>
+          <w:trHeight w:val="510"/>
+        </w:trPr>
+        <w:tc>
+          <w:tcPr>
+            <w:tcW w:w="461" w:type="pct"/>
+            <w:tcBorders>
+              <w:top w:val="single" w:sz="4" w:space="0" w:color="auto"/>
+              <w:left w:val="single" w:sz="4" w:space="0" w:color="auto"/>
+              <w:bottom w:val="single" w:sz="4" w:space="0" w:color="auto"/>
+              <w:right w:val="single" w:sz="4" w:space="0" w:color="auto"/>
+            </w:tcBorders>
+            <w:vAlign w:val="center"/>
+          </w:tcPr>
+          <w:p>
+            <w:pPr>
+              <w:pStyle w:val="ListParagraph"/>
+              <w:numPr>
+                <w:ilvl w:val="0"/>
+                <w:numId w:val="23"/>
+              </w:numPr>
+              <w:rPr>
+                <w:color w:val="000000" w:themeColor="text1"/>
+                <w:szCs w:val="22"/>
+              </w:rPr>
+            </w:pPr>
+          </w:p>
+        </w:tc>
+        <w:tc>
+          <w:tcPr>
+            <w:tcW w:w="1175" w:type="pct"/>
+            <w:tcBorders>
+              <w:top w:val="single" w:sz="4" w:space="0" w:color="auto"/>
+              <w:left w:val="nil"/>
+              <w:bottom w:val="single" w:sz="4" w:space="0" w:color="auto"/>
+              <w:right w:val="single" w:sz="4" w:space="0" w:color="auto"/>
+            </w:tcBorders>
+            <w:vAlign w:val="center"/>
+          </w:tcPr>
+          <w:p>
+            <w:pPr>
+              <w:rPr>
+                <w:color w:val="000000" w:themeColor="text1"/>
+                <w:szCs w:val="22"/>
+              </w:rPr>
+            </w:pPr>
+            <w:r>
+              <w:rPr>
+                <w:color w:val="000000" w:themeColor="text1"/>
+                <w:szCs w:val="22"/>
+              </w:rPr>
+              <w:t>Client Name</w:t>
+            </w:r>
+          </w:p>
+        </w:tc>
+        <w:tc>
+          <w:tcPr>
+            <w:tcW w:w="725" w:type="pct"/>
+            <w:tcBorders>
+              <w:top w:val="single" w:sz="4" w:space="0" w:color="auto"/>
+              <w:left w:val="nil"/>
+              <w:bottom w:val="single" w:sz="4" w:space="0" w:color="auto"/>
+              <w:right w:val="single" w:sz="4" w:space="0" w:color="auto"/>
+            </w:tcBorders>
+          </w:tcPr>
+          <w:p>
+            <w:pPr>
+              <w:rPr>
+                <w:color w:val="000000" w:themeColor="text1"/>
+                <w:szCs w:val="22"/>
+              </w:rPr>
+            </w:pPr>
+          </w:p>
+        </w:tc>
+        <w:tc>
+          <w:tcPr>
+            <w:tcW w:w="436" w:type="pct"/>
+            <w:tcBorders>
+              <w:top w:val="single" w:sz="4" w:space="0" w:color="auto"/>
+              <w:left w:val="single" w:sz="4" w:space="0" w:color="auto"/>
+              <w:bottom w:val="single" w:sz="4" w:space="0" w:color="auto"/>
+              <w:right w:val="single" w:sz="4" w:space="0" w:color="auto"/>
+            </w:tcBorders>
+            <w:vAlign w:val="center"/>
+          </w:tcPr>
+          <w:p>
+            <w:pPr>
+              <w:jc w:val="center"/>
+              <w:rPr>
+                <w:color w:val="000000" w:themeColor="text1"/>
+                <w:szCs w:val="22"/>
+              </w:rPr>
+            </w:pPr>
+            <w:r>
+              <w:rPr>
+                <w:color w:val="000000" w:themeColor="text1"/>
+                <w:szCs w:val="22"/>
+              </w:rPr>
+              <w:t>AP</w:t>
+            </w:r>
+          </w:p>
+        </w:tc>
+        <w:tc>
+          <w:tcPr>
+            <w:tcW w:w="662" w:type="pct"/>
+            <w:tcBorders>
+              <w:top w:val="single" w:sz="4" w:space="0" w:color="auto"/>
+              <w:left w:val="nil"/>
+              <w:bottom w:val="single" w:sz="4" w:space="0" w:color="auto"/>
+              <w:right w:val="single" w:sz="4" w:space="0" w:color="auto"/>
+            </w:tcBorders>
+            <w:vAlign w:val="center"/>
+          </w:tcPr>
+          <w:p>
+            <w:pPr>
+              <w:rPr>
+                <w:color w:val="000000" w:themeColor="text1"/>
+                <w:szCs w:val="22"/>
+              </w:rPr>
+            </w:pPr>
+          </w:p>
+        </w:tc>
+        <w:tc>
+          <w:tcPr>
+            <w:tcW w:w="1541" w:type="pct"/>
+            <w:tcBorders>
+              <w:top w:val="single" w:sz="4" w:space="0" w:color="auto"/>
+              <w:left w:val="nil"/>
+              <w:bottom w:val="single" w:sz="4" w:space="0" w:color="auto"/>
+              <w:right w:val="single" w:sz="4" w:space="0" w:color="auto"/>
+            </w:tcBorders>
+            <w:vAlign w:val="center"/>
+          </w:tcPr>
+          <w:p>
+            <w:pPr>
+              <w:rPr>
+                <w:color w:val="000000" w:themeColor="text1"/>
+                <w:szCs w:val="22"/>
+              </w:rPr>
+            </w:pPr>
+            <w:r>
+              <w:rPr>
+                <w:color w:val="000000" w:themeColor="text1"/>
+                <w:szCs w:val="22"/>
+              </w:rPr>
+              <w:t>Auto-populated basing on the profile details of the Client</w:t>
+            </w:r>
+          </w:p>
+        </w:tc>
+      </w:tr>
+      <w:tr>
+        <w:trPr>
+          <w:trHeight w:val="510"/>
+        </w:trPr>
+        <w:tc>
+          <w:tcPr>
+            <w:tcW w:w="461" w:type="pct"/>
+            <w:tcBorders>
+              <w:top w:val="single" w:sz="4" w:space="0" w:color="auto"/>
+              <w:left w:val="single" w:sz="4" w:space="0" w:color="auto"/>
+              <w:bottom w:val="single" w:sz="4" w:space="0" w:color="auto"/>
+              <w:right w:val="single" w:sz="4" w:space="0" w:color="auto"/>
+            </w:tcBorders>
+            <w:vAlign w:val="center"/>
+          </w:tcPr>
+          <w:p>
+            <w:pPr>
+              <w:pStyle w:val="ListParagraph"/>
+              <w:numPr>
+                <w:ilvl w:val="0"/>
+                <w:numId w:val="23"/>
+              </w:numPr>
+              <w:rPr>
+                <w:color w:val="000000" w:themeColor="text1"/>
+                <w:szCs w:val="22"/>
+              </w:rPr>
+            </w:pPr>
+          </w:p>
+        </w:tc>
+        <w:tc>
+          <w:tcPr>
+            <w:tcW w:w="1175" w:type="pct"/>
+            <w:tcBorders>
+              <w:top w:val="single" w:sz="4" w:space="0" w:color="auto"/>
+              <w:left w:val="nil"/>
+              <w:bottom w:val="single" w:sz="4" w:space="0" w:color="auto"/>
+              <w:right w:val="single" w:sz="4" w:space="0" w:color="auto"/>
+            </w:tcBorders>
+            <w:vAlign w:val="center"/>
+          </w:tcPr>
+          <w:p>
+            <w:pPr>
+              <w:rPr>
+                <w:color w:val="000000" w:themeColor="text1"/>
+                <w:szCs w:val="22"/>
+              </w:rPr>
+            </w:pPr>
+            <w:r>
+              <w:rPr>
+                <w:color w:val="000000" w:themeColor="text1"/>
+                <w:szCs w:val="22"/>
+              </w:rPr>
+              <w:t>Telephone Contact</w:t>
+            </w:r>
+          </w:p>
+        </w:tc>
+        <w:tc>
+          <w:tcPr>
+            <w:tcW w:w="725" w:type="pct"/>
+            <w:tcBorders>
+              <w:top w:val="single" w:sz="4" w:space="0" w:color="auto"/>
+              <w:left w:val="nil"/>
+              <w:bottom w:val="single" w:sz="4" w:space="0" w:color="auto"/>
+              <w:right w:val="single" w:sz="4" w:space="0" w:color="auto"/>
+            </w:tcBorders>
+          </w:tcPr>
+          <w:p>
+            <w:pPr>
+              <w:rPr>
+                <w:color w:val="000000" w:themeColor="text1"/>
+                <w:szCs w:val="22"/>
+              </w:rPr>
+            </w:pPr>
+          </w:p>
+        </w:tc>
+        <w:tc>
+          <w:tcPr>
+            <w:tcW w:w="436" w:type="pct"/>
+            <w:tcBorders>
+              <w:top w:val="single" w:sz="4" w:space="0" w:color="auto"/>
+              <w:left w:val="single" w:sz="4" w:space="0" w:color="auto"/>
+              <w:bottom w:val="single" w:sz="4" w:space="0" w:color="auto"/>
+              <w:right w:val="single" w:sz="4" w:space="0" w:color="auto"/>
+            </w:tcBorders>
+            <w:vAlign w:val="center"/>
+          </w:tcPr>
+          <w:p>
+            <w:pPr>
+              <w:jc w:val="center"/>
+              <w:rPr>
+                <w:color w:val="000000" w:themeColor="text1"/>
+                <w:szCs w:val="22"/>
+              </w:rPr>
+            </w:pPr>
+            <w:r>
+              <w:rPr>
+                <w:color w:val="000000" w:themeColor="text1"/>
+                <w:szCs w:val="22"/>
+              </w:rPr>
+              <w:t>AP</w:t>
+            </w:r>
+          </w:p>
+        </w:tc>
+        <w:tc>
+          <w:tcPr>
+            <w:tcW w:w="662" w:type="pct"/>
+            <w:tcBorders>
+              <w:top w:val="single" w:sz="4" w:space="0" w:color="auto"/>
+              <w:left w:val="nil"/>
+              <w:bottom w:val="single" w:sz="4" w:space="0" w:color="auto"/>
+              <w:right w:val="single" w:sz="4" w:space="0" w:color="auto"/>
+            </w:tcBorders>
+            <w:vAlign w:val="center"/>
+          </w:tcPr>
+          <w:p>
+            <w:pPr>
+              <w:rPr>
+                <w:color w:val="000000" w:themeColor="text1"/>
+                <w:szCs w:val="22"/>
+              </w:rPr>
+            </w:pPr>
+          </w:p>
+        </w:tc>
+        <w:tc>
+          <w:tcPr>
+            <w:tcW w:w="1541" w:type="pct"/>
+            <w:tcBorders>
+              <w:top w:val="single" w:sz="4" w:space="0" w:color="auto"/>
+              <w:left w:val="nil"/>
+              <w:bottom w:val="single" w:sz="4" w:space="0" w:color="auto"/>
+              <w:right w:val="single" w:sz="4" w:space="0" w:color="auto"/>
+            </w:tcBorders>
+            <w:vAlign w:val="center"/>
+          </w:tcPr>
+          <w:p>
+            <w:pPr>
+              <w:rPr>
+                <w:color w:val="000000" w:themeColor="text1"/>
+                <w:szCs w:val="22"/>
+              </w:rPr>
+            </w:pPr>
+            <w:r>
+              <w:rPr>
+                <w:color w:val="000000" w:themeColor="text1"/>
+                <w:szCs w:val="22"/>
+              </w:rPr>
+              <w:t>Auto-populated basing on the profile details of the Client</w:t>
+            </w:r>
+          </w:p>
+        </w:tc>
+      </w:tr>
+      <w:tr>
+        <w:trPr>
+          <w:trHeight w:val="510"/>
+        </w:trPr>
+        <w:tc>
+          <w:tcPr>
+            <w:tcW w:w="461" w:type="pct"/>
+            <w:tcBorders>
+              <w:top w:val="single" w:sz="4" w:space="0" w:color="auto"/>
+              <w:left w:val="single" w:sz="4" w:space="0" w:color="auto"/>
+              <w:bottom w:val="single" w:sz="4" w:space="0" w:color="auto"/>
+              <w:right w:val="single" w:sz="4" w:space="0" w:color="auto"/>
+            </w:tcBorders>
+            <w:vAlign w:val="center"/>
+          </w:tcPr>
+          <w:p>
+            <w:pPr>
+              <w:pStyle w:val="ListParagraph"/>
+              <w:numPr>
+                <w:ilvl w:val="0"/>
+                <w:numId w:val="23"/>
+              </w:numPr>
+              <w:rPr>
+                <w:color w:val="000000" w:themeColor="text1"/>
+                <w:szCs w:val="22"/>
+              </w:rPr>
+            </w:pPr>
+          </w:p>
+        </w:tc>
+        <w:tc>
+          <w:tcPr>
+            <w:tcW w:w="1175" w:type="pct"/>
+            <w:tcBorders>
+              <w:top w:val="single" w:sz="4" w:space="0" w:color="auto"/>
+              <w:left w:val="nil"/>
+              <w:bottom w:val="single" w:sz="4" w:space="0" w:color="auto"/>
+              <w:right w:val="single" w:sz="4" w:space="0" w:color="auto"/>
+            </w:tcBorders>
+            <w:vAlign w:val="center"/>
+          </w:tcPr>
+          <w:p>
+            <w:pPr>
+              <w:rPr>
+                <w:color w:val="000000" w:themeColor="text1"/>
+                <w:szCs w:val="22"/>
+              </w:rPr>
+            </w:pPr>
+            <w:r>
+              <w:rPr>
+                <w:color w:val="000000" w:themeColor="text1"/>
+                <w:szCs w:val="22"/>
+              </w:rPr>
+              <w:t>Email Address</w:t>
+            </w:r>
+          </w:p>
+        </w:tc>
+        <w:tc>
+          <w:tcPr>
+            <w:tcW w:w="725" w:type="pct"/>
+            <w:tcBorders>
+              <w:top w:val="single" w:sz="4" w:space="0" w:color="auto"/>
+              <w:left w:val="nil"/>
+              <w:bottom w:val="single" w:sz="4" w:space="0" w:color="auto"/>
+              <w:right w:val="single" w:sz="4" w:space="0" w:color="auto"/>
+            </w:tcBorders>
+          </w:tcPr>
+          <w:p>
+            <w:pPr>
+              <w:rPr>
+                <w:color w:val="000000" w:themeColor="text1"/>
+                <w:szCs w:val="22"/>
+              </w:rPr>
+            </w:pPr>
+          </w:p>
+        </w:tc>
+        <w:tc>
+          <w:tcPr>
+            <w:tcW w:w="436" w:type="pct"/>
+            <w:tcBorders>
+              <w:top w:val="single" w:sz="4" w:space="0" w:color="auto"/>
+              <w:left w:val="single" w:sz="4" w:space="0" w:color="auto"/>
+              <w:bottom w:val="single" w:sz="4" w:space="0" w:color="auto"/>
+              <w:right w:val="single" w:sz="4" w:space="0" w:color="auto"/>
+            </w:tcBorders>
+            <w:vAlign w:val="center"/>
+          </w:tcPr>
+          <w:p>
+            <w:pPr>
+              <w:jc w:val="center"/>
+              <w:rPr>
+                <w:color w:val="000000" w:themeColor="text1"/>
+                <w:szCs w:val="22"/>
+              </w:rPr>
+            </w:pPr>
+            <w:r>
+              <w:rPr>
+                <w:color w:val="000000" w:themeColor="text1"/>
+                <w:szCs w:val="22"/>
+              </w:rPr>
+              <w:t>C / AP</w:t>
+            </w:r>
+          </w:p>
+        </w:tc>
+        <w:tc>
+          <w:tcPr>
+            <w:tcW w:w="662" w:type="pct"/>
+            <w:tcBorders>
+              <w:top w:val="single" w:sz="4" w:space="0" w:color="auto"/>
+              <w:left w:val="nil"/>
+              <w:bottom w:val="single" w:sz="4" w:space="0" w:color="auto"/>
+              <w:right w:val="single" w:sz="4" w:space="0" w:color="auto"/>
+            </w:tcBorders>
+            <w:vAlign w:val="center"/>
+          </w:tcPr>
+          <w:p>
+            <w:pPr>
+              <w:rPr>
+                <w:color w:val="000000" w:themeColor="text1"/>
+                <w:szCs w:val="22"/>
+              </w:rPr>
+            </w:pPr>
+            <w:r>
+              <w:rPr>
+                <w:color w:val="000000" w:themeColor="text1"/>
+                <w:szCs w:val="22"/>
+              </w:rPr>
+              <w:t>This email address is only displayed if the Client provided one for the account.</w:t>
+            </w:r>
+          </w:p>
+        </w:tc>
+        <w:tc>
+          <w:tcPr>
+            <w:tcW w:w="1541" w:type="pct"/>
+            <w:tcBorders>
+              <w:top w:val="single" w:sz="4" w:space="0" w:color="auto"/>
+              <w:left w:val="nil"/>
+              <w:bottom w:val="single" w:sz="4" w:space="0" w:color="auto"/>
+              <w:right w:val="single" w:sz="4" w:space="0" w:color="auto"/>
+            </w:tcBorders>
+            <w:vAlign w:val="center"/>
+          </w:tcPr>
+          <w:p>
+            <w:pPr>
+              <w:rPr>
+                <w:color w:val="000000" w:themeColor="text1"/>
+                <w:szCs w:val="22"/>
+              </w:rPr>
+            </w:pPr>
+            <w:r>
+              <w:rPr>
+                <w:color w:val="000000" w:themeColor="text1"/>
+                <w:szCs w:val="22"/>
+              </w:rPr>
+              <w:t>Auto-populated basing on the profile details of the Client</w:t>
+            </w:r>
+          </w:p>
+        </w:tc>
+      </w:tr>
+      <w:tr>
+        <w:trPr>
+          <w:trHeight w:val="255"/>
+        </w:trPr>
+        <w:tc>
+          <w:tcPr>
+            <w:tcW w:w="5000" w:type="pct"/>
+            <w:gridSpan w:val="6"/>
+            <w:tcBorders>
+              <w:top w:val="nil"/>
+              <w:left w:val="single" w:sz="4" w:space="0" w:color="auto"/>
+              <w:bottom w:val="single" w:sz="4" w:space="0" w:color="auto"/>
+              <w:right w:val="single" w:sz="4" w:space="0" w:color="auto"/>
+            </w:tcBorders>
+          </w:tcPr>
+          <w:p>
+            <w:pPr>
+              <w:rPr>
+                <w:b/>
+                <w:szCs w:val="22"/>
+              </w:rPr>
+            </w:pPr>
+            <w:r>
+              <w:rPr>
+                <w:b/>
+                <w:szCs w:val="22"/>
+              </w:rPr>
+              <w:t xml:space="preserve">Section </w:t>
+            </w:r>
+            <w:r>
+              <w:rPr>
+                <w:b/>
+                <w:szCs w:val="22"/>
+              </w:rPr>
+              <w:t>B</w:t>
+            </w:r>
+            <w:r>
+              <w:rPr>
+                <w:b/>
+                <w:szCs w:val="22"/>
+              </w:rPr>
+              <w:t xml:space="preserve">: </w:t>
+            </w:r>
+            <w:r>
+              <w:rPr>
+                <w:b/>
+                <w:szCs w:val="22"/>
+              </w:rPr>
+              <w:t>Service Request Details.</w:t>
+            </w:r>
+          </w:p>
+        </w:tc>
+      </w:tr>
+      <w:tr>
+        <w:trPr>
+          <w:trHeight w:val="255"/>
+        </w:trPr>
+        <w:tc>
+          <w:tcPr>
+            <w:tcW w:w="461" w:type="pct"/>
+            <w:tcBorders>
+              <w:top w:val="nil"/>
+              <w:left w:val="single" w:sz="4" w:space="0" w:color="auto"/>
+              <w:bottom w:val="single" w:sz="4" w:space="0" w:color="auto"/>
+              <w:right w:val="single" w:sz="4" w:space="0" w:color="auto"/>
+            </w:tcBorders>
+            <w:vAlign w:val="center"/>
+          </w:tcPr>
+          <w:p>
+            <w:pPr>
+              <w:pStyle w:val="ListParagraph"/>
+              <w:keepLines w:val="0"/>
+              <w:numPr>
+                <w:ilvl w:val="0"/>
+                <w:numId w:val="23"/>
+              </w:numPr>
+              <w:rPr>
+                <w:szCs w:val="22"/>
+              </w:rPr>
+            </w:pPr>
+          </w:p>
+        </w:tc>
+        <w:tc>
+          <w:tcPr>
+            <w:tcW w:w="1175" w:type="pct"/>
+            <w:tcBorders>
+              <w:top w:val="nil"/>
+              <w:left w:val="nil"/>
+              <w:bottom w:val="single" w:sz="4" w:space="0" w:color="auto"/>
+              <w:right w:val="single" w:sz="4" w:space="0" w:color="auto"/>
+            </w:tcBorders>
+            <w:vAlign w:val="center"/>
+          </w:tcPr>
+          <w:p>
+            <w:pPr>
+              <w:rPr>
+                <w:rFonts w:eastAsia="Calibri"/>
+                <w:color w:val="000000"/>
+                <w:szCs w:val="22"/>
+              </w:rPr>
+            </w:pPr>
+            <w:r>
+              <w:rPr>
+                <w:color w:val="000000"/>
+                <w:szCs w:val="22"/>
+              </w:rPr>
+              <w:t>Is the Weyonje Service needed at your current location?</w:t>
+            </w:r>
+          </w:p>
+        </w:tc>
+        <w:tc>
+          <w:tcPr>
+            <w:tcW w:w="725" w:type="pct"/>
+            <w:tcBorders>
+              <w:top w:val="single" w:sz="4" w:space="0" w:color="auto"/>
+              <w:left w:val="nil"/>
+              <w:bottom w:val="single" w:sz="4" w:space="0" w:color="auto"/>
+              <w:right w:val="single" w:sz="4" w:space="0" w:color="auto"/>
+            </w:tcBorders>
+          </w:tcPr>
+          <w:p>
+            <w:pPr>
+              <w:rPr>
+                <w:szCs w:val="22"/>
+              </w:rPr>
+            </w:pPr>
+          </w:p>
+        </w:tc>
+        <w:tc>
+          <w:tcPr>
+            <w:tcW w:w="436" w:type="pct"/>
+            <w:tcBorders>
+              <w:top w:val="nil"/>
+              <w:left w:val="single" w:sz="4" w:space="0" w:color="auto"/>
+              <w:bottom w:val="single" w:sz="4" w:space="0" w:color="auto"/>
+              <w:right w:val="single" w:sz="4" w:space="0" w:color="auto"/>
+            </w:tcBorders>
+            <w:noWrap/>
+            <w:vAlign w:val="center"/>
+          </w:tcPr>
+          <w:p>
+            <w:pPr>
+              <w:jc w:val="center"/>
+              <w:rPr>
+                <w:szCs w:val="22"/>
+              </w:rPr>
+            </w:pPr>
+            <w:r>
+              <w:rPr>
+                <w:szCs w:val="22"/>
+              </w:rPr>
+              <w:t>M</w:t>
+            </w:r>
+          </w:p>
+        </w:tc>
+        <w:tc>
+          <w:tcPr>
+            <w:tcW w:w="662" w:type="pct"/>
+            <w:tcBorders>
+              <w:top w:val="nil"/>
+              <w:left w:val="nil"/>
+              <w:bottom w:val="single" w:sz="4" w:space="0" w:color="auto"/>
+              <w:right w:val="single" w:sz="4" w:space="0" w:color="auto"/>
+            </w:tcBorders>
+            <w:vAlign w:val="center"/>
+          </w:tcPr>
+          <w:p>
+            <w:pPr>
+              <w:rPr>
+                <w:szCs w:val="22"/>
+              </w:rPr>
+            </w:pPr>
+          </w:p>
+        </w:tc>
+        <w:tc>
+          <w:tcPr>
+            <w:tcW w:w="1541" w:type="pct"/>
+            <w:tcBorders>
+              <w:top w:val="nil"/>
+              <w:left w:val="nil"/>
+              <w:bottom w:val="single" w:sz="4" w:space="0" w:color="auto"/>
+              <w:right w:val="single" w:sz="4" w:space="0" w:color="auto"/>
+            </w:tcBorders>
+            <w:vAlign w:val="center"/>
+          </w:tcPr>
+          <w:p>
+            <w:pPr>
+              <w:rPr>
+                <w:szCs w:val="22"/>
+              </w:rPr>
+            </w:pPr>
+            <w:r>
+              <w:rPr>
+                <w:szCs w:val="22"/>
+              </w:rPr>
+              <w:t>This is a radio button with the following options;</w:t>
+            </w:r>
+          </w:p>
+          <w:p>
+            <w:pPr>
+              <w:pStyle w:val="ListParagraph"/>
+              <w:numPr>
+                <w:ilvl w:val="0"/>
+                <w:numId w:val="24"/>
+              </w:numPr>
+              <w:rPr>
+                <w:szCs w:val="22"/>
+              </w:rPr>
+            </w:pPr>
+            <w:r>
+              <w:rPr>
+                <w:szCs w:val="22"/>
+              </w:rPr>
+              <w:t>Yes</w:t>
+            </w:r>
+          </w:p>
+          <w:p>
+            <w:pPr>
+              <w:pStyle w:val="ListParagraph"/>
+              <w:numPr>
+                <w:ilvl w:val="0"/>
+                <w:numId w:val="24"/>
+              </w:numPr>
+              <w:rPr>
+                <w:szCs w:val="22"/>
+              </w:rPr>
+            </w:pPr>
+            <w:r>
+              <w:rPr>
+                <w:szCs w:val="22"/>
+              </w:rPr>
+              <w:t>No</w:t>
+            </w:r>
+          </w:p>
+        </w:tc>
+      </w:tr>
+      <w:tr>
+        <w:trPr>
+          <w:trHeight w:val="255"/>
+        </w:trPr>
+        <w:tc>
+          <w:tcPr>
+            <w:tcW w:w="461" w:type="pct"/>
+            <w:tcBorders>
+              <w:top w:val="nil"/>
+              <w:left w:val="single" w:sz="4" w:space="0" w:color="auto"/>
+              <w:bottom w:val="single" w:sz="4" w:space="0" w:color="auto"/>
+              <w:right w:val="single" w:sz="4" w:space="0" w:color="auto"/>
+            </w:tcBorders>
+            <w:vAlign w:val="center"/>
+          </w:tcPr>
+          <w:p>
+            <w:pPr>
+              <w:pStyle w:val="ListParagraph"/>
+              <w:keepLines w:val="0"/>
+              <w:numPr>
+                <w:ilvl w:val="0"/>
+                <w:numId w:val="23"/>
+              </w:numPr>
+              <w:rPr>
+                <w:szCs w:val="22"/>
+              </w:rPr>
+            </w:pPr>
+          </w:p>
+        </w:tc>
+        <w:tc>
+          <w:tcPr>
+            <w:tcW w:w="1175" w:type="pct"/>
+            <w:tcBorders>
+              <w:top w:val="nil"/>
+              <w:left w:val="nil"/>
+              <w:bottom w:val="single" w:sz="4" w:space="0" w:color="auto"/>
+              <w:right w:val="single" w:sz="4" w:space="0" w:color="auto"/>
+            </w:tcBorders>
+            <w:vAlign w:val="center"/>
+          </w:tcPr>
+          <w:p>
+            <w:pPr>
+              <w:rPr>
+                <w:rFonts w:eastAsia="Calibri"/>
+                <w:color w:val="000000"/>
+                <w:szCs w:val="22"/>
+              </w:rPr>
+            </w:pPr>
+            <w:r>
+              <w:rPr>
+                <w:rFonts w:eastAsia="Calibri"/>
+                <w:color w:val="000000"/>
+                <w:szCs w:val="22"/>
+              </w:rPr>
+              <w:t>Service Location</w:t>
+            </w:r>
+          </w:p>
+        </w:tc>
+        <w:tc>
+          <w:tcPr>
+            <w:tcW w:w="725" w:type="pct"/>
+            <w:tcBorders>
+              <w:top w:val="single" w:sz="4" w:space="0" w:color="auto"/>
+              <w:left w:val="nil"/>
+              <w:bottom w:val="single" w:sz="4" w:space="0" w:color="auto"/>
+              <w:right w:val="single" w:sz="4" w:space="0" w:color="auto"/>
+            </w:tcBorders>
+          </w:tcPr>
+          <w:p>
+            <w:pPr>
+              <w:rPr>
+                <w:szCs w:val="22"/>
+              </w:rPr>
+            </w:pPr>
+          </w:p>
+        </w:tc>
+        <w:tc>
+          <w:tcPr>
+            <w:tcW w:w="436" w:type="pct"/>
+            <w:tcBorders>
+              <w:top w:val="nil"/>
+              <w:left w:val="single" w:sz="4" w:space="0" w:color="auto"/>
+              <w:bottom w:val="single" w:sz="4" w:space="0" w:color="auto"/>
+              <w:right w:val="single" w:sz="4" w:space="0" w:color="auto"/>
+            </w:tcBorders>
+            <w:noWrap/>
+            <w:vAlign w:val="center"/>
+          </w:tcPr>
+          <w:p>
+            <w:pPr>
+              <w:jc w:val="center"/>
+              <w:rPr>
+                <w:szCs w:val="22"/>
+              </w:rPr>
+            </w:pPr>
+            <w:r>
+              <w:rPr>
+                <w:szCs w:val="22"/>
+              </w:rPr>
+              <w:t>C / AP</w:t>
+            </w:r>
+          </w:p>
+        </w:tc>
+        <w:tc>
+          <w:tcPr>
+            <w:tcW w:w="662" w:type="pct"/>
+            <w:tcBorders>
+              <w:top w:val="nil"/>
+              <w:left w:val="nil"/>
+              <w:bottom w:val="single" w:sz="4" w:space="0" w:color="auto"/>
+              <w:right w:val="single" w:sz="4" w:space="0" w:color="auto"/>
+            </w:tcBorders>
+            <w:vAlign w:val="center"/>
+          </w:tcPr>
+          <w:p>
+            <w:pPr>
+              <w:rPr>
+                <w:szCs w:val="22"/>
+              </w:rPr>
+            </w:pPr>
+            <w:r>
+              <w:rPr>
+                <w:szCs w:val="22"/>
+              </w:rPr>
+              <w:t xml:space="preserve">This field is active only when the Client selects </w:t>
+            </w:r>
+            <w:r>
+              <w:rPr>
+                <w:b/>
+                <w:szCs w:val="22"/>
+              </w:rPr>
+              <w:t>“Yes”</w:t>
+            </w:r>
+            <w:r>
+              <w:rPr>
+                <w:szCs w:val="22"/>
+              </w:rPr>
+              <w:t xml:space="preserve"> in </w:t>
+            </w:r>
+            <w:r>
+              <w:rPr>
+                <w:b/>
+                <w:szCs w:val="22"/>
+              </w:rPr>
+              <w:t>field 4</w:t>
+            </w:r>
+            <w:r>
+              <w:rPr>
+                <w:szCs w:val="22"/>
+              </w:rPr>
+              <w:t>, above.</w:t>
+            </w:r>
+          </w:p>
+        </w:tc>
+        <w:tc>
+          <w:tcPr>
+            <w:tcW w:w="1541" w:type="pct"/>
+            <w:tcBorders>
+              <w:top w:val="nil"/>
+              <w:left w:val="nil"/>
+              <w:bottom w:val="single" w:sz="4" w:space="0" w:color="auto"/>
+              <w:right w:val="single" w:sz="4" w:space="0" w:color="auto"/>
+            </w:tcBorders>
+            <w:vAlign w:val="center"/>
+          </w:tcPr>
+          <w:p>
+            <w:pPr>
+              <w:rPr>
+                <w:szCs w:val="22"/>
+              </w:rPr>
+            </w:pPr>
+            <w:r>
+              <w:rPr>
+                <w:szCs w:val="22"/>
+              </w:rPr>
+              <w:t>System automatically picks the google map coordinates to capture the location of the Clients device.</w:t>
+            </w:r>
+          </w:p>
+          <w:p>
+            <w:pPr>
+              <w:rPr>
+                <w:szCs w:val="22"/>
+              </w:rPr>
+            </w:pPr>
+            <w:r>
+              <w:rPr>
+                <w:b/>
+                <w:szCs w:val="22"/>
+              </w:rPr>
+              <w:t>Note:</w:t>
+            </w:r>
+            <w:r>
+              <w:rPr>
+                <w:szCs w:val="22"/>
+              </w:rPr>
+              <w:t xml:space="preserve"> The Client will be required to turn on the location on their device in order to make a Weyonje Service Request.</w:t>
+            </w:r>
+          </w:p>
+        </w:tc>
+      </w:tr>
+      <w:tr>
+        <w:trPr>
+          <w:trHeight w:val="255"/>
+        </w:trPr>
+        <w:tc>
+          <w:tcPr>
+            <w:tcW w:w="461" w:type="pct"/>
+            <w:tcBorders>
+              <w:top w:val="nil"/>
+              <w:left w:val="single" w:sz="4" w:space="0" w:color="auto"/>
+              <w:bottom w:val="single" w:sz="4" w:space="0" w:color="auto"/>
+              <w:right w:val="single" w:sz="4" w:space="0" w:color="auto"/>
+            </w:tcBorders>
+            <w:vAlign w:val="center"/>
+          </w:tcPr>
+          <w:p>
+            <w:pPr>
+              <w:pStyle w:val="ListParagraph"/>
+              <w:keepLines w:val="0"/>
+              <w:numPr>
+                <w:ilvl w:val="0"/>
+                <w:numId w:val="23"/>
+              </w:numPr>
+              <w:rPr>
+                <w:szCs w:val="22"/>
+              </w:rPr>
+            </w:pPr>
+          </w:p>
+        </w:tc>
+        <w:tc>
+          <w:tcPr>
+            <w:tcW w:w="1175" w:type="pct"/>
+            <w:tcBorders>
+              <w:top w:val="nil"/>
+              <w:left w:val="nil"/>
+              <w:bottom w:val="single" w:sz="4" w:space="0" w:color="auto"/>
+              <w:right w:val="single" w:sz="4" w:space="0" w:color="auto"/>
+            </w:tcBorders>
+            <w:vAlign w:val="center"/>
+          </w:tcPr>
+          <w:p>
+            <w:pPr>
+              <w:rPr>
+                <w:szCs w:val="22"/>
+              </w:rPr>
+            </w:pPr>
+            <w:r>
+              <w:rPr>
+                <w:rFonts w:eastAsia="Calibri"/>
+                <w:color w:val="000000"/>
+                <w:szCs w:val="22"/>
+              </w:rPr>
+              <w:t>Request Location</w:t>
+            </w:r>
+          </w:p>
+        </w:tc>
+        <w:tc>
+          <w:tcPr>
+            <w:tcW w:w="725" w:type="pct"/>
+            <w:tcBorders>
+              <w:top w:val="single" w:sz="4" w:space="0" w:color="auto"/>
+              <w:left w:val="nil"/>
+              <w:bottom w:val="single" w:sz="4" w:space="0" w:color="auto"/>
+              <w:right w:val="single" w:sz="4" w:space="0" w:color="auto"/>
+            </w:tcBorders>
+          </w:tcPr>
+          <w:p>
+            <w:pPr>
+              <w:rPr>
+                <w:szCs w:val="22"/>
+              </w:rPr>
+            </w:pPr>
+          </w:p>
+        </w:tc>
+        <w:tc>
+          <w:tcPr>
+            <w:tcW w:w="436" w:type="pct"/>
+            <w:tcBorders>
+              <w:top w:val="nil"/>
+              <w:left w:val="single" w:sz="4" w:space="0" w:color="auto"/>
+              <w:bottom w:val="single" w:sz="4" w:space="0" w:color="auto"/>
+              <w:right w:val="single" w:sz="4" w:space="0" w:color="auto"/>
+            </w:tcBorders>
+            <w:noWrap/>
+            <w:vAlign w:val="center"/>
+          </w:tcPr>
+          <w:p>
+            <w:pPr>
+              <w:jc w:val="center"/>
+              <w:rPr>
+                <w:szCs w:val="22"/>
+              </w:rPr>
+            </w:pPr>
+            <w:r>
+              <w:rPr>
+                <w:szCs w:val="22"/>
+              </w:rPr>
+              <w:t>C / M</w:t>
+            </w:r>
+          </w:p>
+        </w:tc>
+        <w:tc>
+          <w:tcPr>
+            <w:tcW w:w="662" w:type="pct"/>
+            <w:tcBorders>
+              <w:top w:val="nil"/>
+              <w:left w:val="nil"/>
+              <w:bottom w:val="single" w:sz="4" w:space="0" w:color="auto"/>
+              <w:right w:val="single" w:sz="4" w:space="0" w:color="auto"/>
+            </w:tcBorders>
+            <w:vAlign w:val="center"/>
+          </w:tcPr>
+          <w:p>
+            <w:pPr>
+              <w:rPr>
+                <w:szCs w:val="22"/>
+              </w:rPr>
+            </w:pPr>
+            <w:r>
+              <w:rPr>
+                <w:szCs w:val="22"/>
+              </w:rPr>
+              <w:t xml:space="preserve">This field is active only when the Client selects </w:t>
+            </w:r>
+            <w:r>
+              <w:rPr>
+                <w:b/>
+                <w:szCs w:val="22"/>
+              </w:rPr>
+              <w:t>“No”</w:t>
+            </w:r>
+            <w:r>
+              <w:rPr>
+                <w:szCs w:val="22"/>
+              </w:rPr>
+              <w:t xml:space="preserve"> in </w:t>
+            </w:r>
+            <w:r>
+              <w:rPr>
+                <w:b/>
+                <w:szCs w:val="22"/>
+              </w:rPr>
+              <w:t>field 4</w:t>
+            </w:r>
+            <w:r>
+              <w:rPr>
+                <w:szCs w:val="22"/>
+              </w:rPr>
+              <w:t>, above.</w:t>
+            </w:r>
+          </w:p>
+        </w:tc>
+        <w:tc>
+          <w:tcPr>
+            <w:tcW w:w="1541" w:type="pct"/>
+            <w:tcBorders>
+              <w:top w:val="nil"/>
+              <w:left w:val="nil"/>
+              <w:bottom w:val="single" w:sz="4" w:space="0" w:color="auto"/>
+              <w:right w:val="single" w:sz="4" w:space="0" w:color="auto"/>
+            </w:tcBorders>
+            <w:vAlign w:val="center"/>
+          </w:tcPr>
+          <w:p>
+            <w:pPr>
+              <w:rPr>
+                <w:b/>
+                <w:szCs w:val="22"/>
+                <w:u w:val="single"/>
+              </w:rPr>
+            </w:pPr>
+            <w:r>
+              <w:rPr>
+                <w:b/>
+                <w:szCs w:val="22"/>
+                <w:u w:val="single"/>
+              </w:rPr>
+              <w:t>Option 1:</w:t>
+            </w:r>
+          </w:p>
+          <w:p>
+            <w:pPr>
+              <w:rPr>
+                <w:szCs w:val="22"/>
+              </w:rPr>
+            </w:pPr>
+            <w:r>
+              <w:rPr>
+                <w:szCs w:val="22"/>
+              </w:rPr>
+              <w:t>Drop a pin on the map.</w:t>
+            </w:r>
+          </w:p>
+          <w:p>
+            <w:pPr>
+              <w:rPr>
+                <w:szCs w:val="22"/>
+              </w:rPr>
+            </w:pPr>
+            <w:r>
+              <w:rPr>
+                <w:b/>
+                <w:szCs w:val="22"/>
+              </w:rPr>
+              <w:t>Note:</w:t>
+            </w:r>
+            <w:r>
+              <w:rPr>
+                <w:szCs w:val="22"/>
+              </w:rPr>
+              <w:t xml:space="preserve"> The system picks the google map coordinates of the point where the Client has dropped the pin.</w:t>
+            </w:r>
+          </w:p>
+          <w:p>
+            <w:pPr>
+              <w:rPr>
+                <w:szCs w:val="22"/>
+              </w:rPr>
+            </w:pPr>
+          </w:p>
+          <w:p>
+            <w:pPr>
+              <w:rPr>
+                <w:color w:val="000000" w:themeColor="text1"/>
+                <w:szCs w:val="22"/>
+              </w:rPr>
+            </w:pPr>
+            <w:r>
+              <w:rPr>
+                <w:b/>
+                <w:color w:val="000000" w:themeColor="text1"/>
+                <w:szCs w:val="22"/>
+                <w:u w:val="single"/>
+              </w:rPr>
+              <w:t>Option 2:</w:t>
+            </w:r>
+          </w:p>
+          <w:p>
+            <w:pPr>
+              <w:rPr>
+                <w:color w:val="000000" w:themeColor="text1"/>
+                <w:szCs w:val="22"/>
+              </w:rPr>
+            </w:pPr>
+            <w:r>
+              <w:rPr>
+                <w:color w:val="000000" w:themeColor="text1"/>
+                <w:szCs w:val="22"/>
+              </w:rPr>
+              <w:lastRenderedPageBreak/>
+              <w:t>Open text field</w:t>
+            </w:r>
+          </w:p>
+        </w:tc>
+      </w:tr>
+      <w:tr>
+        <w:trPr>
+          <w:trHeight w:val="255"/>
+        </w:trPr>
+        <w:tc>
+          <w:tcPr>
+            <w:tcW w:w="461" w:type="pct"/>
+            <w:tcBorders>
+              <w:top w:val="nil"/>
+              <w:left w:val="single" w:sz="4" w:space="0" w:color="auto"/>
+              <w:bottom w:val="single" w:sz="4" w:space="0" w:color="auto"/>
+              <w:right w:val="single" w:sz="4" w:space="0" w:color="auto"/>
+            </w:tcBorders>
+            <w:vAlign w:val="center"/>
+          </w:tcPr>
+          <w:p>
+            <w:pPr>
+              <w:pStyle w:val="ListParagraph"/>
+              <w:keepLines w:val="0"/>
+              <w:numPr>
+                <w:ilvl w:val="0"/>
+                <w:numId w:val="23"/>
+              </w:numPr>
+              <w:rPr>
+                <w:szCs w:val="22"/>
+              </w:rPr>
+            </w:pPr>
+          </w:p>
+        </w:tc>
+        <w:tc>
+          <w:tcPr>
+            <w:tcW w:w="1175" w:type="pct"/>
+            <w:tcBorders>
+              <w:top w:val="nil"/>
+              <w:left w:val="nil"/>
+              <w:bottom w:val="single" w:sz="4" w:space="0" w:color="auto"/>
+              <w:right w:val="single" w:sz="4" w:space="0" w:color="auto"/>
+            </w:tcBorders>
+            <w:vAlign w:val="center"/>
+          </w:tcPr>
+          <w:p>
+            <w:pPr>
+              <w:rPr>
+                <w:szCs w:val="22"/>
+              </w:rPr>
+            </w:pPr>
+            <w:r>
+              <w:rPr>
+                <w:szCs w:val="22"/>
+              </w:rPr>
+              <w:t>Type of Toilet to Empty</w:t>
+            </w:r>
+          </w:p>
+        </w:tc>
+        <w:tc>
+          <w:tcPr>
+            <w:tcW w:w="725" w:type="pct"/>
+            <w:tcBorders>
+              <w:top w:val="single" w:sz="4" w:space="0" w:color="auto"/>
+              <w:left w:val="nil"/>
+              <w:bottom w:val="single" w:sz="4" w:space="0" w:color="auto"/>
+              <w:right w:val="single" w:sz="4" w:space="0" w:color="auto"/>
+            </w:tcBorders>
+          </w:tcPr>
+          <w:p>
+            <w:pPr>
+              <w:rPr>
+                <w:szCs w:val="22"/>
+              </w:rPr>
+            </w:pPr>
+          </w:p>
+        </w:tc>
+        <w:tc>
+          <w:tcPr>
+            <w:tcW w:w="436" w:type="pct"/>
+            <w:tcBorders>
+              <w:top w:val="nil"/>
+              <w:left w:val="single" w:sz="4" w:space="0" w:color="auto"/>
+              <w:bottom w:val="single" w:sz="4" w:space="0" w:color="auto"/>
+              <w:right w:val="single" w:sz="4" w:space="0" w:color="auto"/>
+            </w:tcBorders>
+            <w:noWrap/>
+            <w:vAlign w:val="center"/>
+          </w:tcPr>
+          <w:p>
+            <w:pPr>
+              <w:jc w:val="center"/>
+              <w:rPr>
+                <w:szCs w:val="22"/>
+              </w:rPr>
+            </w:pPr>
+          </w:p>
+        </w:tc>
+        <w:tc>
+          <w:tcPr>
+            <w:tcW w:w="662" w:type="pct"/>
+            <w:tcBorders>
+              <w:top w:val="nil"/>
+              <w:left w:val="nil"/>
+              <w:bottom w:val="single" w:sz="4" w:space="0" w:color="auto"/>
+              <w:right w:val="single" w:sz="4" w:space="0" w:color="auto"/>
+            </w:tcBorders>
+            <w:vAlign w:val="center"/>
+          </w:tcPr>
+          <w:p>
+            <w:pPr>
+              <w:rPr>
+                <w:szCs w:val="22"/>
+              </w:rPr>
+            </w:pPr>
+          </w:p>
+        </w:tc>
+        <w:tc>
+          <w:tcPr>
+            <w:tcW w:w="1541" w:type="pct"/>
+            <w:tcBorders>
+              <w:top w:val="nil"/>
+              <w:left w:val="nil"/>
+              <w:bottom w:val="single" w:sz="4" w:space="0" w:color="auto"/>
+              <w:right w:val="single" w:sz="4" w:space="0" w:color="auto"/>
+            </w:tcBorders>
+            <w:vAlign w:val="center"/>
+          </w:tcPr>
+          <w:p>
+            <w:pPr>
+              <w:rPr>
+                <w:color w:val="000000" w:themeColor="text1"/>
+                <w:szCs w:val="22"/>
+              </w:rPr>
+            </w:pPr>
+            <w:r>
+              <w:rPr>
+                <w:color w:val="000000" w:themeColor="text1"/>
+                <w:szCs w:val="22"/>
+              </w:rPr>
+              <w:t>This is a single-select dropdown list with the following options;</w:t>
+            </w:r>
+          </w:p>
+          <w:p>
+            <w:pPr>
+              <w:pStyle w:val="ListParagraph"/>
+              <w:numPr>
+                <w:ilvl w:val="0"/>
+                <w:numId w:val="21"/>
+              </w:numPr>
+              <w:rPr>
+                <w:color w:val="000000" w:themeColor="text1"/>
+                <w:szCs w:val="22"/>
+              </w:rPr>
+            </w:pPr>
+            <w:r>
+              <w:rPr>
+                <w:color w:val="000000" w:themeColor="text1"/>
+                <w:szCs w:val="22"/>
+              </w:rPr>
+              <w:t>Pit Latrine</w:t>
+            </w:r>
+          </w:p>
+          <w:p>
+            <w:pPr>
+              <w:pStyle w:val="ListParagraph"/>
+              <w:numPr>
+                <w:ilvl w:val="0"/>
+                <w:numId w:val="21"/>
+              </w:numPr>
+              <w:rPr>
+                <w:szCs w:val="22"/>
+              </w:rPr>
+            </w:pPr>
+            <w:r>
+              <w:rPr>
+                <w:color w:val="000000" w:themeColor="text1"/>
+                <w:szCs w:val="22"/>
+              </w:rPr>
+              <w:t>Septic Tank</w:t>
+            </w:r>
+          </w:p>
+        </w:tc>
+      </w:tr>
+      <w:tr>
+        <w:trPr>
+          <w:trHeight w:val="255"/>
+        </w:trPr>
+        <w:tc>
+          <w:tcPr>
+            <w:tcW w:w="5000" w:type="pct"/>
+            <w:gridSpan w:val="6"/>
+            <w:tcBorders>
+              <w:top w:val="single" w:sz="4" w:space="0" w:color="auto"/>
+              <w:left w:val="single" w:sz="4" w:space="0" w:color="auto"/>
+              <w:bottom w:val="single" w:sz="4" w:space="0" w:color="auto"/>
+              <w:right w:val="single" w:sz="4" w:space="0" w:color="auto"/>
+            </w:tcBorders>
+          </w:tcPr>
+          <w:p>
+            <w:pPr>
+              <w:rPr>
+                <w:szCs w:val="22"/>
+              </w:rPr>
+            </w:pPr>
+            <w:r>
+              <w:rPr>
+                <w:b/>
+                <w:bCs/>
+                <w:szCs w:val="22"/>
+              </w:rPr>
+              <w:t>Section C: Additional Contact Details.</w:t>
+            </w:r>
+          </w:p>
+        </w:tc>
+      </w:tr>
+      <w:tr>
+        <w:trPr>
+          <w:trHeight w:val="255"/>
+        </w:trPr>
+        <w:tc>
+          <w:tcPr>
+            <w:tcW w:w="461" w:type="pct"/>
+            <w:tcBorders>
+              <w:top w:val="single" w:sz="4" w:space="0" w:color="auto"/>
+              <w:left w:val="single" w:sz="4" w:space="0" w:color="auto"/>
+              <w:bottom w:val="single" w:sz="4" w:space="0" w:color="auto"/>
+              <w:right w:val="single" w:sz="4" w:space="0" w:color="auto"/>
+            </w:tcBorders>
+            <w:vAlign w:val="center"/>
+          </w:tcPr>
+          <w:p>
+            <w:pPr>
+              <w:pStyle w:val="ListParagraph"/>
+              <w:keepLines w:val="0"/>
+              <w:numPr>
+                <w:ilvl w:val="0"/>
+                <w:numId w:val="23"/>
+              </w:numPr>
+              <w:rPr>
+                <w:szCs w:val="22"/>
+              </w:rPr>
+            </w:pPr>
+          </w:p>
+        </w:tc>
+        <w:tc>
+          <w:tcPr>
+            <w:tcW w:w="1175" w:type="pct"/>
+            <w:tcBorders>
+              <w:top w:val="single" w:sz="4" w:space="0" w:color="auto"/>
+              <w:left w:val="nil"/>
+              <w:bottom w:val="single" w:sz="4" w:space="0" w:color="auto"/>
+              <w:right w:val="single" w:sz="4" w:space="0" w:color="auto"/>
+            </w:tcBorders>
+            <w:vAlign w:val="center"/>
+          </w:tcPr>
+          <w:p>
+            <w:pPr>
+              <w:rPr>
+                <w:szCs w:val="22"/>
+              </w:rPr>
+            </w:pPr>
+            <w:r>
+              <w:rPr>
+                <w:color w:val="000000" w:themeColor="text1"/>
+                <w:szCs w:val="22"/>
+              </w:rPr>
+              <w:t>Contact Person (Name)</w:t>
+            </w:r>
+          </w:p>
+        </w:tc>
+        <w:tc>
+          <w:tcPr>
+            <w:tcW w:w="725" w:type="pct"/>
+            <w:tcBorders>
+              <w:top w:val="single" w:sz="4" w:space="0" w:color="auto"/>
+              <w:left w:val="nil"/>
+              <w:bottom w:val="single" w:sz="4" w:space="0" w:color="auto"/>
+              <w:right w:val="single" w:sz="4" w:space="0" w:color="auto"/>
+            </w:tcBorders>
+          </w:tcPr>
+          <w:p>
+            <w:pPr>
+              <w:rPr>
+                <w:szCs w:val="22"/>
+              </w:rPr>
+            </w:pPr>
+          </w:p>
+        </w:tc>
+        <w:tc>
+          <w:tcPr>
+            <w:tcW w:w="436" w:type="pct"/>
+            <w:tcBorders>
+              <w:top w:val="single" w:sz="4" w:space="0" w:color="auto"/>
+              <w:left w:val="single" w:sz="4" w:space="0" w:color="auto"/>
+              <w:bottom w:val="single" w:sz="4" w:space="0" w:color="auto"/>
+              <w:right w:val="single" w:sz="4" w:space="0" w:color="auto"/>
+            </w:tcBorders>
+            <w:noWrap/>
+            <w:vAlign w:val="center"/>
+          </w:tcPr>
+          <w:p>
+            <w:pPr>
+              <w:jc w:val="center"/>
+              <w:rPr>
+                <w:szCs w:val="22"/>
+              </w:rPr>
+            </w:pPr>
+            <w:r>
+              <w:rPr>
+                <w:szCs w:val="22"/>
+              </w:rPr>
+              <w:t>O</w:t>
+            </w:r>
+          </w:p>
+        </w:tc>
+        <w:tc>
+          <w:tcPr>
+            <w:tcW w:w="662" w:type="pct"/>
+            <w:tcBorders>
+              <w:top w:val="single" w:sz="4" w:space="0" w:color="auto"/>
+              <w:left w:val="nil"/>
+              <w:bottom w:val="single" w:sz="4" w:space="0" w:color="auto"/>
+              <w:right w:val="single" w:sz="4" w:space="0" w:color="auto"/>
+            </w:tcBorders>
+            <w:vAlign w:val="center"/>
+          </w:tcPr>
+          <w:p>
+            <w:pPr>
+              <w:rPr>
+                <w:szCs w:val="22"/>
+              </w:rPr>
+            </w:pPr>
+          </w:p>
+        </w:tc>
+        <w:tc>
+          <w:tcPr>
+            <w:tcW w:w="1541" w:type="pct"/>
+            <w:tcBorders>
+              <w:top w:val="single" w:sz="4" w:space="0" w:color="auto"/>
+              <w:left w:val="nil"/>
+              <w:bottom w:val="single" w:sz="4" w:space="0" w:color="auto"/>
+              <w:right w:val="single" w:sz="4" w:space="0" w:color="auto"/>
+            </w:tcBorders>
+            <w:vAlign w:val="center"/>
+          </w:tcPr>
+          <w:p>
+            <w:pPr>
+              <w:rPr>
+                <w:szCs w:val="22"/>
+              </w:rPr>
+            </w:pPr>
+            <w:r>
+              <w:rPr>
+                <w:color w:val="000000" w:themeColor="text1"/>
+                <w:szCs w:val="22"/>
+              </w:rPr>
+              <w:t>Open text field</w:t>
+            </w:r>
+          </w:p>
+        </w:tc>
+      </w:tr>
+      <w:tr>
+        <w:trPr>
+          <w:trHeight w:val="255"/>
+        </w:trPr>
+        <w:tc>
+          <w:tcPr>
+            <w:tcW w:w="461" w:type="pct"/>
+            <w:tcBorders>
+              <w:top w:val="single" w:sz="4" w:space="0" w:color="auto"/>
+              <w:left w:val="single" w:sz="4" w:space="0" w:color="auto"/>
+              <w:bottom w:val="single" w:sz="4" w:space="0" w:color="auto"/>
+              <w:right w:val="single" w:sz="4" w:space="0" w:color="auto"/>
+            </w:tcBorders>
+            <w:vAlign w:val="center"/>
+          </w:tcPr>
+          <w:p>
+            <w:pPr>
+              <w:pStyle w:val="ListParagraph"/>
+              <w:keepLines w:val="0"/>
+              <w:numPr>
+                <w:ilvl w:val="0"/>
+                <w:numId w:val="23"/>
+              </w:numPr>
+              <w:rPr>
+                <w:szCs w:val="22"/>
+              </w:rPr>
+            </w:pPr>
+          </w:p>
+        </w:tc>
+        <w:tc>
+          <w:tcPr>
+            <w:tcW w:w="1175" w:type="pct"/>
+            <w:tcBorders>
+              <w:top w:val="single" w:sz="4" w:space="0" w:color="auto"/>
+              <w:left w:val="nil"/>
+              <w:bottom w:val="single" w:sz="4" w:space="0" w:color="auto"/>
+              <w:right w:val="single" w:sz="4" w:space="0" w:color="auto"/>
+            </w:tcBorders>
+            <w:vAlign w:val="center"/>
+          </w:tcPr>
+          <w:p>
+            <w:pPr>
+              <w:rPr>
+                <w:szCs w:val="22"/>
+              </w:rPr>
+            </w:pPr>
+            <w:r>
+              <w:rPr>
+                <w:color w:val="000000" w:themeColor="text1"/>
+                <w:szCs w:val="22"/>
+              </w:rPr>
+              <w:t>Contact person (Telephone contact)</w:t>
+            </w:r>
+          </w:p>
+        </w:tc>
+        <w:tc>
+          <w:tcPr>
+            <w:tcW w:w="725" w:type="pct"/>
+            <w:tcBorders>
+              <w:top w:val="single" w:sz="4" w:space="0" w:color="auto"/>
+              <w:left w:val="nil"/>
+              <w:bottom w:val="single" w:sz="4" w:space="0" w:color="auto"/>
+              <w:right w:val="single" w:sz="4" w:space="0" w:color="auto"/>
+            </w:tcBorders>
+          </w:tcPr>
+          <w:p>
+            <w:pPr>
+              <w:rPr>
+                <w:szCs w:val="22"/>
+              </w:rPr>
+            </w:pPr>
+          </w:p>
+        </w:tc>
+        <w:tc>
+          <w:tcPr>
+            <w:tcW w:w="436" w:type="pct"/>
+            <w:tcBorders>
+              <w:top w:val="single" w:sz="4" w:space="0" w:color="auto"/>
+              <w:left w:val="single" w:sz="4" w:space="0" w:color="auto"/>
+              <w:bottom w:val="single" w:sz="4" w:space="0" w:color="auto"/>
+              <w:right w:val="single" w:sz="4" w:space="0" w:color="auto"/>
+            </w:tcBorders>
+            <w:noWrap/>
+            <w:vAlign w:val="center"/>
+          </w:tcPr>
+          <w:p>
+            <w:pPr>
+              <w:jc w:val="center"/>
+              <w:rPr>
+                <w:szCs w:val="22"/>
+              </w:rPr>
+            </w:pPr>
+            <w:r>
+              <w:rPr>
+                <w:color w:val="000000" w:themeColor="text1"/>
+                <w:szCs w:val="22"/>
+              </w:rPr>
+              <w:t>C / M</w:t>
+            </w:r>
+          </w:p>
+        </w:tc>
+        <w:tc>
+          <w:tcPr>
+            <w:tcW w:w="662" w:type="pct"/>
+            <w:tcBorders>
+              <w:top w:val="single" w:sz="4" w:space="0" w:color="auto"/>
+              <w:left w:val="nil"/>
+              <w:bottom w:val="single" w:sz="4" w:space="0" w:color="auto"/>
+              <w:right w:val="single" w:sz="4" w:space="0" w:color="auto"/>
+            </w:tcBorders>
+            <w:vAlign w:val="center"/>
+          </w:tcPr>
+          <w:p>
+            <w:pPr>
+              <w:rPr>
+                <w:szCs w:val="22"/>
+              </w:rPr>
+            </w:pPr>
+            <w:r>
+              <w:rPr>
+                <w:szCs w:val="22"/>
+              </w:rPr>
+              <w:t xml:space="preserve">This field is active only when the Client selects fills in </w:t>
+            </w:r>
+            <w:r>
+              <w:rPr>
+                <w:b/>
+                <w:szCs w:val="22"/>
+              </w:rPr>
+              <w:t xml:space="preserve">field </w:t>
+            </w:r>
+            <w:r>
+              <w:rPr>
+                <w:b/>
+                <w:szCs w:val="22"/>
+              </w:rPr>
+              <w:t>8</w:t>
+            </w:r>
+            <w:r>
+              <w:rPr>
+                <w:szCs w:val="22"/>
+              </w:rPr>
+              <w:t>, above.</w:t>
+            </w:r>
+          </w:p>
+        </w:tc>
+        <w:tc>
+          <w:tcPr>
+            <w:tcW w:w="1541" w:type="pct"/>
+            <w:tcBorders>
+              <w:top w:val="single" w:sz="4" w:space="0" w:color="auto"/>
+              <w:left w:val="nil"/>
+              <w:bottom w:val="single" w:sz="4" w:space="0" w:color="auto"/>
+              <w:right w:val="single" w:sz="4" w:space="0" w:color="auto"/>
+            </w:tcBorders>
+            <w:vAlign w:val="center"/>
+          </w:tcPr>
+          <w:p>
+            <w:pPr>
+              <w:rPr>
+                <w:szCs w:val="22"/>
+              </w:rPr>
+            </w:pPr>
+            <w:r>
+              <w:rPr>
+                <w:color w:val="000000" w:themeColor="text1"/>
+                <w:szCs w:val="22"/>
+              </w:rPr>
+              <w:t>Numeric field</w:t>
+            </w:r>
+          </w:p>
+        </w:tc>
+      </w:tr>
+    </w:tbl>
+    <w:p/>
+    <w:p/>
+    <w:p>
+      <w:pPr>
+        <w:pStyle w:val="Heading2"/>
+        <w:numPr>
+          <w:ilvl w:val="1"/>
+          <w:numId w:val="5"/>
+        </w:numPr>
+      </w:pPr>
+      <w:r>
+        <w:t>Client Feedback Form</w:t>
+      </w:r>
+    </w:p>
+    <w:p>
+      <w:r>
+        <w:t>This is the form which is filled by the Client to confirm whether the Service Provider has completed the work.</w:t>
+      </w:r>
+    </w:p>
+    <w:tbl>
+      <w:tblPr>
+        <w:tblW w:w="5928" w:type="pct"/>
+        <w:tblInd w:w="-572" w:type="dxa"/>
+        <w:tblLayout w:type="fixed"/>
+        <w:tblLook w:val="0000" w:firstRow="0" w:lastRow="0" w:firstColumn="0" w:lastColumn="0" w:noHBand="0" w:noVBand="0"/>
+      </w:tblPr>
+      <w:tblGrid>
+        <w:gridCol w:w="1023"/>
+        <w:gridCol w:w="2605"/>
+        <w:gridCol w:w="1259"/>
+        <w:gridCol w:w="900"/>
+        <w:gridCol w:w="1882"/>
+        <w:gridCol w:w="3416"/>
+      </w:tblGrid>
+      <w:tr>
+        <w:trPr>
+          <w:trHeight w:val="510"/>
+          <w:tblHeader/>
+        </w:trPr>
+        <w:tc>
+          <w:tcPr>
+            <w:tcW w:w="461" w:type="pct"/>
+            <w:tcBorders>
+              <w:top w:val="single" w:sz="4" w:space="0" w:color="auto"/>
+              <w:left w:val="single" w:sz="4" w:space="0" w:color="auto"/>
+              <w:bottom w:val="single" w:sz="4" w:space="0" w:color="auto"/>
+              <w:right w:val="single" w:sz="4" w:space="0" w:color="auto"/>
+            </w:tcBorders>
+            <w:shd w:val="clear" w:color="auto" w:fill="B4C6E7" w:themeFill="accent1" w:themeFillTint="66"/>
+            <w:vAlign w:val="center"/>
+          </w:tcPr>
+          <w:p>
+            <w:pPr>
+              <w:rPr>
+                <w:b/>
+                <w:bCs/>
+                <w:color w:val="000000" w:themeColor="text1"/>
+                <w:szCs w:val="22"/>
+              </w:rPr>
+            </w:pPr>
+            <w:r>
+              <w:rPr>
+                <w:b/>
+                <w:bCs/>
+                <w:color w:val="000000" w:themeColor="text1"/>
+                <w:szCs w:val="22"/>
+              </w:rPr>
+              <w:t>Sr. No.</w:t>
+            </w:r>
+          </w:p>
+        </w:tc>
+        <w:tc>
+          <w:tcPr>
+            <w:tcW w:w="1175" w:type="pct"/>
+            <w:tcBorders>
+              <w:top w:val="single" w:sz="4" w:space="0" w:color="auto"/>
+              <w:left w:val="nil"/>
+              <w:bottom w:val="single" w:sz="4" w:space="0" w:color="auto"/>
+              <w:right w:val="single" w:sz="4" w:space="0" w:color="auto"/>
+            </w:tcBorders>
+            <w:shd w:val="clear" w:color="auto" w:fill="B4C6E7" w:themeFill="accent1" w:themeFillTint="66"/>
+            <w:vAlign w:val="center"/>
+          </w:tcPr>
+          <w:p>
+            <w:pPr>
+              <w:rPr>
+                <w:b/>
+                <w:bCs/>
+                <w:color w:val="000000" w:themeColor="text1"/>
+                <w:szCs w:val="22"/>
+              </w:rPr>
+            </w:pPr>
+            <w:r>
+              <w:rPr>
+                <w:b/>
+                <w:bCs/>
+                <w:color w:val="000000" w:themeColor="text1"/>
+                <w:szCs w:val="22"/>
+              </w:rPr>
+              <w:t>Field Name</w:t>
+            </w:r>
+          </w:p>
+        </w:tc>
+        <w:tc>
+          <w:tcPr>
+            <w:tcW w:w="568" w:type="pct"/>
+            <w:tcBorders>
+              <w:top w:val="single" w:sz="4" w:space="0" w:color="auto"/>
+              <w:left w:val="nil"/>
+              <w:bottom w:val="single" w:sz="4" w:space="0" w:color="auto"/>
+              <w:right w:val="single" w:sz="4" w:space="0" w:color="auto"/>
+            </w:tcBorders>
+            <w:shd w:val="clear" w:color="auto" w:fill="B4C6E7" w:themeFill="accent1" w:themeFillTint="66"/>
+            <w:vAlign w:val="center"/>
+          </w:tcPr>
+          <w:p>
+            <w:pPr>
+              <w:rPr>
+                <w:b/>
+                <w:bCs/>
+                <w:color w:val="000000" w:themeColor="text1"/>
+                <w:szCs w:val="22"/>
+              </w:rPr>
+            </w:pPr>
+            <w:r>
+              <w:rPr>
+                <w:b/>
+                <w:bCs/>
+                <w:color w:val="000000" w:themeColor="text1"/>
+                <w:szCs w:val="22"/>
+              </w:rPr>
+              <w:t>Sub-Field Name</w:t>
+            </w:r>
+          </w:p>
+        </w:tc>
+        <w:tc>
+          <w:tcPr>
+            <w:tcW w:w="406" w:type="pct"/>
+            <w:tcBorders>
+              <w:top w:val="single" w:sz="4" w:space="0" w:color="auto"/>
+              <w:left w:val="single" w:sz="4" w:space="0" w:color="auto"/>
+              <w:bottom w:val="single" w:sz="4" w:space="0" w:color="auto"/>
+              <w:right w:val="single" w:sz="4" w:space="0" w:color="auto"/>
+            </w:tcBorders>
+            <w:shd w:val="clear" w:color="auto" w:fill="B4C6E7" w:themeFill="accent1" w:themeFillTint="66"/>
+            <w:vAlign w:val="center"/>
+          </w:tcPr>
+          <w:p>
+            <w:pPr>
+              <w:rPr>
+                <w:b/>
+                <w:bCs/>
+                <w:color w:val="000000" w:themeColor="text1"/>
+                <w:szCs w:val="22"/>
+              </w:rPr>
+            </w:pPr>
+            <w:r>
+              <w:rPr>
+                <w:b/>
+                <w:bCs/>
+                <w:color w:val="000000" w:themeColor="text1"/>
+                <w:szCs w:val="22"/>
+              </w:rPr>
+              <w:t>Field Status</w:t>
+            </w:r>
+          </w:p>
+        </w:tc>
+        <w:tc>
+          <w:tcPr>
+            <w:tcW w:w="849" w:type="pct"/>
+            <w:tcBorders>
+              <w:top w:val="single" w:sz="4" w:space="0" w:color="auto"/>
+              <w:left w:val="nil"/>
+              <w:bottom w:val="single" w:sz="4" w:space="0" w:color="auto"/>
+              <w:right w:val="single" w:sz="4" w:space="0" w:color="auto"/>
+            </w:tcBorders>
+            <w:shd w:val="clear" w:color="auto" w:fill="B4C6E7" w:themeFill="accent1" w:themeFillTint="66"/>
+            <w:vAlign w:val="center"/>
+          </w:tcPr>
+          <w:p>
+            <w:pPr>
+              <w:rPr>
+                <w:b/>
+                <w:bCs/>
+                <w:color w:val="000000" w:themeColor="text1"/>
+                <w:szCs w:val="22"/>
+              </w:rPr>
+            </w:pPr>
+            <w:r>
+              <w:rPr>
+                <w:b/>
+                <w:bCs/>
+                <w:color w:val="000000" w:themeColor="text1"/>
+                <w:szCs w:val="22"/>
+              </w:rPr>
+              <w:t>Reference For conditional field</w:t>
+            </w:r>
+          </w:p>
+        </w:tc>
+        <w:tc>
+          <w:tcPr>
+            <w:tcW w:w="1541" w:type="pct"/>
+            <w:tcBorders>
+              <w:top w:val="single" w:sz="4" w:space="0" w:color="auto"/>
+              <w:left w:val="nil"/>
+              <w:bottom w:val="single" w:sz="4" w:space="0" w:color="auto"/>
+              <w:right w:val="single" w:sz="4" w:space="0" w:color="auto"/>
+            </w:tcBorders>
+            <w:shd w:val="clear" w:color="auto" w:fill="B4C6E7" w:themeFill="accent1" w:themeFillTint="66"/>
+            <w:vAlign w:val="center"/>
+          </w:tcPr>
+          <w:p>
+            <w:pPr>
+              <w:rPr>
+                <w:b/>
+                <w:bCs/>
+                <w:color w:val="000000" w:themeColor="text1"/>
+                <w:szCs w:val="22"/>
+              </w:rPr>
+            </w:pPr>
+            <w:r>
+              <w:rPr>
+                <w:b/>
+                <w:bCs/>
+                <w:color w:val="000000" w:themeColor="text1"/>
+                <w:szCs w:val="22"/>
+              </w:rPr>
+              <w:t>Remarks</w:t>
+            </w:r>
+          </w:p>
+        </w:tc>
+      </w:tr>
+      <w:tr>
+        <w:trPr>
+          <w:trHeight w:val="510"/>
+        </w:trPr>
+        <w:tc>
+          <w:tcPr>
+            <w:tcW w:w="461" w:type="pct"/>
+            <w:tcBorders>
+              <w:top w:val="single" w:sz="4" w:space="0" w:color="auto"/>
+              <w:left w:val="single" w:sz="4" w:space="0" w:color="auto"/>
+              <w:bottom w:val="single" w:sz="4" w:space="0" w:color="auto"/>
+              <w:right w:val="single" w:sz="4" w:space="0" w:color="auto"/>
+            </w:tcBorders>
+            <w:vAlign w:val="center"/>
+          </w:tcPr>
+          <w:p>
+            <w:pPr>
+              <w:pStyle w:val="ListParagraph"/>
+              <w:numPr>
+                <w:ilvl w:val="0"/>
+                <w:numId w:val="25"/>
+              </w:numPr>
+              <w:rPr>
+                <w:color w:val="000000" w:themeColor="text1"/>
+                <w:szCs w:val="22"/>
+              </w:rPr>
+            </w:pPr>
+          </w:p>
+        </w:tc>
+        <w:tc>
+          <w:tcPr>
+            <w:tcW w:w="1175" w:type="pct"/>
+            <w:tcBorders>
+              <w:top w:val="single" w:sz="4" w:space="0" w:color="auto"/>
+              <w:left w:val="nil"/>
+              <w:bottom w:val="single" w:sz="4" w:space="0" w:color="auto"/>
+              <w:right w:val="single" w:sz="4" w:space="0" w:color="auto"/>
+            </w:tcBorders>
+            <w:vAlign w:val="center"/>
+          </w:tcPr>
+          <w:p>
+            <w:pPr>
+              <w:rPr>
+                <w:color w:val="000000" w:themeColor="text1"/>
+                <w:szCs w:val="22"/>
+              </w:rPr>
+            </w:pPr>
+            <w:r>
+              <w:rPr>
+                <w:color w:val="000000" w:themeColor="text1"/>
+                <w:szCs w:val="22"/>
+              </w:rPr>
+              <w:t>Status of Work</w:t>
+            </w:r>
+          </w:p>
+        </w:tc>
+        <w:tc>
+          <w:tcPr>
+            <w:tcW w:w="568" w:type="pct"/>
+            <w:tcBorders>
+              <w:top w:val="single" w:sz="4" w:space="0" w:color="auto"/>
+              <w:left w:val="nil"/>
+              <w:bottom w:val="single" w:sz="4" w:space="0" w:color="auto"/>
+              <w:right w:val="single" w:sz="4" w:space="0" w:color="auto"/>
+            </w:tcBorders>
+          </w:tcPr>
+          <w:p>
+            <w:pPr>
+              <w:rPr>
+                <w:color w:val="000000" w:themeColor="text1"/>
+                <w:szCs w:val="22"/>
+              </w:rPr>
+            </w:pPr>
+          </w:p>
+        </w:tc>
+        <w:tc>
+          <w:tcPr>
+            <w:tcW w:w="406" w:type="pct"/>
+            <w:tcBorders>
+              <w:top w:val="single" w:sz="4" w:space="0" w:color="auto"/>
+              <w:left w:val="single" w:sz="4" w:space="0" w:color="auto"/>
+              <w:bottom w:val="single" w:sz="4" w:space="0" w:color="auto"/>
+              <w:right w:val="single" w:sz="4" w:space="0" w:color="auto"/>
+            </w:tcBorders>
+            <w:vAlign w:val="center"/>
+          </w:tcPr>
+          <w:p>
+            <w:pPr>
+              <w:jc w:val="center"/>
+              <w:rPr>
+                <w:color w:val="000000" w:themeColor="text1"/>
+                <w:szCs w:val="22"/>
+              </w:rPr>
+            </w:pPr>
+            <w:r>
+              <w:rPr>
+                <w:color w:val="000000" w:themeColor="text1"/>
+                <w:szCs w:val="22"/>
+              </w:rPr>
+              <w:t>M</w:t>
+            </w:r>
+          </w:p>
+        </w:tc>
+        <w:tc>
+          <w:tcPr>
+            <w:tcW w:w="849" w:type="pct"/>
+            <w:tcBorders>
+              <w:top w:val="single" w:sz="4" w:space="0" w:color="auto"/>
+              <w:left w:val="nil"/>
+              <w:bottom w:val="single" w:sz="4" w:space="0" w:color="auto"/>
+              <w:right w:val="single" w:sz="4" w:space="0" w:color="auto"/>
+            </w:tcBorders>
+            <w:vAlign w:val="center"/>
+          </w:tcPr>
+          <w:p>
+            <w:pPr>
+              <w:rPr>
+                <w:color w:val="000000" w:themeColor="text1"/>
+                <w:szCs w:val="22"/>
+              </w:rPr>
+            </w:pPr>
+          </w:p>
+        </w:tc>
+        <w:tc>
+          <w:tcPr>
+            <w:tcW w:w="1541" w:type="pct"/>
+            <w:tcBorders>
+              <w:top w:val="single" w:sz="4" w:space="0" w:color="auto"/>
+              <w:left w:val="nil"/>
+              <w:bottom w:val="single" w:sz="4" w:space="0" w:color="auto"/>
+              <w:right w:val="single" w:sz="4" w:space="0" w:color="auto"/>
+            </w:tcBorders>
+            <w:vAlign w:val="center"/>
+          </w:tcPr>
+          <w:p>
+            <w:pPr>
+              <w:rPr>
+                <w:color w:val="000000" w:themeColor="text1"/>
+                <w:szCs w:val="22"/>
+              </w:rPr>
+            </w:pPr>
+            <w:r>
+              <w:rPr>
+                <w:color w:val="000000" w:themeColor="text1"/>
+                <w:szCs w:val="22"/>
+              </w:rPr>
+              <w:t>This is a single-select dropdown list with the following options;</w:t>
+            </w:r>
+          </w:p>
+          <w:p>
+            <w:pPr>
+              <w:pStyle w:val="ListParagraph"/>
+              <w:numPr>
+                <w:ilvl w:val="0"/>
+                <w:numId w:val="21"/>
+              </w:numPr>
+              <w:rPr>
+                <w:color w:val="000000" w:themeColor="text1"/>
+                <w:szCs w:val="22"/>
+              </w:rPr>
+            </w:pPr>
+            <w:r>
+              <w:rPr>
+                <w:color w:val="000000" w:themeColor="text1"/>
+                <w:szCs w:val="22"/>
+              </w:rPr>
+              <w:t>Completed</w:t>
+            </w:r>
+          </w:p>
+          <w:p>
+            <w:pPr>
+              <w:pStyle w:val="ListParagraph"/>
+              <w:numPr>
+                <w:ilvl w:val="0"/>
+                <w:numId w:val="21"/>
+              </w:numPr>
+              <w:rPr>
+                <w:color w:val="000000" w:themeColor="text1"/>
+                <w:szCs w:val="22"/>
+              </w:rPr>
+            </w:pPr>
+            <w:r>
+              <w:rPr>
+                <w:color w:val="000000" w:themeColor="text1"/>
+                <w:szCs w:val="22"/>
+              </w:rPr>
+              <w:t>Left Incomplete</w:t>
+            </w:r>
+          </w:p>
+          <w:p>
+            <w:pPr>
+              <w:pStyle w:val="ListParagraph"/>
+              <w:numPr>
+                <w:ilvl w:val="0"/>
+                <w:numId w:val="21"/>
+              </w:numPr>
+              <w:rPr>
+                <w:color w:val="000000" w:themeColor="text1"/>
+                <w:szCs w:val="22"/>
+              </w:rPr>
+            </w:pPr>
+            <w:r>
+              <w:rPr>
+                <w:color w:val="000000" w:themeColor="text1"/>
+                <w:szCs w:val="22"/>
+              </w:rPr>
+              <w:t>Not Done at all</w:t>
+            </w:r>
+          </w:p>
+        </w:tc>
+      </w:tr>
+      <w:tr>
+        <w:trPr>
+          <w:trHeight w:val="510"/>
+        </w:trPr>
+        <w:tc>
+          <w:tcPr>
+            <w:tcW w:w="461" w:type="pct"/>
+            <w:tcBorders>
+              <w:top w:val="single" w:sz="4" w:space="0" w:color="auto"/>
+              <w:left w:val="single" w:sz="4" w:space="0" w:color="auto"/>
+              <w:bottom w:val="single" w:sz="4" w:space="0" w:color="auto"/>
+              <w:right w:val="single" w:sz="4" w:space="0" w:color="auto"/>
+            </w:tcBorders>
+            <w:vAlign w:val="center"/>
+          </w:tcPr>
+          <w:p>
+            <w:pPr>
+              <w:pStyle w:val="ListParagraph"/>
+              <w:numPr>
+                <w:ilvl w:val="0"/>
+                <w:numId w:val="25"/>
+              </w:numPr>
+              <w:rPr>
+                <w:color w:val="000000" w:themeColor="text1"/>
+                <w:szCs w:val="22"/>
+              </w:rPr>
+            </w:pPr>
+          </w:p>
+        </w:tc>
+        <w:tc>
+          <w:tcPr>
+            <w:tcW w:w="1175" w:type="pct"/>
+            <w:tcBorders>
+              <w:top w:val="single" w:sz="4" w:space="0" w:color="auto"/>
+              <w:left w:val="nil"/>
+              <w:bottom w:val="single" w:sz="4" w:space="0" w:color="auto"/>
+              <w:right w:val="single" w:sz="4" w:space="0" w:color="auto"/>
+            </w:tcBorders>
+            <w:vAlign w:val="center"/>
+          </w:tcPr>
+          <w:p>
+            <w:pPr>
+              <w:rPr>
+                <w:color w:val="000000" w:themeColor="text1"/>
+                <w:szCs w:val="22"/>
+              </w:rPr>
+            </w:pPr>
+            <w:r>
+              <w:rPr>
+                <w:color w:val="000000" w:themeColor="text1"/>
+                <w:szCs w:val="22"/>
+              </w:rPr>
+              <w:t>Feedback</w:t>
+            </w:r>
+          </w:p>
+        </w:tc>
+        <w:tc>
+          <w:tcPr>
+            <w:tcW w:w="568" w:type="pct"/>
+            <w:tcBorders>
+              <w:top w:val="single" w:sz="4" w:space="0" w:color="auto"/>
+              <w:left w:val="nil"/>
+              <w:bottom w:val="single" w:sz="4" w:space="0" w:color="auto"/>
+              <w:right w:val="single" w:sz="4" w:space="0" w:color="auto"/>
+            </w:tcBorders>
+          </w:tcPr>
+          <w:p>
+            <w:pPr>
+              <w:rPr>
+                <w:color w:val="000000" w:themeColor="text1"/>
+                <w:szCs w:val="22"/>
+              </w:rPr>
+            </w:pPr>
+          </w:p>
+        </w:tc>
+        <w:tc>
+          <w:tcPr>
+            <w:tcW w:w="406" w:type="pct"/>
+            <w:tcBorders>
+              <w:top w:val="single" w:sz="4" w:space="0" w:color="auto"/>
+              <w:left w:val="single" w:sz="4" w:space="0" w:color="auto"/>
+              <w:bottom w:val="single" w:sz="4" w:space="0" w:color="auto"/>
+              <w:right w:val="single" w:sz="4" w:space="0" w:color="auto"/>
+            </w:tcBorders>
+            <w:vAlign w:val="center"/>
+          </w:tcPr>
+          <w:p>
+            <w:pPr>
+              <w:jc w:val="center"/>
+              <w:rPr>
+                <w:color w:val="000000" w:themeColor="text1"/>
+                <w:szCs w:val="22"/>
+              </w:rPr>
+            </w:pPr>
+            <w:r>
+              <w:rPr>
+                <w:color w:val="000000" w:themeColor="text1"/>
+                <w:szCs w:val="22"/>
+              </w:rPr>
+              <w:t>M</w:t>
+            </w:r>
+          </w:p>
+        </w:tc>
+        <w:tc>
+          <w:tcPr>
+            <w:tcW w:w="849" w:type="pct"/>
+            <w:tcBorders>
+              <w:top w:val="single" w:sz="4" w:space="0" w:color="auto"/>
+              <w:left w:val="nil"/>
+              <w:bottom w:val="single" w:sz="4" w:space="0" w:color="auto"/>
+              <w:right w:val="single" w:sz="4" w:space="0" w:color="auto"/>
+            </w:tcBorders>
+            <w:vAlign w:val="center"/>
+          </w:tcPr>
+          <w:p>
+            <w:pPr>
+              <w:rPr>
+                <w:color w:val="000000" w:themeColor="text1"/>
+                <w:szCs w:val="22"/>
+              </w:rPr>
+            </w:pPr>
+          </w:p>
+        </w:tc>
+        <w:tc>
+          <w:tcPr>
+            <w:tcW w:w="1541" w:type="pct"/>
+            <w:tcBorders>
+              <w:top w:val="single" w:sz="4" w:space="0" w:color="auto"/>
+              <w:left w:val="nil"/>
+              <w:bottom w:val="single" w:sz="4" w:space="0" w:color="auto"/>
+              <w:right w:val="single" w:sz="4" w:space="0" w:color="auto"/>
+            </w:tcBorders>
+            <w:vAlign w:val="center"/>
+          </w:tcPr>
+          <w:p>
+            <w:pPr>
+              <w:rPr>
+                <w:color w:val="000000" w:themeColor="text1"/>
+                <w:szCs w:val="22"/>
+              </w:rPr>
+            </w:pPr>
+            <w:r>
+              <w:rPr>
+                <w:color w:val="000000" w:themeColor="text1"/>
+                <w:szCs w:val="22"/>
+              </w:rPr>
+              <w:t>Open text field</w:t>
+            </w:r>
+          </w:p>
+        </w:tc>
+      </w:tr>
+      <w:tr>
+        <w:trPr>
+          <w:trHeight w:val="510"/>
+        </w:trPr>
+        <w:tc>
+          <w:tcPr>
+            <w:tcW w:w="461" w:type="pct"/>
+            <w:tcBorders>
+              <w:top w:val="single" w:sz="4" w:space="0" w:color="auto"/>
+              <w:left w:val="single" w:sz="4" w:space="0" w:color="auto"/>
+              <w:bottom w:val="single" w:sz="4" w:space="0" w:color="auto"/>
+              <w:right w:val="single" w:sz="4" w:space="0" w:color="auto"/>
+            </w:tcBorders>
+            <w:vAlign w:val="center"/>
+          </w:tcPr>
+          <w:p>
+            <w:pPr>
+              <w:pStyle w:val="ListParagraph"/>
+              <w:numPr>
+                <w:ilvl w:val="0"/>
+                <w:numId w:val="25"/>
+              </w:numPr>
+              <w:rPr>
+                <w:color w:val="000000" w:themeColor="text1"/>
+                <w:szCs w:val="22"/>
+              </w:rPr>
+            </w:pPr>
+          </w:p>
+        </w:tc>
+        <w:tc>
+          <w:tcPr>
+            <w:tcW w:w="1175" w:type="pct"/>
+            <w:tcBorders>
+              <w:top w:val="single" w:sz="4" w:space="0" w:color="auto"/>
+              <w:left w:val="nil"/>
+              <w:bottom w:val="single" w:sz="4" w:space="0" w:color="auto"/>
+              <w:right w:val="single" w:sz="4" w:space="0" w:color="auto"/>
+            </w:tcBorders>
+            <w:vAlign w:val="center"/>
+          </w:tcPr>
+          <w:p>
+            <w:pPr>
+              <w:rPr>
+                <w:color w:val="000000" w:themeColor="text1"/>
+                <w:szCs w:val="22"/>
+              </w:rPr>
+            </w:pPr>
+            <w:r>
+              <w:rPr>
+                <w:color w:val="000000" w:themeColor="text1"/>
+                <w:szCs w:val="22"/>
+              </w:rPr>
+              <w:t>Rate Service</w:t>
+            </w:r>
+          </w:p>
+        </w:tc>
+        <w:tc>
+          <w:tcPr>
+            <w:tcW w:w="568" w:type="pct"/>
+            <w:tcBorders>
+              <w:top w:val="single" w:sz="4" w:space="0" w:color="auto"/>
+              <w:left w:val="nil"/>
+              <w:bottom w:val="single" w:sz="4" w:space="0" w:color="auto"/>
+              <w:right w:val="single" w:sz="4" w:space="0" w:color="auto"/>
+            </w:tcBorders>
+          </w:tcPr>
+          <w:p>
+            <w:pPr>
+              <w:rPr>
+                <w:color w:val="000000" w:themeColor="text1"/>
+                <w:szCs w:val="22"/>
+              </w:rPr>
+            </w:pPr>
+          </w:p>
+        </w:tc>
+        <w:tc>
+          <w:tcPr>
+            <w:tcW w:w="406" w:type="pct"/>
+            <w:tcBorders>
+              <w:top w:val="single" w:sz="4" w:space="0" w:color="auto"/>
+              <w:left w:val="single" w:sz="4" w:space="0" w:color="auto"/>
+              <w:bottom w:val="single" w:sz="4" w:space="0" w:color="auto"/>
+              <w:right w:val="single" w:sz="4" w:space="0" w:color="auto"/>
+            </w:tcBorders>
+            <w:vAlign w:val="center"/>
+          </w:tcPr>
+          <w:p>
+            <w:pPr>
+              <w:jc w:val="center"/>
+              <w:rPr>
+                <w:color w:val="000000" w:themeColor="text1"/>
+                <w:szCs w:val="22"/>
+              </w:rPr>
+            </w:pPr>
+            <w:r>
+              <w:rPr>
+                <w:color w:val="000000" w:themeColor="text1"/>
+                <w:szCs w:val="22"/>
+              </w:rPr>
+              <w:t>M</w:t>
+            </w:r>
+          </w:p>
+        </w:tc>
+        <w:tc>
+          <w:tcPr>
+            <w:tcW w:w="849" w:type="pct"/>
+            <w:tcBorders>
+              <w:top w:val="single" w:sz="4" w:space="0" w:color="auto"/>
+              <w:left w:val="nil"/>
+              <w:bottom w:val="single" w:sz="4" w:space="0" w:color="auto"/>
+              <w:right w:val="single" w:sz="4" w:space="0" w:color="auto"/>
+            </w:tcBorders>
+            <w:vAlign w:val="center"/>
+          </w:tcPr>
+          <w:p>
+            <w:pPr>
+              <w:rPr>
+                <w:color w:val="000000" w:themeColor="text1"/>
+                <w:szCs w:val="22"/>
+              </w:rPr>
+            </w:pPr>
+          </w:p>
+        </w:tc>
+        <w:tc>
+          <w:tcPr>
+            <w:tcW w:w="1541" w:type="pct"/>
+            <w:tcBorders>
+              <w:top w:val="single" w:sz="4" w:space="0" w:color="auto"/>
+              <w:left w:val="nil"/>
+              <w:bottom w:val="single" w:sz="4" w:space="0" w:color="auto"/>
+              <w:right w:val="single" w:sz="4" w:space="0" w:color="auto"/>
+            </w:tcBorders>
+            <w:vAlign w:val="center"/>
+          </w:tcPr>
+          <w:p>
+            <w:pPr>
+              <w:rPr>
+                <w:color w:val="000000" w:themeColor="text1"/>
+                <w:szCs w:val="22"/>
+              </w:rPr>
+            </w:pPr>
+          </w:p>
+        </w:tc>
+      </w:tr>
+    </w:tbl>
+    <w:p/>
+    <w:p/>
+    <w:p>
+      <w:bookmarkStart w:id="3" w:name="_GoBack"/>
+      <w:bookmarkEnd w:id="3"/>
+    </w:p>
     <w:sectPr>
       <w:headerReference w:type="default" r:id="rId7"/>
       <w:pgSz w:w="12240" w:h="15840"/>
@@ -5820,6 +11814,208 @@
     </w:lvl>
   </w:abstractNum>
   <w:abstractNum w:abstractNumId="1" w15:restartNumberingAfterBreak="0">
+    <w:nsid w:val="062604DB"/>
+    <w:multiLevelType w:val="hybridMultilevel"/>
+    <w:tmpl w:val="C34A6636"/>
+    <w:lvl w:ilvl="0" w:tplc="2000000F">
+      <w:start w:val="1"/>
+      <w:numFmt w:val="decimal"/>
+      <w:lvlText w:val="%1."/>
+      <w:lvlJc w:val="left"/>
+      <w:pPr>
+        <w:ind w:left="720" w:hanging="360"/>
+      </w:pPr>
+      <w:rPr>
+        <w:rFonts w:hint="default"/>
+      </w:rPr>
+    </w:lvl>
+    <w:lvl w:ilvl="1" w:tplc="20000019" w:tentative="1">
+      <w:start w:val="1"/>
+      <w:numFmt w:val="lowerLetter"/>
+      <w:lvlText w:val="%2."/>
+      <w:lvlJc w:val="left"/>
+      <w:pPr>
+        <w:ind w:left="1440" w:hanging="360"/>
+      </w:pPr>
+    </w:lvl>
+    <w:lvl w:ilvl="2" w:tplc="2000001B" w:tentative="1">
+      <w:start w:val="1"/>
+      <w:numFmt w:val="lowerRoman"/>
+      <w:lvlText w:val="%3."/>
+      <w:lvlJc w:val="right"/>
+      <w:pPr>
+        <w:ind w:left="2160" w:hanging="180"/>
+      </w:pPr>
+    </w:lvl>
+    <w:lvl w:ilvl="3" w:tplc="2000000F" w:tentative="1">
+      <w:start w:val="1"/>
+      <w:numFmt w:val="decimal"/>
+      <w:lvlText w:val="%4."/>
+      <w:lvlJc w:val="left"/>
+      <w:pPr>
+        <w:ind w:left="2880" w:hanging="360"/>
+      </w:pPr>
+    </w:lvl>
+    <w:lvl w:ilvl="4" w:tplc="20000019" w:tentative="1">
+      <w:start w:val="1"/>
+      <w:numFmt w:val="lowerLetter"/>
+      <w:lvlText w:val="%5."/>
+      <w:lvlJc w:val="left"/>
+      <w:pPr>
+        <w:ind w:left="3600" w:hanging="360"/>
+      </w:pPr>
+    </w:lvl>
+    <w:lvl w:ilvl="5" w:tplc="2000001B" w:tentative="1">
+      <w:start w:val="1"/>
+      <w:numFmt w:val="lowerRoman"/>
+      <w:lvlText w:val="%6."/>
+      <w:lvlJc w:val="right"/>
+      <w:pPr>
+        <w:ind w:left="4320" w:hanging="180"/>
+      </w:pPr>
+    </w:lvl>
+    <w:lvl w:ilvl="6" w:tplc="2000000F" w:tentative="1">
+      <w:start w:val="1"/>
+      <w:numFmt w:val="decimal"/>
+      <w:lvlText w:val="%7."/>
+      <w:lvlJc w:val="left"/>
+      <w:pPr>
+        <w:ind w:left="5040" w:hanging="360"/>
+      </w:pPr>
+    </w:lvl>
+    <w:lvl w:ilvl="7" w:tplc="20000019" w:tentative="1">
+      <w:start w:val="1"/>
+      <w:numFmt w:val="lowerLetter"/>
+      <w:lvlText w:val="%8."/>
+      <w:lvlJc w:val="left"/>
+      <w:pPr>
+        <w:ind w:left="5760" w:hanging="360"/>
+      </w:pPr>
+    </w:lvl>
+    <w:lvl w:ilvl="8" w:tplc="2000001B" w:tentative="1">
+      <w:start w:val="1"/>
+      <w:numFmt w:val="lowerRoman"/>
+      <w:lvlText w:val="%9."/>
+      <w:lvlJc w:val="right"/>
+      <w:pPr>
+        <w:ind w:left="6480" w:hanging="180"/>
+      </w:pPr>
+    </w:lvl>
+  </w:abstractNum>
+  <w:abstractNum w:abstractNumId="2" w15:restartNumberingAfterBreak="0">
+    <w:nsid w:val="08C3449F"/>
+    <w:multiLevelType w:val="hybridMultilevel"/>
+    <w:tmpl w:val="B38471B2"/>
+    <w:lvl w:ilvl="0" w:tplc="04090001">
+      <w:start w:val="1"/>
+      <w:numFmt w:val="bullet"/>
+      <w:lvlText w:val=""/>
+      <w:lvlJc w:val="left"/>
+      <w:pPr>
+        <w:ind w:left="720" w:hanging="360"/>
+      </w:pPr>
+      <w:rPr>
+        <w:rFonts w:ascii="Symbol" w:hAnsi="Symbol" w:hint="default"/>
+      </w:rPr>
+    </w:lvl>
+    <w:lvl w:ilvl="1" w:tplc="04090003" w:tentative="1">
+      <w:start w:val="1"/>
+      <w:numFmt w:val="bullet"/>
+      <w:lvlText w:val="o"/>
+      <w:lvlJc w:val="left"/>
+      <w:pPr>
+        <w:ind w:left="1440" w:hanging="360"/>
+      </w:pPr>
+      <w:rPr>
+        <w:rFonts w:ascii="Courier New" w:hAnsi="Courier New" w:cs="Courier New" w:hint="default"/>
+      </w:rPr>
+    </w:lvl>
+    <w:lvl w:ilvl="2" w:tplc="04090005" w:tentative="1">
+      <w:start w:val="1"/>
+      <w:numFmt w:val="bullet"/>
+      <w:lvlText w:val=""/>
+      <w:lvlJc w:val="left"/>
+      <w:pPr>
+        <w:ind w:left="2160" w:hanging="360"/>
+      </w:pPr>
+      <w:rPr>
+        <w:rFonts w:ascii="Wingdings" w:hAnsi="Wingdings" w:hint="default"/>
+      </w:rPr>
+    </w:lvl>
+    <w:lvl w:ilvl="3" w:tplc="04090001" w:tentative="1">
+      <w:start w:val="1"/>
+      <w:numFmt w:val="bullet"/>
+      <w:lvlText w:val=""/>
+      <w:lvlJc w:val="left"/>
+      <w:pPr>
+        <w:ind w:left="2880" w:hanging="360"/>
+      </w:pPr>
+      <w:rPr>
+        <w:rFonts w:ascii="Symbol" w:hAnsi="Symbol" w:hint="default"/>
+      </w:rPr>
+    </w:lvl>
+    <w:lvl w:ilvl="4" w:tplc="04090003" w:tentative="1">
+      <w:start w:val="1"/>
+      <w:numFmt w:val="bullet"/>
+      <w:lvlText w:val="o"/>
+      <w:lvlJc w:val="left"/>
+      <w:pPr>
+        <w:ind w:left="3600" w:hanging="360"/>
+      </w:pPr>
+      <w:rPr>
+        <w:rFonts w:ascii="Courier New" w:hAnsi="Courier New" w:cs="Courier New" w:hint="default"/>
+      </w:rPr>
+    </w:lvl>
+    <w:lvl w:ilvl="5" w:tplc="04090005" w:tentative="1">
+      <w:start w:val="1"/>
+      <w:numFmt w:val="bullet"/>
+      <w:lvlText w:val=""/>
+      <w:lvlJc w:val="left"/>
+      <w:pPr>
+        <w:ind w:left="4320" w:hanging="360"/>
+      </w:pPr>
+      <w:rPr>
+        <w:rFonts w:ascii="Wingdings" w:hAnsi="Wingdings" w:hint="default"/>
+      </w:rPr>
+    </w:lvl>
+    <w:lvl w:ilvl="6" w:tplc="04090001" w:tentative="1">
+      <w:start w:val="1"/>
+      <w:numFmt w:val="bullet"/>
+      <w:lvlText w:val=""/>
+      <w:lvlJc w:val="left"/>
+      <w:pPr>
+        <w:ind w:left="5040" w:hanging="360"/>
+      </w:pPr>
+      <w:rPr>
+        <w:rFonts w:ascii="Symbol" w:hAnsi="Symbol" w:hint="default"/>
+      </w:rPr>
+    </w:lvl>
+    <w:lvl w:ilvl="7" w:tplc="04090003" w:tentative="1">
+      <w:start w:val="1"/>
+      <w:numFmt w:val="bullet"/>
+      <w:lvlText w:val="o"/>
+      <w:lvlJc w:val="left"/>
+      <w:pPr>
+        <w:ind w:left="5760" w:hanging="360"/>
+      </w:pPr>
+      <w:rPr>
+        <w:rFonts w:ascii="Courier New" w:hAnsi="Courier New" w:cs="Courier New" w:hint="default"/>
+      </w:rPr>
+    </w:lvl>
+    <w:lvl w:ilvl="8" w:tplc="04090005" w:tentative="1">
+      <w:start w:val="1"/>
+      <w:numFmt w:val="bullet"/>
+      <w:lvlText w:val=""/>
+      <w:lvlJc w:val="left"/>
+      <w:pPr>
+        <w:ind w:left="6480" w:hanging="360"/>
+      </w:pPr>
+      <w:rPr>
+        <w:rFonts w:ascii="Wingdings" w:hAnsi="Wingdings" w:hint="default"/>
+      </w:rPr>
+    </w:lvl>
+  </w:abstractNum>
+  <w:abstractNum w:abstractNumId="3" w15:restartNumberingAfterBreak="0">
     <w:nsid w:val="0B41703F"/>
     <w:multiLevelType w:val="hybridMultilevel"/>
     <w:tmpl w:val="19B8006E"/>
@@ -5932,7 +12128,7 @@
       </w:rPr>
     </w:lvl>
   </w:abstractNum>
-  <w:abstractNum w:abstractNumId="2" w15:restartNumberingAfterBreak="0">
+  <w:abstractNum w:abstractNumId="4" w15:restartNumberingAfterBreak="0">
     <w:nsid w:val="199517C5"/>
     <w:multiLevelType w:val="hybridMultilevel"/>
     <w:tmpl w:val="1E3C52F8"/>
@@ -6045,7 +12241,96 @@
       </w:rPr>
     </w:lvl>
   </w:abstractNum>
-  <w:abstractNum w:abstractNumId="3" w15:restartNumberingAfterBreak="0">
+  <w:abstractNum w:abstractNumId="5" w15:restartNumberingAfterBreak="0">
+    <w:nsid w:val="1F5122C2"/>
+    <w:multiLevelType w:val="hybridMultilevel"/>
+    <w:tmpl w:val="C34A6636"/>
+    <w:lvl w:ilvl="0" w:tplc="2000000F">
+      <w:start w:val="1"/>
+      <w:numFmt w:val="decimal"/>
+      <w:lvlText w:val="%1."/>
+      <w:lvlJc w:val="left"/>
+      <w:pPr>
+        <w:ind w:left="720" w:hanging="360"/>
+      </w:pPr>
+      <w:rPr>
+        <w:rFonts w:hint="default"/>
+      </w:rPr>
+    </w:lvl>
+    <w:lvl w:ilvl="1" w:tplc="20000019" w:tentative="1">
+      <w:start w:val="1"/>
+      <w:numFmt w:val="lowerLetter"/>
+      <w:lvlText w:val="%2."/>
+      <w:lvlJc w:val="left"/>
+      <w:pPr>
+        <w:ind w:left="1440" w:hanging="360"/>
+      </w:pPr>
+    </w:lvl>
+    <w:lvl w:ilvl="2" w:tplc="2000001B" w:tentative="1">
+      <w:start w:val="1"/>
+      <w:numFmt w:val="lowerRoman"/>
+      <w:lvlText w:val="%3."/>
+      <w:lvlJc w:val="right"/>
+      <w:pPr>
+        <w:ind w:left="2160" w:hanging="180"/>
+      </w:pPr>
+    </w:lvl>
+    <w:lvl w:ilvl="3" w:tplc="2000000F" w:tentative="1">
+      <w:start w:val="1"/>
+      <w:numFmt w:val="decimal"/>
+      <w:lvlText w:val="%4."/>
+      <w:lvlJc w:val="left"/>
+      <w:pPr>
+        <w:ind w:left="2880" w:hanging="360"/>
+      </w:pPr>
+    </w:lvl>
+    <w:lvl w:ilvl="4" w:tplc="20000019" w:tentative="1">
+      <w:start w:val="1"/>
+      <w:numFmt w:val="lowerLetter"/>
+      <w:lvlText w:val="%5."/>
+      <w:lvlJc w:val="left"/>
+      <w:pPr>
+        <w:ind w:left="3600" w:hanging="360"/>
+      </w:pPr>
+    </w:lvl>
+    <w:lvl w:ilvl="5" w:tplc="2000001B" w:tentative="1">
+      <w:start w:val="1"/>
+      <w:numFmt w:val="lowerRoman"/>
+      <w:lvlText w:val="%6."/>
+      <w:lvlJc w:val="right"/>
+      <w:pPr>
+        <w:ind w:left="4320" w:hanging="180"/>
+      </w:pPr>
+    </w:lvl>
+    <w:lvl w:ilvl="6" w:tplc="2000000F" w:tentative="1">
+      <w:start w:val="1"/>
+      <w:numFmt w:val="decimal"/>
+      <w:lvlText w:val="%7."/>
+      <w:lvlJc w:val="left"/>
+      <w:pPr>
+        <w:ind w:left="5040" w:hanging="360"/>
+      </w:pPr>
+    </w:lvl>
+    <w:lvl w:ilvl="7" w:tplc="20000019" w:tentative="1">
+      <w:start w:val="1"/>
+      <w:numFmt w:val="lowerLetter"/>
+      <w:lvlText w:val="%8."/>
+      <w:lvlJc w:val="left"/>
+      <w:pPr>
+        <w:ind w:left="5760" w:hanging="360"/>
+      </w:pPr>
+    </w:lvl>
+    <w:lvl w:ilvl="8" w:tplc="2000001B" w:tentative="1">
+      <w:start w:val="1"/>
+      <w:numFmt w:val="lowerRoman"/>
+      <w:lvlText w:val="%9."/>
+      <w:lvlJc w:val="right"/>
+      <w:pPr>
+        <w:ind w:left="6480" w:hanging="180"/>
+      </w:pPr>
+    </w:lvl>
+  </w:abstractNum>
+  <w:abstractNum w:abstractNumId="6" w15:restartNumberingAfterBreak="0">
     <w:nsid w:val="31595F78"/>
     <w:multiLevelType w:val="hybridMultilevel"/>
     <w:tmpl w:val="5B9E3BAA"/>
@@ -6160,7 +12445,7 @@
       </w:rPr>
     </w:lvl>
   </w:abstractNum>
-  <w:abstractNum w:abstractNumId="4" w15:restartNumberingAfterBreak="0">
+  <w:abstractNum w:abstractNumId="7" w15:restartNumberingAfterBreak="0">
     <w:nsid w:val="316D628D"/>
     <w:multiLevelType w:val="multilevel"/>
     <w:tmpl w:val="63DEA116"/>
@@ -6281,7 +12566,7 @@
       </w:rPr>
     </w:lvl>
   </w:abstractNum>
-  <w:abstractNum w:abstractNumId="5" w15:restartNumberingAfterBreak="0">
+  <w:abstractNum w:abstractNumId="8" w15:restartNumberingAfterBreak="0">
     <w:nsid w:val="339D4287"/>
     <w:multiLevelType w:val="hybridMultilevel"/>
     <w:tmpl w:val="813675CA"/>
@@ -6371,7 +12656,7 @@
       </w:pPr>
     </w:lvl>
   </w:abstractNum>
-  <w:abstractNum w:abstractNumId="6" w15:restartNumberingAfterBreak="0">
+  <w:abstractNum w:abstractNumId="9" w15:restartNumberingAfterBreak="0">
     <w:nsid w:val="3B6F5A00"/>
     <w:multiLevelType w:val="hybridMultilevel"/>
     <w:tmpl w:val="39F48FEE"/>
@@ -6484,7 +12769,7 @@
       </w:rPr>
     </w:lvl>
   </w:abstractNum>
-  <w:abstractNum w:abstractNumId="7" w15:restartNumberingAfterBreak="0">
+  <w:abstractNum w:abstractNumId="10" w15:restartNumberingAfterBreak="0">
     <w:nsid w:val="3E603334"/>
     <w:multiLevelType w:val="hybridMultilevel"/>
     <w:tmpl w:val="39F48FEE"/>
@@ -6597,7 +12882,7 @@
       </w:rPr>
     </w:lvl>
   </w:abstractNum>
-  <w:abstractNum w:abstractNumId="8" w15:restartNumberingAfterBreak="0">
+  <w:abstractNum w:abstractNumId="11" w15:restartNumberingAfterBreak="0">
     <w:nsid w:val="404673FD"/>
     <w:multiLevelType w:val="hybridMultilevel"/>
     <w:tmpl w:val="813675CA"/>
@@ -6687,7 +12972,7 @@
       </w:pPr>
     </w:lvl>
   </w:abstractNum>
-  <w:abstractNum w:abstractNumId="9" w15:restartNumberingAfterBreak="0">
+  <w:abstractNum w:abstractNumId="12" w15:restartNumberingAfterBreak="0">
     <w:nsid w:val="427F5138"/>
     <w:multiLevelType w:val="hybridMultilevel"/>
     <w:tmpl w:val="8F588B40"/>
@@ -6776,7 +13061,7 @@
       </w:pPr>
     </w:lvl>
   </w:abstractNum>
-  <w:abstractNum w:abstractNumId="10" w15:restartNumberingAfterBreak="0">
+  <w:abstractNum w:abstractNumId="13" w15:restartNumberingAfterBreak="0">
     <w:nsid w:val="4DFE5A8B"/>
     <w:multiLevelType w:val="hybridMultilevel"/>
     <w:tmpl w:val="5B508564"/>
@@ -6889,7 +13174,7 @@
       </w:rPr>
     </w:lvl>
   </w:abstractNum>
-  <w:abstractNum w:abstractNumId="11" w15:restartNumberingAfterBreak="0">
+  <w:abstractNum w:abstractNumId="14" w15:restartNumberingAfterBreak="0">
     <w:nsid w:val="4E096B3F"/>
     <w:multiLevelType w:val="hybridMultilevel"/>
     <w:tmpl w:val="4D30B7F0"/>
@@ -7002,7 +13287,96 @@
       </w:rPr>
     </w:lvl>
   </w:abstractNum>
-  <w:abstractNum w:abstractNumId="12" w15:restartNumberingAfterBreak="0">
+  <w:abstractNum w:abstractNumId="15" w15:restartNumberingAfterBreak="0">
+    <w:nsid w:val="4F04104B"/>
+    <w:multiLevelType w:val="hybridMultilevel"/>
+    <w:tmpl w:val="C34A6636"/>
+    <w:lvl w:ilvl="0" w:tplc="2000000F">
+      <w:start w:val="1"/>
+      <w:numFmt w:val="decimal"/>
+      <w:lvlText w:val="%1."/>
+      <w:lvlJc w:val="left"/>
+      <w:pPr>
+        <w:ind w:left="720" w:hanging="360"/>
+      </w:pPr>
+      <w:rPr>
+        <w:rFonts w:hint="default"/>
+      </w:rPr>
+    </w:lvl>
+    <w:lvl w:ilvl="1" w:tplc="20000019" w:tentative="1">
+      <w:start w:val="1"/>
+      <w:numFmt w:val="lowerLetter"/>
+      <w:lvlText w:val="%2."/>
+      <w:lvlJc w:val="left"/>
+      <w:pPr>
+        <w:ind w:left="1440" w:hanging="360"/>
+      </w:pPr>
+    </w:lvl>
+    <w:lvl w:ilvl="2" w:tplc="2000001B" w:tentative="1">
+      <w:start w:val="1"/>
+      <w:numFmt w:val="lowerRoman"/>
+      <w:lvlText w:val="%3."/>
+      <w:lvlJc w:val="right"/>
+      <w:pPr>
+        <w:ind w:left="2160" w:hanging="180"/>
+      </w:pPr>
+    </w:lvl>
+    <w:lvl w:ilvl="3" w:tplc="2000000F" w:tentative="1">
+      <w:start w:val="1"/>
+      <w:numFmt w:val="decimal"/>
+      <w:lvlText w:val="%4."/>
+      <w:lvlJc w:val="left"/>
+      <w:pPr>
+        <w:ind w:left="2880" w:hanging="360"/>
+      </w:pPr>
+    </w:lvl>
+    <w:lvl w:ilvl="4" w:tplc="20000019" w:tentative="1">
+      <w:start w:val="1"/>
+      <w:numFmt w:val="lowerLetter"/>
+      <w:lvlText w:val="%5."/>
+      <w:lvlJc w:val="left"/>
+      <w:pPr>
+        <w:ind w:left="3600" w:hanging="360"/>
+      </w:pPr>
+    </w:lvl>
+    <w:lvl w:ilvl="5" w:tplc="2000001B" w:tentative="1">
+      <w:start w:val="1"/>
+      <w:numFmt w:val="lowerRoman"/>
+      <w:lvlText w:val="%6."/>
+      <w:lvlJc w:val="right"/>
+      <w:pPr>
+        <w:ind w:left="4320" w:hanging="180"/>
+      </w:pPr>
+    </w:lvl>
+    <w:lvl w:ilvl="6" w:tplc="2000000F" w:tentative="1">
+      <w:start w:val="1"/>
+      <w:numFmt w:val="decimal"/>
+      <w:lvlText w:val="%7."/>
+      <w:lvlJc w:val="left"/>
+      <w:pPr>
+        <w:ind w:left="5040" w:hanging="360"/>
+      </w:pPr>
+    </w:lvl>
+    <w:lvl w:ilvl="7" w:tplc="20000019" w:tentative="1">
+      <w:start w:val="1"/>
+      <w:numFmt w:val="lowerLetter"/>
+      <w:lvlText w:val="%8."/>
+      <w:lvlJc w:val="left"/>
+      <w:pPr>
+        <w:ind w:left="5760" w:hanging="360"/>
+      </w:pPr>
+    </w:lvl>
+    <w:lvl w:ilvl="8" w:tplc="2000001B" w:tentative="1">
+      <w:start w:val="1"/>
+      <w:numFmt w:val="lowerRoman"/>
+      <w:lvlText w:val="%9."/>
+      <w:lvlJc w:val="right"/>
+      <w:pPr>
+        <w:ind w:left="6480" w:hanging="180"/>
+      </w:pPr>
+    </w:lvl>
+  </w:abstractNum>
+  <w:abstractNum w:abstractNumId="16" w15:restartNumberingAfterBreak="0">
     <w:nsid w:val="511E31A6"/>
     <w:multiLevelType w:val="hybridMultilevel"/>
     <w:tmpl w:val="8F588B40"/>
@@ -7091,7 +13465,7 @@
       </w:pPr>
     </w:lvl>
   </w:abstractNum>
-  <w:abstractNum w:abstractNumId="13" w15:restartNumberingAfterBreak="0">
+  <w:abstractNum w:abstractNumId="17" w15:restartNumberingAfterBreak="0">
     <w:nsid w:val="6BFD18EC"/>
     <w:multiLevelType w:val="hybridMultilevel"/>
     <w:tmpl w:val="A4F24B00"/>
@@ -7180,7 +13554,7 @@
       </w:pPr>
     </w:lvl>
   </w:abstractNum>
-  <w:abstractNum w:abstractNumId="14" w15:restartNumberingAfterBreak="0">
+  <w:abstractNum w:abstractNumId="18" w15:restartNumberingAfterBreak="0">
     <w:nsid w:val="6E767754"/>
     <w:multiLevelType w:val="hybridMultilevel"/>
     <w:tmpl w:val="A4F24B00"/>
@@ -7269,7 +13643,7 @@
       </w:pPr>
     </w:lvl>
   </w:abstractNum>
-  <w:abstractNum w:abstractNumId="15" w15:restartNumberingAfterBreak="0">
+  <w:abstractNum w:abstractNumId="19" w15:restartNumberingAfterBreak="0">
     <w:nsid w:val="6E947CB0"/>
     <w:multiLevelType w:val="hybridMultilevel"/>
     <w:tmpl w:val="813675CA"/>
@@ -7359,7 +13733,96 @@
       </w:pPr>
     </w:lvl>
   </w:abstractNum>
-  <w:abstractNum w:abstractNumId="16" w15:restartNumberingAfterBreak="0">
+  <w:abstractNum w:abstractNumId="20" w15:restartNumberingAfterBreak="0">
+    <w:nsid w:val="706C4191"/>
+    <w:multiLevelType w:val="hybridMultilevel"/>
+    <w:tmpl w:val="C34A6636"/>
+    <w:lvl w:ilvl="0" w:tplc="2000000F">
+      <w:start w:val="1"/>
+      <w:numFmt w:val="decimal"/>
+      <w:lvlText w:val="%1."/>
+      <w:lvlJc w:val="left"/>
+      <w:pPr>
+        <w:ind w:left="720" w:hanging="360"/>
+      </w:pPr>
+      <w:rPr>
+        <w:rFonts w:hint="default"/>
+      </w:rPr>
+    </w:lvl>
+    <w:lvl w:ilvl="1" w:tplc="20000019" w:tentative="1">
+      <w:start w:val="1"/>
+      <w:numFmt w:val="lowerLetter"/>
+      <w:lvlText w:val="%2."/>
+      <w:lvlJc w:val="left"/>
+      <w:pPr>
+        <w:ind w:left="1440" w:hanging="360"/>
+      </w:pPr>
+    </w:lvl>
+    <w:lvl w:ilvl="2" w:tplc="2000001B" w:tentative="1">
+      <w:start w:val="1"/>
+      <w:numFmt w:val="lowerRoman"/>
+      <w:lvlText w:val="%3."/>
+      <w:lvlJc w:val="right"/>
+      <w:pPr>
+        <w:ind w:left="2160" w:hanging="180"/>
+      </w:pPr>
+    </w:lvl>
+    <w:lvl w:ilvl="3" w:tplc="2000000F" w:tentative="1">
+      <w:start w:val="1"/>
+      <w:numFmt w:val="decimal"/>
+      <w:lvlText w:val="%4."/>
+      <w:lvlJc w:val="left"/>
+      <w:pPr>
+        <w:ind w:left="2880" w:hanging="360"/>
+      </w:pPr>
+    </w:lvl>
+    <w:lvl w:ilvl="4" w:tplc="20000019" w:tentative="1">
+      <w:start w:val="1"/>
+      <w:numFmt w:val="lowerLetter"/>
+      <w:lvlText w:val="%5."/>
+      <w:lvlJc w:val="left"/>
+      <w:pPr>
+        <w:ind w:left="3600" w:hanging="360"/>
+      </w:pPr>
+    </w:lvl>
+    <w:lvl w:ilvl="5" w:tplc="2000001B" w:tentative="1">
+      <w:start w:val="1"/>
+      <w:numFmt w:val="lowerRoman"/>
+      <w:lvlText w:val="%6."/>
+      <w:lvlJc w:val="right"/>
+      <w:pPr>
+        <w:ind w:left="4320" w:hanging="180"/>
+      </w:pPr>
+    </w:lvl>
+    <w:lvl w:ilvl="6" w:tplc="2000000F" w:tentative="1">
+      <w:start w:val="1"/>
+      <w:numFmt w:val="decimal"/>
+      <w:lvlText w:val="%7."/>
+      <w:lvlJc w:val="left"/>
+      <w:pPr>
+        <w:ind w:left="5040" w:hanging="360"/>
+      </w:pPr>
+    </w:lvl>
+    <w:lvl w:ilvl="7" w:tplc="20000019" w:tentative="1">
+      <w:start w:val="1"/>
+      <w:numFmt w:val="lowerLetter"/>
+      <w:lvlText w:val="%8."/>
+      <w:lvlJc w:val="left"/>
+      <w:pPr>
+        <w:ind w:left="5760" w:hanging="360"/>
+      </w:pPr>
+    </w:lvl>
+    <w:lvl w:ilvl="8" w:tplc="2000001B" w:tentative="1">
+      <w:start w:val="1"/>
+      <w:numFmt w:val="lowerRoman"/>
+      <w:lvlText w:val="%9."/>
+      <w:lvlJc w:val="right"/>
+      <w:pPr>
+        <w:ind w:left="6480" w:hanging="180"/>
+      </w:pPr>
+    </w:lvl>
+  </w:abstractNum>
+  <w:abstractNum w:abstractNumId="21" w15:restartNumberingAfterBreak="0">
     <w:nsid w:val="77566E6B"/>
     <w:multiLevelType w:val="hybridMultilevel"/>
     <w:tmpl w:val="D3145EDE"/>
@@ -7450,7 +13913,7 @@
       </w:pPr>
     </w:lvl>
   </w:abstractNum>
-  <w:abstractNum w:abstractNumId="17" w15:restartNumberingAfterBreak="0">
+  <w:abstractNum w:abstractNumId="22" w15:restartNumberingAfterBreak="0">
     <w:nsid w:val="788F5597"/>
     <w:multiLevelType w:val="hybridMultilevel"/>
     <w:tmpl w:val="813675CA"/>
@@ -7540,7 +14003,120 @@
       </w:pPr>
     </w:lvl>
   </w:abstractNum>
-  <w:abstractNum w:abstractNumId="18" w15:restartNumberingAfterBreak="0">
+  <w:abstractNum w:abstractNumId="23" w15:restartNumberingAfterBreak="0">
+    <w:nsid w:val="79587FAA"/>
+    <w:multiLevelType w:val="hybridMultilevel"/>
+    <w:tmpl w:val="F398913A"/>
+    <w:lvl w:ilvl="0" w:tplc="04090001">
+      <w:start w:val="1"/>
+      <w:numFmt w:val="bullet"/>
+      <w:lvlText w:val=""/>
+      <w:lvlJc w:val="left"/>
+      <w:pPr>
+        <w:ind w:left="720" w:hanging="360"/>
+      </w:pPr>
+      <w:rPr>
+        <w:rFonts w:ascii="Symbol" w:hAnsi="Symbol" w:hint="default"/>
+      </w:rPr>
+    </w:lvl>
+    <w:lvl w:ilvl="1" w:tplc="04090003" w:tentative="1">
+      <w:start w:val="1"/>
+      <w:numFmt w:val="bullet"/>
+      <w:lvlText w:val="o"/>
+      <w:lvlJc w:val="left"/>
+      <w:pPr>
+        <w:ind w:left="1440" w:hanging="360"/>
+      </w:pPr>
+      <w:rPr>
+        <w:rFonts w:ascii="Courier New" w:hAnsi="Courier New" w:cs="Courier New" w:hint="default"/>
+      </w:rPr>
+    </w:lvl>
+    <w:lvl w:ilvl="2" w:tplc="04090005" w:tentative="1">
+      <w:start w:val="1"/>
+      <w:numFmt w:val="bullet"/>
+      <w:lvlText w:val=""/>
+      <w:lvlJc w:val="left"/>
+      <w:pPr>
+        <w:ind w:left="2160" w:hanging="360"/>
+      </w:pPr>
+      <w:rPr>
+        <w:rFonts w:ascii="Wingdings" w:hAnsi="Wingdings" w:hint="default"/>
+      </w:rPr>
+    </w:lvl>
+    <w:lvl w:ilvl="3" w:tplc="04090001" w:tentative="1">
+      <w:start w:val="1"/>
+      <w:numFmt w:val="bullet"/>
+      <w:lvlText w:val=""/>
+      <w:lvlJc w:val="left"/>
+      <w:pPr>
+        <w:ind w:left="2880" w:hanging="360"/>
+      </w:pPr>
+      <w:rPr>
+        <w:rFonts w:ascii="Symbol" w:hAnsi="Symbol" w:hint="default"/>
+      </w:rPr>
+    </w:lvl>
+    <w:lvl w:ilvl="4" w:tplc="04090003" w:tentative="1">
+      <w:start w:val="1"/>
+      <w:numFmt w:val="bullet"/>
+      <w:lvlText w:val="o"/>
+      <w:lvlJc w:val="left"/>
+      <w:pPr>
+        <w:ind w:left="3600" w:hanging="360"/>
+      </w:pPr>
+      <w:rPr>
+        <w:rFonts w:ascii="Courier New" w:hAnsi="Courier New" w:cs="Courier New" w:hint="default"/>
+      </w:rPr>
+    </w:lvl>
+    <w:lvl w:ilvl="5" w:tplc="04090005" w:tentative="1">
+      <w:start w:val="1"/>
+      <w:numFmt w:val="bullet"/>
+      <w:lvlText w:val=""/>
+      <w:lvlJc w:val="left"/>
+      <w:pPr>
+        <w:ind w:left="4320" w:hanging="360"/>
+      </w:pPr>
+      <w:rPr>
+        <w:rFonts w:ascii="Wingdings" w:hAnsi="Wingdings" w:hint="default"/>
+      </w:rPr>
+    </w:lvl>
+    <w:lvl w:ilvl="6" w:tplc="04090001" w:tentative="1">
+      <w:start w:val="1"/>
+      <w:numFmt w:val="bullet"/>
+      <w:lvlText w:val=""/>
+      <w:lvlJc w:val="left"/>
+      <w:pPr>
+        <w:ind w:left="5040" w:hanging="360"/>
+      </w:pPr>
+      <w:rPr>
+        <w:rFonts w:ascii="Symbol" w:hAnsi="Symbol" w:hint="default"/>
+      </w:rPr>
+    </w:lvl>
+    <w:lvl w:ilvl="7" w:tplc="04090003" w:tentative="1">
+      <w:start w:val="1"/>
+      <w:numFmt w:val="bullet"/>
+      <w:lvlText w:val="o"/>
+      <w:lvlJc w:val="left"/>
+      <w:pPr>
+        <w:ind w:left="5760" w:hanging="360"/>
+      </w:pPr>
+      <w:rPr>
+        <w:rFonts w:ascii="Courier New" w:hAnsi="Courier New" w:cs="Courier New" w:hint="default"/>
+      </w:rPr>
+    </w:lvl>
+    <w:lvl w:ilvl="8" w:tplc="04090005" w:tentative="1">
+      <w:start w:val="1"/>
+      <w:numFmt w:val="bullet"/>
+      <w:lvlText w:val=""/>
+      <w:lvlJc w:val="left"/>
+      <w:pPr>
+        <w:ind w:left="6480" w:hanging="360"/>
+      </w:pPr>
+      <w:rPr>
+        <w:rFonts w:ascii="Wingdings" w:hAnsi="Wingdings" w:hint="default"/>
+      </w:rPr>
+    </w:lvl>
+  </w:abstractNum>
+  <w:abstractNum w:abstractNumId="24" w15:restartNumberingAfterBreak="0">
     <w:nsid w:val="7D1A2561"/>
     <w:multiLevelType w:val="hybridMultilevel"/>
     <w:tmpl w:val="D3145EDE"/>
@@ -7635,58 +14211,76 @@
     <w:abstractNumId w:val="0"/>
   </w:num>
   <w:num w:numId="2">
+    <w:abstractNumId w:val="17"/>
+  </w:num>
+  <w:num w:numId="3">
+    <w:abstractNumId w:val="10"/>
+  </w:num>
+  <w:num w:numId="4">
     <w:abstractNumId w:val="13"/>
   </w:num>
-  <w:num w:numId="3">
+  <w:num w:numId="5">
     <w:abstractNumId w:val="7"/>
   </w:num>
-  <w:num w:numId="4">
-    <w:abstractNumId w:val="10"/>
+  <w:num w:numId="6">
+    <w:abstractNumId w:val="6"/>
   </w:num>
-  <w:num w:numId="5">
+  <w:num w:numId="7">
+    <w:abstractNumId w:val="21"/>
+  </w:num>
+  <w:num w:numId="8">
+    <w:abstractNumId w:val="19"/>
+  </w:num>
+  <w:num w:numId="9">
+    <w:abstractNumId w:val="22"/>
+  </w:num>
+  <w:num w:numId="10">
+    <w:abstractNumId w:val="12"/>
+  </w:num>
+  <w:num w:numId="11">
+    <w:abstractNumId w:val="3"/>
+  </w:num>
+  <w:num w:numId="12">
+    <w:abstractNumId w:val="14"/>
+  </w:num>
+  <w:num w:numId="13">
     <w:abstractNumId w:val="4"/>
   </w:num>
-  <w:num w:numId="6">
-    <w:abstractNumId w:val="3"/>
+  <w:num w:numId="14">
+    <w:abstractNumId w:val="8"/>
   </w:num>
-  <w:num w:numId="7">
+  <w:num w:numId="15">
     <w:abstractNumId w:val="16"/>
   </w:num>
-  <w:num w:numId="8">
+  <w:num w:numId="16">
+    <w:abstractNumId w:val="11"/>
+  </w:num>
+  <w:num w:numId="17">
+    <w:abstractNumId w:val="18"/>
+  </w:num>
+  <w:num w:numId="18">
+    <w:abstractNumId w:val="24"/>
+  </w:num>
+  <w:num w:numId="19">
+    <w:abstractNumId w:val="9"/>
+  </w:num>
+  <w:num w:numId="20">
+    <w:abstractNumId w:val="20"/>
+  </w:num>
+  <w:num w:numId="21">
+    <w:abstractNumId w:val="23"/>
+  </w:num>
+  <w:num w:numId="22">
     <w:abstractNumId w:val="15"/>
   </w:num>
-  <w:num w:numId="9">
-    <w:abstractNumId w:val="17"/>
-  </w:num>
-  <w:num w:numId="10">
-    <w:abstractNumId w:val="9"/>
-  </w:num>
-  <w:num w:numId="11">
+  <w:num w:numId="23">
     <w:abstractNumId w:val="1"/>
   </w:num>
-  <w:num w:numId="12">
-    <w:abstractNumId w:val="11"/>
-  </w:num>
-  <w:num w:numId="13">
+  <w:num w:numId="24">
     <w:abstractNumId w:val="2"/>
   </w:num>
-  <w:num w:numId="14">
+  <w:num w:numId="25">
     <w:abstractNumId w:val="5"/>
-  </w:num>
-  <w:num w:numId="15">
-    <w:abstractNumId w:val="12"/>
-  </w:num>
-  <w:num w:numId="16">
-    <w:abstractNumId w:val="8"/>
-  </w:num>
-  <w:num w:numId="17">
-    <w:abstractNumId w:val="14"/>
-  </w:num>
-  <w:num w:numId="18">
-    <w:abstractNumId w:val="18"/>
-  </w:num>
-  <w:num w:numId="19">
-    <w:abstractNumId w:val="6"/>
   </w:num>
 </w:numbering>
 </file>
